--- a/NOAH_Capstone_Final_Report.docx
+++ b/NOAH_Capstone_Final_Report.docx
@@ -495,7 +495,7 @@
           <w:color w:val="000000"/>
           <w:sz w:val="24"/>
         </w:rPr>
-        <w:t>Organizations worldwide store critical operational data in relational database management systems (RDBMS), yet relationship-heavy analytical questions — which neighborhoods are within two hops of a transit hub, which properties share an owner network — translate poorly into multi-table SQL joins. Graph database management systems such as Neo4j address this gap by storing relationships as first-class, traversable objects, but migrating from RDBMS to graph remains a manual, error-prone process requiring specialist expertise. This project designed, implemented, and empirically validated an automated RDBMS-to-Knowledge Graph Conversion Bot that ingests an arbitrary PostgreSQL schema and produces a populated, integrity-checked Neo4j knowledge graph, paired with a natural-language query interface. The system implements three core modules grounded in published research: a Schema Analyzer and LLM-augmented Interpreter following De Virgilio's formal conversion rules; a batch Data Migrator with idempotent MERGE semantics and post-migration auditing in the Data2Neo style; and a Text2Cypher interface using schema-aware prompting over a modern large language model. The proof of concept was validated against the NOAH (Naturally Occurring Affordable Housing) database — 8,604 NYC affordable housing projects with PostGIS geometry, ZIP-level demographics, and census-tract rent-burden rates. Full migration completed in under eight seconds with zero data loss across 11,183 nodes and 17,072 relationships. The Text2Cypher interface scored 95 percent on a 20-question benchmark, substantially exceeding the 75 percent specification target. A ten-query performance study found Neo4j 37 times faster than PostgreSQL on variable-length traversal queries while ceding bulk-aggregation categories to PostgreSQL — evidence that graph databases are a right-tool-for-query-shape instrument rather than a blanket replacement. Generalization was demonstrated by migrating three unrelated public databases (Chinook, Northwind, Pagila) through the same engine with only per-dataset YAML mapping files. All artifacts — code, Streamlit dashboard, educational Jupyter notebook, benchmark reports — are released as open source.</w:t>
+        <w:t>Organizations store critical operational data in relational database management systems (RDBMS), yet relationship-heavy analytical questions translate poorly into multi-table SQL joins. Graph databases such as Neo4j address this gap by storing relationships as first-class objects, but migrating from RDBMS to graph remains a manual, specialist-intensive process. This project designed, implemented, and empirically validated an automated RDBMS-to-Knowledge Graph Conversion Bot that ingests an arbitrary PostgreSQL schema and produces a populated, integrity-checked Neo4j knowledge graph, paired with a natural-language query interface. The system implements three modules grounded in published research: a Schema Analyzer and LLM-augmented Interpreter following De Virgilio's formal rules; a batch Data Migrator with idempotent MERGE and post-migration audit in the Data2Neo style; and a Text2Cypher interface using schema-aware prompting over a modern LLM. The proof of concept was validated against the NOAH (Naturally Occurring Affordable Housing) database — 8,604 NYC housing projects with PostGIS geometry, ZIP-level demographics, and census-tract rent-burden rates. Full migration completed in under eight seconds with zero data loss across 11,183 nodes and 17,072 relationships. The Text2Cypher interface scored 95 percent on a 20-question benchmark, substantially exceeding the 75 percent target. A ten-query performance study found Neo4j 37 times faster than PostgreSQL on variable-length traversal while ceding bulk-aggregation to PostgreSQL — evidence that graph databases are a right-tool-for-query-shape instrument rather than a blanket replacement. Generalization was demonstrated by migrating three unrelated public databases (Chinook, Northwind, Pagila) through the same engine with only per-dataset YAML mapping files, each in under four seconds with zero orphan foreign keys. All artifacts are released as open source.</w:t>
       </w:r>
     </w:p>
     <w:p>
@@ -4857,6 +4857,138 @@
     </w:p>
     <w:p>
       <w:pPr>
+        <w:spacing w:before="200" w:after="40"/>
+        <w:jc w:val="center"/>
+      </w:pPr>
+      <w:r>
+        <w:drawing>
+          <wp:inline xmlns:a="http://schemas.openxmlformats.org/drawingml/2006/main" xmlns:pic="http://schemas.openxmlformats.org/drawingml/2006/picture">
+            <wp:extent cx="5486400" cy="3085714"/>
+            <wp:docPr id="1" name="Picture 1"/>
+            <wp:cNvGraphicFramePr>
+              <a:graphicFrameLocks noChangeAspect="1"/>
+            </wp:cNvGraphicFramePr>
+            <a:graphic>
+              <a:graphicData uri="http://schemas.openxmlformats.org/drawingml/2006/picture">
+                <pic:pic>
+                  <pic:nvPicPr>
+                    <pic:cNvPr id="0" name="fig_architecture-05.png"/>
+                    <pic:cNvPicPr/>
+                  </pic:nvPicPr>
+                  <pic:blipFill>
+                    <a:blip r:embed="rId11"/>
+                    <a:stretch>
+                      <a:fillRect/>
+                    </a:stretch>
+                  </pic:blipFill>
+                  <pic:spPr>
+                    <a:xfrm>
+                      <a:off x="0" y="0"/>
+                      <a:ext cx="5486400" cy="3085714"/>
+                    </a:xfrm>
+                    <a:prstGeom prst="rect"/>
+                  </pic:spPr>
+                </pic:pic>
+              </a:graphicData>
+            </a:graphic>
+          </wp:inline>
+        </w:drawing>
+      </w:r>
+    </w:p>
+    <w:p>
+      <w:pPr>
+        <w:spacing w:before="40" w:after="200"/>
+        <w:jc w:val="center"/>
+      </w:pPr>
+      <w:r>
+        <w:rPr>
+          <w:rFonts w:ascii="Times New Roman" w:hAnsi="Times New Roman" w:eastAsia="Times New Roman"/>
+          <w:b/>
+          <w:i/>
+          <w:color w:val="000000"/>
+          <w:sz w:val="20"/>
+        </w:rPr>
+        <w:t xml:space="preserve">Figure 5-1: </w:t>
+      </w:r>
+      <w:r>
+        <w:rPr>
+          <w:rFonts w:ascii="Times New Roman" w:hAnsi="Times New Roman" w:eastAsia="Times New Roman"/>
+          <w:b w:val="0"/>
+          <w:i/>
+          <w:color w:val="000000"/>
+          <w:sz w:val="20"/>
+        </w:rPr>
+        <w:t>System architecture — five components driven by one YAML configuration file. All components except the Data Migrator are stateless; none contains NOAH-specific logic.</w:t>
+      </w:r>
+    </w:p>
+    <w:p>
+      <w:pPr>
+        <w:spacing w:before="200" w:after="40"/>
+        <w:jc w:val="center"/>
+      </w:pPr>
+      <w:r>
+        <w:drawing>
+          <wp:inline xmlns:a="http://schemas.openxmlformats.org/drawingml/2006/main" xmlns:pic="http://schemas.openxmlformats.org/drawingml/2006/picture">
+            <wp:extent cx="5486400" cy="3085714"/>
+            <wp:docPr id="2" name="Picture 2"/>
+            <wp:cNvGraphicFramePr>
+              <a:graphicFrameLocks noChangeAspect="1"/>
+            </wp:cNvGraphicFramePr>
+            <a:graphic>
+              <a:graphicData uri="http://schemas.openxmlformats.org/drawingml/2006/picture">
+                <pic:pic>
+                  <pic:nvPicPr>
+                    <pic:cNvPr id="0" name="fig_schema-06.png"/>
+                    <pic:cNvPicPr/>
+                  </pic:nvPicPr>
+                  <pic:blipFill>
+                    <a:blip r:embed="rId12"/>
+                    <a:stretch>
+                      <a:fillRect/>
+                    </a:stretch>
+                  </pic:blipFill>
+                  <pic:spPr>
+                    <a:xfrm>
+                      <a:off x="0" y="0"/>
+                      <a:ext cx="5486400" cy="3085714"/>
+                    </a:xfrm>
+                    <a:prstGeom prst="rect"/>
+                  </pic:spPr>
+                </pic:pic>
+              </a:graphicData>
+            </a:graphic>
+          </wp:inline>
+        </w:drawing>
+      </w:r>
+    </w:p>
+    <w:p>
+      <w:pPr>
+        <w:spacing w:before="40" w:after="200"/>
+        <w:jc w:val="center"/>
+      </w:pPr>
+      <w:r>
+        <w:rPr>
+          <w:rFonts w:ascii="Times New Roman" w:hAnsi="Times New Roman" w:eastAsia="Times New Roman"/>
+          <w:b/>
+          <w:i/>
+          <w:color w:val="000000"/>
+          <w:sz w:val="20"/>
+        </w:rPr>
+        <w:t xml:space="preserve">Figure 5-2: </w:t>
+      </w:r>
+      <w:r>
+        <w:rPr>
+          <w:rFonts w:ascii="Times New Roman" w:hAnsi="Times New Roman" w:eastAsia="Times New Roman"/>
+          <w:b w:val="0"/>
+          <w:i/>
+          <w:color w:val="000000"/>
+          <w:sz w:val="20"/>
+        </w:rPr>
+        <w:t>Target NOAH graph model — five node labels (HousingProject, ZipCode, Demographic, AffordabilityAnalysis, RentBurden) and six relationship types. ZipCode sits at the hub.</w:t>
+      </w:r>
+    </w:p>
+    <w:p>
+      <w:pPr>
         <w:keepNext/>
         <w:spacing w:before="360" w:after="120"/>
       </w:pPr>
@@ -7675,6 +7807,138 @@
     </w:p>
     <w:p>
       <w:pPr>
+        <w:spacing w:before="200" w:after="40"/>
+        <w:jc w:val="center"/>
+      </w:pPr>
+      <w:r>
+        <w:drawing>
+          <wp:inline xmlns:a="http://schemas.openxmlformats.org/drawingml/2006/main" xmlns:pic="http://schemas.openxmlformats.org/drawingml/2006/picture">
+            <wp:extent cx="5486400" cy="3085714"/>
+            <wp:docPr id="3" name="Picture 3"/>
+            <wp:cNvGraphicFramePr>
+              <a:graphicFrameLocks noChangeAspect="1"/>
+            </wp:cNvGraphicFramePr>
+            <a:graphic>
+              <a:graphicData uri="http://schemas.openxmlformats.org/drawingml/2006/picture">
+                <pic:pic>
+                  <pic:nvPicPr>
+                    <pic:cNvPr id="0" name="fig_perf_category-12.png"/>
+                    <pic:cNvPicPr/>
+                  </pic:nvPicPr>
+                  <pic:blipFill>
+                    <a:blip r:embed="rId13"/>
+                    <a:stretch>
+                      <a:fillRect/>
+                    </a:stretch>
+                  </pic:blipFill>
+                  <pic:spPr>
+                    <a:xfrm>
+                      <a:off x="0" y="0"/>
+                      <a:ext cx="5486400" cy="3085714"/>
+                    </a:xfrm>
+                    <a:prstGeom prst="rect"/>
+                  </pic:spPr>
+                </pic:pic>
+              </a:graphicData>
+            </a:graphic>
+          </wp:inline>
+        </w:drawing>
+      </w:r>
+    </w:p>
+    <w:p>
+      <w:pPr>
+        <w:spacing w:before="40" w:after="200"/>
+        <w:jc w:val="center"/>
+      </w:pPr>
+      <w:r>
+        <w:rPr>
+          <w:rFonts w:ascii="Times New Roman" w:hAnsi="Times New Roman" w:eastAsia="Times New Roman"/>
+          <w:b/>
+          <w:i/>
+          <w:color w:val="000000"/>
+          <w:sz w:val="20"/>
+        </w:rPr>
+        <w:t xml:space="preserve">Figure 6-1: </w:t>
+      </w:r>
+      <w:r>
+        <w:rPr>
+          <w:rFonts w:ascii="Times New Roman" w:hAnsi="Times New Roman" w:eastAsia="Times New Roman"/>
+          <w:b w:val="0"/>
+          <w:i/>
+          <w:color w:val="000000"/>
+          <w:sz w:val="20"/>
+        </w:rPr>
+        <w:t>Performance by query category — median execution time in milliseconds (PostgreSQL vs Neo4j) across five categories, ten warm runs each.</w:t>
+      </w:r>
+    </w:p>
+    <w:p>
+      <w:pPr>
+        <w:spacing w:before="200" w:after="40"/>
+        <w:jc w:val="center"/>
+      </w:pPr>
+      <w:r>
+        <w:drawing>
+          <wp:inline xmlns:a="http://schemas.openxmlformats.org/drawingml/2006/main" xmlns:pic="http://schemas.openxmlformats.org/drawingml/2006/picture">
+            <wp:extent cx="5486400" cy="3085714"/>
+            <wp:docPr id="4" name="Picture 4"/>
+            <wp:cNvGraphicFramePr>
+              <a:graphicFrameLocks noChangeAspect="1"/>
+            </wp:cNvGraphicFramePr>
+            <a:graphic>
+              <a:graphicData uri="http://schemas.openxmlformats.org/drawingml/2006/picture">
+                <pic:pic>
+                  <pic:nvPicPr>
+                    <pic:cNvPr id="0" name="fig_hero-13.png"/>
+                    <pic:cNvPicPr/>
+                  </pic:nvPicPr>
+                  <pic:blipFill>
+                    <a:blip r:embed="rId14"/>
+                    <a:stretch>
+                      <a:fillRect/>
+                    </a:stretch>
+                  </pic:blipFill>
+                  <pic:spPr>
+                    <a:xfrm>
+                      <a:off x="0" y="0"/>
+                      <a:ext cx="5486400" cy="3085714"/>
+                    </a:xfrm>
+                    <a:prstGeom prst="rect"/>
+                  </pic:spPr>
+                </pic:pic>
+              </a:graphicData>
+            </a:graphic>
+          </wp:inline>
+        </w:drawing>
+      </w:r>
+    </w:p>
+    <w:p>
+      <w:pPr>
+        <w:spacing w:before="40" w:after="200"/>
+        <w:jc w:val="center"/>
+      </w:pPr>
+      <w:r>
+        <w:rPr>
+          <w:rFonts w:ascii="Times New Roman" w:hAnsi="Times New Roman" w:eastAsia="Times New Roman"/>
+          <w:b/>
+          <w:i/>
+          <w:color w:val="000000"/>
+          <w:sz w:val="20"/>
+        </w:rPr>
+        <w:t xml:space="preserve">Figure 6-2: </w:t>
+      </w:r>
+      <w:r>
+        <w:rPr>
+          <w:rFonts w:ascii="Times New Roman" w:hAnsi="Times New Roman" w:eastAsia="Times New Roman"/>
+          <w:b w:val="0"/>
+          <w:i/>
+          <w:color w:val="000000"/>
+          <w:sz w:val="20"/>
+        </w:rPr>
+        <w:t>The hero query — "All ZIPs within 2 hops of 10001" runs 37.7 times faster in Neo4j (4.6 ms) than PostgreSQL's recursive CTE (174.4 ms).</w:t>
+      </w:r>
+    </w:p>
+    <w:p>
+      <w:pPr>
         <w:keepNext/>
         <w:spacing w:before="360" w:after="120"/>
       </w:pPr>
@@ -11880,4260 +12144,457 @@
     </w:p>
     <w:p>
       <w:pPr>
-        <w:spacing w:after="120" w:line="276" w:lineRule="auto"/>
-      </w:pPr>
-      <w:r>
-        <w:rPr>
-          <w:rFonts w:ascii="Times New Roman" w:hAnsi="Times New Roman" w:eastAsia="Times New Roman"/>
-          <w:b w:val="0"/>
-          <w:i w:val="0"/>
-          <w:color w:val="000000"/>
-          <w:sz w:val="24"/>
-        </w:rPr>
-        <w:t>Annotations</w:t>
-      </w:r>
-    </w:p>
-    <w:p>
-      <w:pPr>
-        <w:keepNext/>
-        <w:spacing w:before="200" w:after="80"/>
-      </w:pPr>
-      <w:r>
-        <w:rPr>
-          <w:rFonts w:ascii="Times New Roman" w:hAnsi="Times New Roman" w:eastAsia="Times New Roman"/>
-          <w:b/>
-          <w:i/>
-          <w:color w:val="000000"/>
-          <w:sz w:val="24"/>
-        </w:rPr>
-        <w:t>Project Overview</w:t>
-      </w:r>
-    </w:p>
-    <w:p>
-      <w:pPr>
-        <w:spacing w:after="120" w:line="276" w:lineRule="auto"/>
-      </w:pPr>
-      <w:r>
-        <w:rPr>
-          <w:rFonts w:ascii="Times New Roman" w:hAnsi="Times New Roman" w:eastAsia="Times New Roman"/>
-          <w:b w:val="0"/>
-          <w:i w:val="0"/>
-          <w:color w:val="000000"/>
-          <w:sz w:val="24"/>
-        </w:rPr>
-        <w:t xml:space="preserve">This memorandum presents the </w:t>
-      </w:r>
-      <w:r>
-        <w:rPr>
-          <w:rFonts w:ascii="Times New Roman" w:hAnsi="Times New Roman" w:eastAsia="Times New Roman"/>
-          <w:b/>
-          <w:i w:val="0"/>
-          <w:color w:val="000000"/>
-          <w:sz w:val="24"/>
-        </w:rPr>
-        <w:t>updated Work Breakdown Structure (WBS)</w:t>
-      </w:r>
-      <w:r>
-        <w:rPr>
-          <w:rFonts w:ascii="Times New Roman" w:hAnsi="Times New Roman" w:eastAsia="Times New Roman"/>
-          <w:b w:val="0"/>
-          <w:i w:val="0"/>
-          <w:color w:val="000000"/>
-          <w:sz w:val="24"/>
-        </w:rPr>
-        <w:t xml:space="preserve"> for the Automated RDBMS-to-Knowledge Graph Conversion Bot capstone project. This update annotates the original WBS (submitted March 4, 2026) with color-coded progress indicators as of April 6, 2026.</w:t>
-      </w:r>
-    </w:p>
-    <w:p>
-      <w:pPr>
-        <w:spacing w:after="120" w:line="276" w:lineRule="auto"/>
-      </w:pPr>
-      <w:r>
-        <w:rPr>
-          <w:rFonts w:ascii="Times New Roman" w:hAnsi="Times New Roman" w:eastAsia="Times New Roman"/>
-          <w:b w:val="0"/>
-          <w:i w:val="0"/>
-          <w:color w:val="000000"/>
-          <w:sz w:val="24"/>
-        </w:rPr>
-        <w:t>The project automates the conversion of the NOAH (Naturally Occurring Affordable Housing) PostgreSQL database into a Neo4j knowledge graph, featuring a Text2Cypher natural language query interface and a Streamlit web dashboard. The project spans 12 weeks (February 2 -- April 30, 2026) with an estimated total effort of 340 hours.</w:t>
-      </w:r>
-    </w:p>
-    <w:p>
-      <w:pPr>
-        <w:keepNext/>
-        <w:spacing w:before="200" w:after="80"/>
-      </w:pPr>
-      <w:r>
-        <w:rPr>
-          <w:rFonts w:ascii="Times New Roman" w:hAnsi="Times New Roman" w:eastAsia="Times New Roman"/>
-          <w:b/>
-          <w:i/>
-          <w:color w:val="000000"/>
-          <w:sz w:val="24"/>
-        </w:rPr>
-        <w:t>Color Legend</w:t>
-      </w:r>
-    </w:p>
-    <w:p>
-      <w:pPr>
-        <w:spacing w:after="0" w:line="264" w:lineRule="auto"/>
-        <w:ind w:left="576"/>
-      </w:pPr>
-      <w:r>
-        <w:rPr>
-          <w:rFonts w:ascii="Consolas" w:hAnsi="Consolas" w:eastAsia="Consolas"/>
-          <w:b w:val="0"/>
-          <w:i w:val="0"/>
-          <w:color w:val="000000"/>
-          <w:sz w:val="20"/>
-        </w:rPr>
-        <w:t xml:space="preserve">  -----------------------------------------------------------------------</w:t>
-      </w:r>
-    </w:p>
-    <w:p>
-      <w:pPr>
-        <w:spacing w:after="0" w:line="264" w:lineRule="auto"/>
-        <w:ind w:left="576"/>
-      </w:pPr>
-      <w:r>
-        <w:rPr>
-          <w:rFonts w:ascii="Consolas" w:hAnsi="Consolas" w:eastAsia="Consolas"/>
-          <w:b w:val="0"/>
-          <w:i w:val="0"/>
-          <w:color w:val="000000"/>
-          <w:sz w:val="20"/>
-        </w:rPr>
-        <w:t xml:space="preserve">  **Completed**           **In Progress**         **To Be Done**</w:t>
-      </w:r>
-    </w:p>
-    <w:p>
-      <w:pPr>
-        <w:spacing w:after="0" w:line="264" w:lineRule="auto"/>
-        <w:ind w:left="576"/>
-      </w:pPr>
-      <w:r>
-        <w:rPr>
-          <w:rFonts w:ascii="Consolas" w:hAnsi="Consolas" w:eastAsia="Consolas"/>
-          <w:b w:val="0"/>
-          <w:i w:val="0"/>
-          <w:color w:val="000000"/>
-          <w:sz w:val="20"/>
-        </w:rPr>
-        <w:t xml:space="preserve">  ----------------------- ----------------------- -----------------------</w:t>
-      </w:r>
-    </w:p>
-    <w:p>
-      <w:pPr>
-        <w:spacing w:after="0" w:line="264" w:lineRule="auto"/>
-        <w:ind w:left="576"/>
-      </w:pPr>
-      <w:r>
-        <w:rPr>
-          <w:rFonts w:ascii="Consolas" w:hAnsi="Consolas" w:eastAsia="Consolas"/>
-          <w:b w:val="0"/>
-          <w:i w:val="0"/>
-          <w:color w:val="000000"/>
-          <w:sz w:val="20"/>
-        </w:rPr>
-        <w:t xml:space="preserve">  -----------------------------------------------------------------------</w:t>
-      </w:r>
-    </w:p>
-    <w:p>
-      <w:pPr>
-        <w:keepNext/>
-        <w:spacing w:before="200" w:after="80"/>
-      </w:pPr>
-      <w:r>
-        <w:rPr>
-          <w:rFonts w:ascii="Times New Roman" w:hAnsi="Times New Roman" w:eastAsia="Times New Roman"/>
-          <w:b/>
-          <w:i/>
-          <w:color w:val="000000"/>
-          <w:sz w:val="24"/>
-        </w:rPr>
-        <w:t>Two-Level Work Breakdown Structure</w:t>
-      </w:r>
-    </w:p>
-    <w:p>
-      <w:pPr>
-        <w:spacing w:after="0" w:line="264" w:lineRule="auto"/>
-        <w:ind w:left="576"/>
-      </w:pPr>
-      <w:r>
-        <w:rPr>
-          <w:rFonts w:ascii="Consolas" w:hAnsi="Consolas" w:eastAsia="Consolas"/>
-          <w:b w:val="0"/>
-          <w:i w:val="0"/>
-          <w:color w:val="000000"/>
-          <w:sz w:val="20"/>
-        </w:rPr>
-        <w:t xml:space="preserve">  -----------------------------------------------------------------------------</w:t>
-      </w:r>
-    </w:p>
-    <w:p>
-      <w:pPr>
-        <w:spacing w:after="0" w:line="264" w:lineRule="auto"/>
-        <w:ind w:left="576"/>
-      </w:pPr>
-      <w:r>
-        <w:rPr>
-          <w:rFonts w:ascii="Consolas" w:hAnsi="Consolas" w:eastAsia="Consolas"/>
-          <w:b w:val="0"/>
-          <w:i w:val="0"/>
-          <w:color w:val="000000"/>
-          <w:sz w:val="20"/>
-        </w:rPr>
-        <w:t xml:space="preserve">  **WBS \#**     **Phase / Task** **Start**      **End**        **Milestone**</w:t>
-      </w:r>
-    </w:p>
-    <w:p>
-      <w:pPr>
-        <w:spacing w:after="0" w:line="264" w:lineRule="auto"/>
-        <w:ind w:left="576"/>
-      </w:pPr>
-      <w:r>
-        <w:rPr>
-          <w:rFonts w:ascii="Consolas" w:hAnsi="Consolas" w:eastAsia="Consolas"/>
-          <w:b w:val="0"/>
-          <w:i w:val="0"/>
-          <w:color w:val="000000"/>
-          <w:sz w:val="20"/>
-        </w:rPr>
-        <w:t xml:space="preserve">  -------------- ---------------- -------------- -------------- ---------------</w:t>
-      </w:r>
-    </w:p>
-    <w:p>
-      <w:pPr>
-        <w:spacing w:after="0" w:line="264" w:lineRule="auto"/>
-        <w:ind w:left="576"/>
-      </w:pPr>
-      <w:r>
-        <w:rPr>
-          <w:rFonts w:ascii="Consolas" w:hAnsi="Consolas" w:eastAsia="Consolas"/>
-          <w:b w:val="0"/>
-          <w:i w:val="0"/>
-          <w:color w:val="000000"/>
-          <w:sz w:val="20"/>
-        </w:rPr>
-        <w:t xml:space="preserve">  **1**          **Project        **Feb 2,       **Feb 19,      **Sponsor</w:t>
-      </w:r>
-    </w:p>
-    <w:p>
-      <w:pPr>
-        <w:spacing w:after="0" w:line="264" w:lineRule="auto"/>
-        <w:ind w:left="576"/>
-      </w:pPr>
-      <w:r>
-        <w:rPr>
-          <w:rFonts w:ascii="Consolas" w:hAnsi="Consolas" w:eastAsia="Consolas"/>
-          <w:b w:val="0"/>
-          <w:i w:val="0"/>
-          <w:color w:val="000000"/>
-          <w:sz w:val="20"/>
-        </w:rPr>
-        <w:t xml:space="preserve">                 Initiation &amp;     2026**         2026**         approval of FRS</w:t>
-      </w:r>
-    </w:p>
-    <w:p>
-      <w:pPr>
-        <w:spacing w:after="0" w:line="264" w:lineRule="auto"/>
-        <w:ind w:left="576"/>
-      </w:pPr>
-      <w:r>
-        <w:rPr>
-          <w:rFonts w:ascii="Consolas" w:hAnsi="Consolas" w:eastAsia="Consolas"/>
-          <w:b w:val="0"/>
-          <w:i w:val="0"/>
-          <w:color w:val="000000"/>
-          <w:sz w:val="20"/>
-        </w:rPr>
-        <w:t xml:space="preserve">                 Requirements                                   (Feb 19)**</w:t>
-      </w:r>
-    </w:p>
-    <w:p>
-      <w:pPr>
-        <w:spacing w:after="0" w:line="264" w:lineRule="auto"/>
-        <w:ind w:left="576"/>
-      </w:pPr>
-      <w:r>
-        <w:rPr>
-          <w:rFonts w:ascii="Consolas" w:hAnsi="Consolas" w:eastAsia="Consolas"/>
-          <w:b w:val="0"/>
-          <w:i w:val="0"/>
-          <w:color w:val="000000"/>
-          <w:sz w:val="20"/>
-        </w:rPr>
-        <w:t xml:space="preserve">                 Definition**                                   </w:t>
-      </w:r>
-    </w:p>
-    <w:p>
-      <w:pPr>
-        <w:spacing w:after="120" w:line="276" w:lineRule="auto"/>
-      </w:pPr>
-      <w:r>
-        <w:rPr>
-          <w:rFonts w:ascii="Times New Roman" w:hAnsi="Times New Roman" w:eastAsia="Times New Roman"/>
-          <w:b w:val="0"/>
-          <w:i w:val="0"/>
-          <w:color w:val="000000"/>
-          <w:sz w:val="24"/>
-        </w:rPr>
-        <w:t>1.1            Define project   Feb 2          Feb 5 scope and objectives</w:t>
-      </w:r>
-    </w:p>
-    <w:p>
-      <w:pPr>
-        <w:spacing w:after="120" w:line="276" w:lineRule="auto"/>
-      </w:pPr>
-      <w:r>
-        <w:rPr>
-          <w:rFonts w:ascii="Times New Roman" w:hAnsi="Times New Roman" w:eastAsia="Times New Roman"/>
-          <w:b w:val="0"/>
-          <w:i w:val="0"/>
-          <w:color w:val="000000"/>
-          <w:sz w:val="24"/>
-        </w:rPr>
-        <w:t>1.2            Finalize project Feb 5          Feb 10 proposal</w:t>
-      </w:r>
-    </w:p>
-    <w:p>
-      <w:pPr>
-        <w:spacing w:after="120" w:line="276" w:lineRule="auto"/>
-      </w:pPr>
-      <w:r>
-        <w:rPr>
-          <w:rFonts w:ascii="Times New Roman" w:hAnsi="Times New Roman" w:eastAsia="Times New Roman"/>
-          <w:b w:val="0"/>
-          <w:i w:val="0"/>
-          <w:color w:val="000000"/>
-          <w:sz w:val="24"/>
-        </w:rPr>
-        <w:t>1.3            Develop          Feb 10         Feb 19 functional requirements specification</w:t>
-      </w:r>
-    </w:p>
-    <w:p>
-      <w:pPr>
-        <w:spacing w:after="120" w:line="276" w:lineRule="auto"/>
-      </w:pPr>
-      <w:r>
-        <w:rPr>
-          <w:rFonts w:ascii="Times New Roman" w:hAnsi="Times New Roman" w:eastAsia="Times New Roman"/>
-          <w:b/>
-          <w:i w:val="0"/>
-          <w:color w:val="000000"/>
-          <w:sz w:val="24"/>
-        </w:rPr>
-        <w:t>2</w:t>
-      </w:r>
-      <w:r>
-        <w:rPr>
-          <w:rFonts w:ascii="Times New Roman" w:hAnsi="Times New Roman" w:eastAsia="Times New Roman"/>
-          <w:b w:val="0"/>
-          <w:i w:val="0"/>
-          <w:color w:val="000000"/>
-          <w:sz w:val="24"/>
-        </w:rPr>
-        <w:t xml:space="preserve">          </w:t>
-      </w:r>
-      <w:r>
-        <w:rPr>
-          <w:rFonts w:ascii="Times New Roman" w:hAnsi="Times New Roman" w:eastAsia="Times New Roman"/>
-          <w:b/>
-          <w:i w:val="0"/>
-          <w:color w:val="000000"/>
-          <w:sz w:val="24"/>
-        </w:rPr>
-        <w:t xml:space="preserve">Schema         </w:t>
-      </w:r>
-      <w:r>
-        <w:rPr>
-          <w:rFonts w:ascii="Times New Roman" w:hAnsi="Times New Roman" w:eastAsia="Times New Roman"/>
-          <w:b w:val="0"/>
-          <w:i w:val="0"/>
-          <w:color w:val="000000"/>
-          <w:sz w:val="24"/>
-        </w:rPr>
-        <w:t xml:space="preserve">Feb 20,      </w:t>
-      </w:r>
-      <w:r>
-        <w:rPr>
-          <w:rFonts w:ascii="Times New Roman" w:hAnsi="Times New Roman" w:eastAsia="Times New Roman"/>
-          <w:b/>
-          <w:i w:val="0"/>
-          <w:color w:val="000000"/>
-          <w:sz w:val="24"/>
-        </w:rPr>
-        <w:t xml:space="preserve">Mar 2,       </w:t>
-      </w:r>
-      <w:r>
-        <w:rPr>
-          <w:rFonts w:ascii="Times New Roman" w:hAnsi="Times New Roman" w:eastAsia="Times New Roman"/>
-          <w:b w:val="0"/>
-          <w:i w:val="0"/>
-          <w:color w:val="000000"/>
-          <w:sz w:val="24"/>
-        </w:rPr>
-        <w:t>Schema Analysis &amp;       2026</w:t>
-      </w:r>
-      <w:r>
-        <w:rPr>
-          <w:rFonts w:ascii="Times New Roman" w:hAnsi="Times New Roman" w:eastAsia="Times New Roman"/>
-          <w:b/>
-          <w:i w:val="0"/>
-          <w:color w:val="000000"/>
-          <w:sz w:val="24"/>
-        </w:rPr>
-        <w:t xml:space="preserve">         2026</w:t>
-      </w:r>
-      <w:r>
-        <w:rPr>
-          <w:rFonts w:ascii="Times New Roman" w:hAnsi="Times New Roman" w:eastAsia="Times New Roman"/>
-          <w:b w:val="0"/>
-          <w:i w:val="0"/>
-          <w:color w:val="000000"/>
-          <w:sz w:val="24"/>
-        </w:rPr>
-        <w:t xml:space="preserve">         mapping Mapping Design                                 approved (Mar (Obj. 1)</w:t>
-      </w:r>
-      <w:r>
-        <w:rPr>
-          <w:rFonts w:ascii="Times New Roman" w:hAnsi="Times New Roman" w:eastAsia="Times New Roman"/>
-          <w:b/>
-          <w:i w:val="0"/>
-          <w:color w:val="000000"/>
-          <w:sz w:val="24"/>
-        </w:rPr>
-        <w:t xml:space="preserve">                                     2)</w:t>
-      </w:r>
-    </w:p>
-    <w:p>
-      <w:pPr>
-        <w:spacing w:after="120" w:line="276" w:lineRule="auto"/>
-      </w:pPr>
-      <w:r>
-        <w:rPr>
-          <w:rFonts w:ascii="Times New Roman" w:hAnsi="Times New Roman" w:eastAsia="Times New Roman"/>
-          <w:b w:val="0"/>
-          <w:i w:val="0"/>
-          <w:color w:val="000000"/>
-          <w:sz w:val="24"/>
-        </w:rPr>
-        <w:t>2.1            PostgreSQL       Feb 20         Feb 23 schema introspection</w:t>
-      </w:r>
-    </w:p>
-    <w:p>
-      <w:pPr>
-        <w:spacing w:after="120" w:line="276" w:lineRule="auto"/>
-      </w:pPr>
-      <w:r>
-        <w:rPr>
-          <w:rFonts w:ascii="Times New Roman" w:hAnsi="Times New Roman" w:eastAsia="Times New Roman"/>
-          <w:b w:val="0"/>
-          <w:i w:val="0"/>
-          <w:color w:val="000000"/>
-          <w:sz w:val="24"/>
-        </w:rPr>
-        <w:t>2.2            LLM-powered      Feb 24         Feb 26 schema semantic interpretation</w:t>
-      </w:r>
-    </w:p>
-    <w:p>
-      <w:pPr>
-        <w:spacing w:after="120" w:line="276" w:lineRule="auto"/>
-      </w:pPr>
-      <w:r>
-        <w:rPr>
-          <w:rFonts w:ascii="Times New Roman" w:hAnsi="Times New Roman" w:eastAsia="Times New Roman"/>
-          <w:b w:val="0"/>
-          <w:i w:val="0"/>
-          <w:color w:val="000000"/>
-          <w:sz w:val="24"/>
-        </w:rPr>
-        <w:t>2.3            Mapping engine   Feb 26         Mar 2 development</w:t>
-      </w:r>
-    </w:p>
-    <w:p>
-      <w:pPr>
-        <w:spacing w:after="120" w:line="276" w:lineRule="auto"/>
-      </w:pPr>
-      <w:r>
-        <w:rPr>
-          <w:rFonts w:ascii="Times New Roman" w:hAnsi="Times New Roman" w:eastAsia="Times New Roman"/>
-          <w:b/>
-          <w:i w:val="0"/>
-          <w:color w:val="000000"/>
-          <w:sz w:val="24"/>
-        </w:rPr>
-        <w:t>3</w:t>
-      </w:r>
-      <w:r>
-        <w:rPr>
-          <w:rFonts w:ascii="Times New Roman" w:hAnsi="Times New Roman" w:eastAsia="Times New Roman"/>
-          <w:b w:val="0"/>
-          <w:i w:val="0"/>
-          <w:color w:val="000000"/>
-          <w:sz w:val="24"/>
-        </w:rPr>
-        <w:t xml:space="preserve">          </w:t>
-      </w:r>
-      <w:r>
-        <w:rPr>
-          <w:rFonts w:ascii="Times New Roman" w:hAnsi="Times New Roman" w:eastAsia="Times New Roman"/>
-          <w:b/>
-          <w:i w:val="0"/>
-          <w:color w:val="000000"/>
-          <w:sz w:val="24"/>
-        </w:rPr>
-        <w:t xml:space="preserve">Automated      </w:t>
-      </w:r>
-      <w:r>
-        <w:rPr>
-          <w:rFonts w:ascii="Times New Roman" w:hAnsi="Times New Roman" w:eastAsia="Times New Roman"/>
-          <w:b w:val="0"/>
-          <w:i w:val="0"/>
-          <w:color w:val="000000"/>
-          <w:sz w:val="24"/>
-        </w:rPr>
-        <w:t xml:space="preserve">Mar 3,       </w:t>
-      </w:r>
-      <w:r>
-        <w:rPr>
-          <w:rFonts w:ascii="Times New Roman" w:hAnsi="Times New Roman" w:eastAsia="Times New Roman"/>
-          <w:b/>
-          <w:i w:val="0"/>
-          <w:color w:val="000000"/>
-          <w:sz w:val="24"/>
-        </w:rPr>
-        <w:t xml:space="preserve">Apr 1,       </w:t>
-      </w:r>
-      <w:r>
-        <w:rPr>
-          <w:rFonts w:ascii="Times New Roman" w:hAnsi="Times New Roman" w:eastAsia="Times New Roman"/>
-          <w:b w:val="0"/>
-          <w:i w:val="0"/>
-          <w:color w:val="000000"/>
-          <w:sz w:val="24"/>
-        </w:rPr>
-        <w:t>100% data Migration Engine 2026</w:t>
-      </w:r>
-      <w:r>
-        <w:rPr>
-          <w:rFonts w:ascii="Times New Roman" w:hAnsi="Times New Roman" w:eastAsia="Times New Roman"/>
-          <w:b/>
-          <w:i w:val="0"/>
-          <w:color w:val="000000"/>
-          <w:sz w:val="24"/>
-        </w:rPr>
-        <w:t xml:space="preserve">         2026</w:t>
-      </w:r>
-      <w:r>
-        <w:rPr>
-          <w:rFonts w:ascii="Times New Roman" w:hAnsi="Times New Roman" w:eastAsia="Times New Roman"/>
-          <w:b w:val="0"/>
-          <w:i w:val="0"/>
-          <w:color w:val="000000"/>
-          <w:sz w:val="24"/>
-        </w:rPr>
-        <w:t xml:space="preserve">         integrity Development                                    confirmed (Apr (Obj. 2)</w:t>
-      </w:r>
-      <w:r>
-        <w:rPr>
-          <w:rFonts w:ascii="Times New Roman" w:hAnsi="Times New Roman" w:eastAsia="Times New Roman"/>
-          <w:b/>
-          <w:i w:val="0"/>
-          <w:color w:val="000000"/>
-          <w:sz w:val="24"/>
-        </w:rPr>
-        <w:t xml:space="preserve">                                     1)</w:t>
-      </w:r>
-    </w:p>
-    <w:p>
-      <w:pPr>
-        <w:spacing w:after="120" w:line="276" w:lineRule="auto"/>
-      </w:pPr>
-      <w:r>
-        <w:rPr>
-          <w:rFonts w:ascii="Times New Roman" w:hAnsi="Times New Roman" w:eastAsia="Times New Roman"/>
-          <w:b w:val="0"/>
-          <w:i w:val="0"/>
-          <w:color w:val="000000"/>
-          <w:sz w:val="24"/>
-        </w:rPr>
-        <w:t>3.1            Data migration   Mar 3          Mar 16 pipeline implementation</w:t>
-      </w:r>
-    </w:p>
-    <w:p>
-      <w:pPr>
-        <w:spacing w:after="120" w:line="276" w:lineRule="auto"/>
-      </w:pPr>
-      <w:r>
-        <w:rPr>
-          <w:rFonts w:ascii="Times New Roman" w:hAnsi="Times New Roman" w:eastAsia="Times New Roman"/>
-          <w:b w:val="0"/>
-          <w:i w:val="0"/>
-          <w:color w:val="000000"/>
-          <w:sz w:val="24"/>
-        </w:rPr>
-        <w:t>3.2            Post-migration   Mar 17         Mar 23 data auditing</w:t>
-      </w:r>
-    </w:p>
-    <w:p>
-      <w:pPr>
-        <w:spacing w:after="120" w:line="276" w:lineRule="auto"/>
-      </w:pPr>
-      <w:r>
-        <w:rPr>
-          <w:rFonts w:ascii="Times New Roman" w:hAnsi="Times New Roman" w:eastAsia="Times New Roman"/>
-          <w:b w:val="0"/>
-          <w:i w:val="0"/>
-          <w:color w:val="000000"/>
-          <w:sz w:val="24"/>
-        </w:rPr>
-        <w:t>3.3            Docker           Mar 24         Apr 1 deployment configuration</w:t>
-      </w:r>
-    </w:p>
-    <w:p>
-      <w:pPr>
-        <w:spacing w:after="120" w:line="276" w:lineRule="auto"/>
-      </w:pPr>
-      <w:r>
-        <w:rPr>
-          <w:rFonts w:ascii="Times New Roman" w:hAnsi="Times New Roman" w:eastAsia="Times New Roman"/>
-          <w:b/>
-          <w:i w:val="0"/>
-          <w:color w:val="000000"/>
-          <w:sz w:val="24"/>
-        </w:rPr>
-        <w:t>4</w:t>
-      </w:r>
-      <w:r>
-        <w:rPr>
-          <w:rFonts w:ascii="Times New Roman" w:hAnsi="Times New Roman" w:eastAsia="Times New Roman"/>
-          <w:b w:val="0"/>
-          <w:i w:val="0"/>
-          <w:color w:val="000000"/>
-          <w:sz w:val="24"/>
-        </w:rPr>
-        <w:t xml:space="preserve">          </w:t>
-      </w:r>
-      <w:r>
-        <w:rPr>
-          <w:rFonts w:ascii="Times New Roman" w:hAnsi="Times New Roman" w:eastAsia="Times New Roman"/>
-          <w:b/>
-          <w:i w:val="0"/>
-          <w:color w:val="000000"/>
-          <w:sz w:val="24"/>
-        </w:rPr>
-        <w:t xml:space="preserve">Text2Cypher NL </w:t>
-      </w:r>
-      <w:r>
-        <w:rPr>
-          <w:rFonts w:ascii="Times New Roman" w:hAnsi="Times New Roman" w:eastAsia="Times New Roman"/>
-          <w:b w:val="0"/>
-          <w:i w:val="0"/>
-          <w:color w:val="000000"/>
-          <w:sz w:val="24"/>
-        </w:rPr>
-        <w:t xml:space="preserve">Apr 2,       </w:t>
-      </w:r>
-      <w:r>
-        <w:rPr>
-          <w:rFonts w:ascii="Times New Roman" w:hAnsi="Times New Roman" w:eastAsia="Times New Roman"/>
-          <w:b/>
-          <w:i w:val="0"/>
-          <w:color w:val="000000"/>
-          <w:sz w:val="24"/>
-        </w:rPr>
-        <w:t xml:space="preserve">Apr 20,      </w:t>
-      </w:r>
-      <w:r>
-        <w:rPr>
-          <w:rFonts w:ascii="Times New Roman" w:hAnsi="Times New Roman" w:eastAsia="Times New Roman"/>
-          <w:b w:val="0"/>
-          <w:i w:val="0"/>
-          <w:color w:val="000000"/>
-          <w:sz w:val="24"/>
-        </w:rPr>
-        <w:t>95% accuracy Interface (Obj.  2026</w:t>
-      </w:r>
-      <w:r>
-        <w:rPr>
-          <w:rFonts w:ascii="Times New Roman" w:hAnsi="Times New Roman" w:eastAsia="Times New Roman"/>
-          <w:b/>
-          <w:i w:val="0"/>
-          <w:color w:val="000000"/>
-          <w:sz w:val="24"/>
-        </w:rPr>
-        <w:t xml:space="preserve">         2026</w:t>
-      </w:r>
-      <w:r>
-        <w:rPr>
-          <w:rFonts w:ascii="Times New Roman" w:hAnsi="Times New Roman" w:eastAsia="Times New Roman"/>
-          <w:b w:val="0"/>
-          <w:i w:val="0"/>
-          <w:color w:val="000000"/>
-          <w:sz w:val="24"/>
-        </w:rPr>
-        <w:t xml:space="preserve">         achieved (Apr 3)</w:t>
-      </w:r>
-      <w:r>
-        <w:rPr>
-          <w:rFonts w:ascii="Times New Roman" w:hAnsi="Times New Roman" w:eastAsia="Times New Roman"/>
-          <w:b/>
-          <w:i w:val="0"/>
-          <w:color w:val="000000"/>
-          <w:sz w:val="24"/>
-        </w:rPr>
-        <w:t xml:space="preserve">                                           20)</w:t>
-      </w:r>
-    </w:p>
-    <w:p>
-      <w:pPr>
-        <w:spacing w:after="120" w:line="276" w:lineRule="auto"/>
-      </w:pPr>
-      <w:r>
-        <w:rPr>
-          <w:rFonts w:ascii="Times New Roman" w:hAnsi="Times New Roman" w:eastAsia="Times New Roman"/>
-          <w:b w:val="0"/>
-          <w:i w:val="0"/>
-          <w:color w:val="000000"/>
-          <w:sz w:val="24"/>
-        </w:rPr>
-        <w:t>4.1            Text2Cypher      Apr 2          Apr 10 engine development</w:t>
-      </w:r>
-    </w:p>
-    <w:p>
-      <w:pPr>
-        <w:spacing w:after="120" w:line="276" w:lineRule="auto"/>
-      </w:pPr>
-      <w:r>
-        <w:rPr>
-          <w:rFonts w:ascii="Times New Roman" w:hAnsi="Times New Roman" w:eastAsia="Times New Roman"/>
-          <w:b w:val="0"/>
-          <w:i w:val="0"/>
-          <w:color w:val="000000"/>
-          <w:sz w:val="24"/>
-        </w:rPr>
-        <w:t>4.2            Streamlit web    Apr 10         Apr 16 dashboard development</w:t>
-      </w:r>
-    </w:p>
-    <w:p>
-      <w:pPr>
-        <w:spacing w:after="120" w:line="276" w:lineRule="auto"/>
-      </w:pPr>
-      <w:r>
-        <w:rPr>
-          <w:rFonts w:ascii="Times New Roman" w:hAnsi="Times New Roman" w:eastAsia="Times New Roman"/>
-          <w:b w:val="0"/>
-          <w:i w:val="0"/>
-          <w:color w:val="000000"/>
-          <w:sz w:val="24"/>
-        </w:rPr>
-        <w:t>4.3            Benchmark        Apr 16         Apr 20 testing and accuracy validation</w:t>
-      </w:r>
-    </w:p>
-    <w:p>
-      <w:pPr>
-        <w:spacing w:after="120" w:line="276" w:lineRule="auto"/>
-      </w:pPr>
-      <w:r>
-        <w:rPr>
-          <w:rFonts w:ascii="Times New Roman" w:hAnsi="Times New Roman" w:eastAsia="Times New Roman"/>
-          <w:b/>
-          <w:i w:val="0"/>
-          <w:color w:val="000000"/>
-          <w:sz w:val="24"/>
-        </w:rPr>
-        <w:t>5</w:t>
-      </w:r>
-      <w:r>
-        <w:rPr>
-          <w:rFonts w:ascii="Times New Roman" w:hAnsi="Times New Roman" w:eastAsia="Times New Roman"/>
-          <w:b w:val="0"/>
-          <w:i w:val="0"/>
-          <w:color w:val="000000"/>
-          <w:sz w:val="24"/>
-        </w:rPr>
-        <w:t xml:space="preserve">          </w:t>
-      </w:r>
-      <w:r>
-        <w:rPr>
-          <w:rFonts w:ascii="Times New Roman" w:hAnsi="Times New Roman" w:eastAsia="Times New Roman"/>
-          <w:b/>
-          <w:i w:val="0"/>
-          <w:color w:val="000000"/>
-          <w:sz w:val="24"/>
-        </w:rPr>
-        <w:t xml:space="preserve">End-to-End     </w:t>
-      </w:r>
-      <w:r>
-        <w:rPr>
-          <w:rFonts w:ascii="Times New Roman" w:hAnsi="Times New Roman" w:eastAsia="Times New Roman"/>
-          <w:b w:val="0"/>
-          <w:i w:val="0"/>
-          <w:color w:val="000000"/>
-          <w:sz w:val="24"/>
-        </w:rPr>
-        <w:t xml:space="preserve">Apr 21,      </w:t>
-      </w:r>
-      <w:r>
-        <w:rPr>
-          <w:rFonts w:ascii="Times New Roman" w:hAnsi="Times New Roman" w:eastAsia="Times New Roman"/>
-          <w:b/>
-          <w:i w:val="0"/>
-          <w:color w:val="000000"/>
-          <w:sz w:val="24"/>
-        </w:rPr>
-        <w:t xml:space="preserve">Apr 28,      </w:t>
-      </w:r>
-      <w:r>
-        <w:rPr>
-          <w:rFonts w:ascii="Times New Roman" w:hAnsi="Times New Roman" w:eastAsia="Times New Roman"/>
-          <w:b w:val="0"/>
-          <w:i w:val="0"/>
-          <w:color w:val="000000"/>
-          <w:sz w:val="24"/>
-        </w:rPr>
-        <w:t>Sponsor Validation &amp;     2026</w:t>
-      </w:r>
-      <w:r>
-        <w:rPr>
-          <w:rFonts w:ascii="Times New Roman" w:hAnsi="Times New Roman" w:eastAsia="Times New Roman"/>
-          <w:b/>
-          <w:i w:val="0"/>
-          <w:color w:val="000000"/>
-          <w:sz w:val="24"/>
-        </w:rPr>
-        <w:t xml:space="preserve">         2026</w:t>
-      </w:r>
-      <w:r>
-        <w:rPr>
-          <w:rFonts w:ascii="Times New Roman" w:hAnsi="Times New Roman" w:eastAsia="Times New Roman"/>
-          <w:b w:val="0"/>
-          <w:i w:val="0"/>
-          <w:color w:val="000000"/>
-          <w:sz w:val="24"/>
-        </w:rPr>
-        <w:t xml:space="preserve">         approval of Final Delivery                                 deliverables (Obj. 4)</w:t>
-      </w:r>
-      <w:r>
-        <w:rPr>
-          <w:rFonts w:ascii="Times New Roman" w:hAnsi="Times New Roman" w:eastAsia="Times New Roman"/>
-          <w:b/>
-          <w:i w:val="0"/>
-          <w:color w:val="000000"/>
-          <w:sz w:val="24"/>
-        </w:rPr>
-        <w:t xml:space="preserve">                                     (Apr 28)</w:t>
-      </w:r>
-    </w:p>
-    <w:p>
-      <w:pPr>
-        <w:spacing w:after="120" w:line="276" w:lineRule="auto"/>
-      </w:pPr>
-      <w:r>
-        <w:rPr>
-          <w:rFonts w:ascii="Times New Roman" w:hAnsi="Times New Roman" w:eastAsia="Times New Roman"/>
-          <w:b w:val="0"/>
-          <w:i w:val="0"/>
-          <w:color w:val="000000"/>
-          <w:sz w:val="24"/>
-        </w:rPr>
-        <w:t>5.1            Performance      Apr 21         Apr 24 comparison analysis</w:t>
-      </w:r>
-    </w:p>
-    <w:p>
-      <w:pPr>
-        <w:spacing w:after="120" w:line="276" w:lineRule="auto"/>
-      </w:pPr>
-      <w:r>
-        <w:rPr>
-          <w:rFonts w:ascii="Times New Roman" w:hAnsi="Times New Roman" w:eastAsia="Times New Roman"/>
-          <w:b w:val="0"/>
-          <w:i w:val="0"/>
-          <w:color w:val="000000"/>
-          <w:sz w:val="24"/>
-        </w:rPr>
-        <w:t>5.2            Documentation    Apr 24         Apr 26 and educational materials</w:t>
-      </w:r>
-    </w:p>
-    <w:p>
-      <w:pPr>
-        <w:spacing w:after="120" w:line="276" w:lineRule="auto"/>
-      </w:pPr>
-      <w:r>
-        <w:rPr>
-          <w:rFonts w:ascii="Times New Roman" w:hAnsi="Times New Roman" w:eastAsia="Times New Roman"/>
-          <w:b w:val="0"/>
-          <w:i w:val="0"/>
-          <w:color w:val="000000"/>
-          <w:sz w:val="24"/>
-        </w:rPr>
-        <w:t>5.3            Final validation Apr 26         Apr 28 and sponsor walkthrough</w:t>
-      </w:r>
-    </w:p>
-    <w:p>
-      <w:pPr>
-        <w:spacing w:after="120" w:line="276" w:lineRule="auto"/>
-      </w:pPr>
-      <w:r>
-        <w:rPr>
-          <w:rFonts w:ascii="Times New Roman" w:hAnsi="Times New Roman" w:eastAsia="Times New Roman"/>
-          <w:b/>
-          <w:i w:val="0"/>
-          <w:color w:val="000000"/>
-          <w:sz w:val="24"/>
-        </w:rPr>
-        <w:t>6</w:t>
-      </w:r>
-      <w:r>
-        <w:rPr>
-          <w:rFonts w:ascii="Times New Roman" w:hAnsi="Times New Roman" w:eastAsia="Times New Roman"/>
-          <w:b w:val="0"/>
-          <w:i w:val="0"/>
-          <w:color w:val="000000"/>
-          <w:sz w:val="24"/>
-        </w:rPr>
-        <w:t xml:space="preserve">          </w:t>
-      </w:r>
-      <w:r>
-        <w:rPr>
-          <w:rFonts w:ascii="Times New Roman" w:hAnsi="Times New Roman" w:eastAsia="Times New Roman"/>
-          <w:b/>
-          <w:i w:val="0"/>
-          <w:color w:val="000000"/>
-          <w:sz w:val="24"/>
-        </w:rPr>
-        <w:t xml:space="preserve">Project        </w:t>
-      </w:r>
-      <w:r>
-        <w:rPr>
-          <w:rFonts w:ascii="Times New Roman" w:hAnsi="Times New Roman" w:eastAsia="Times New Roman"/>
-          <w:b w:val="0"/>
-          <w:i w:val="0"/>
-          <w:color w:val="000000"/>
-          <w:sz w:val="24"/>
-        </w:rPr>
-        <w:t xml:space="preserve">Apr 29,      </w:t>
-      </w:r>
-      <w:r>
-        <w:rPr>
-          <w:rFonts w:ascii="Times New Roman" w:hAnsi="Times New Roman" w:eastAsia="Times New Roman"/>
-          <w:b/>
-          <w:i w:val="0"/>
-          <w:color w:val="000000"/>
-          <w:sz w:val="24"/>
-        </w:rPr>
-        <w:t xml:space="preserve">Apr 30,      </w:t>
-      </w:r>
-      <w:r>
-        <w:rPr>
-          <w:rFonts w:ascii="Times New Roman" w:hAnsi="Times New Roman" w:eastAsia="Times New Roman"/>
-          <w:b w:val="0"/>
-          <w:i w:val="0"/>
-          <w:color w:val="000000"/>
-          <w:sz w:val="24"/>
-        </w:rPr>
-        <w:t>Project Closure</w:t>
-      </w:r>
-      <w:r>
-        <w:rPr>
-          <w:rFonts w:ascii="Times New Roman" w:hAnsi="Times New Roman" w:eastAsia="Times New Roman"/>
-          <w:b/>
-          <w:i w:val="0"/>
-          <w:color w:val="000000"/>
-          <w:sz w:val="24"/>
-        </w:rPr>
-        <w:t xml:space="preserve">        2026</w:t>
-      </w:r>
-      <w:r>
-        <w:rPr>
-          <w:rFonts w:ascii="Times New Roman" w:hAnsi="Times New Roman" w:eastAsia="Times New Roman"/>
-          <w:b w:val="0"/>
-          <w:i w:val="0"/>
-          <w:color w:val="000000"/>
-          <w:sz w:val="24"/>
-        </w:rPr>
-        <w:t xml:space="preserve">         2026</w:t>
-      </w:r>
-      <w:r>
-        <w:rPr>
-          <w:rFonts w:ascii="Times New Roman" w:hAnsi="Times New Roman" w:eastAsia="Times New Roman"/>
-          <w:b/>
-          <w:i w:val="0"/>
-          <w:color w:val="000000"/>
-          <w:sz w:val="24"/>
-        </w:rPr>
-        <w:t xml:space="preserve">         closed and archived (Apr 30)</w:t>
-      </w:r>
-    </w:p>
-    <w:p>
-      <w:pPr>
-        <w:spacing w:after="120" w:line="276" w:lineRule="auto"/>
-      </w:pPr>
-      <w:r>
-        <w:rPr>
-          <w:rFonts w:ascii="Times New Roman" w:hAnsi="Times New Roman" w:eastAsia="Times New Roman"/>
-          <w:b w:val="0"/>
-          <w:i w:val="0"/>
-          <w:color w:val="000000"/>
-          <w:sz w:val="24"/>
-        </w:rPr>
-        <w:t>6.1            Project closure  Apr 29         Apr 30 activities</w:t>
-      </w:r>
-    </w:p>
-    <w:p>
-      <w:pPr>
-        <w:spacing w:after="0" w:line="264" w:lineRule="auto"/>
-        <w:ind w:left="576"/>
-      </w:pPr>
-      <w:r>
-        <w:rPr>
-          <w:rFonts w:ascii="Consolas" w:hAnsi="Consolas" w:eastAsia="Consolas"/>
-          <w:b w:val="0"/>
-          <w:i w:val="0"/>
-          <w:color w:val="000000"/>
-          <w:sz w:val="20"/>
-        </w:rPr>
-        <w:t xml:space="preserve">  -----------------------------------------------------------------------------</w:t>
-      </w:r>
-    </w:p>
-    <w:p>
-      <w:pPr>
-        <w:keepNext/>
-        <w:spacing w:before="200" w:after="80"/>
-      </w:pPr>
-      <w:r>
-        <w:rPr>
-          <w:rFonts w:ascii="Times New Roman" w:hAnsi="Times New Roman" w:eastAsia="Times New Roman"/>
-          <w:b/>
-          <w:i/>
-          <w:color w:val="000000"/>
-          <w:sz w:val="24"/>
-        </w:rPr>
-        <w:t>Three-Level Work Breakdown Structure</w:t>
-      </w:r>
-    </w:p>
-    <w:p>
-      <w:pPr>
-        <w:spacing w:after="0" w:line="264" w:lineRule="auto"/>
-        <w:ind w:left="576"/>
-      </w:pPr>
-      <w:r>
-        <w:rPr>
-          <w:rFonts w:ascii="Consolas" w:hAnsi="Consolas" w:eastAsia="Consolas"/>
-          <w:b w:val="0"/>
-          <w:i w:val="0"/>
-          <w:color w:val="000000"/>
-          <w:sz w:val="20"/>
-        </w:rPr>
-        <w:t xml:space="preserve">  ----------------------------------------------------------------------------------</w:t>
-      </w:r>
-    </w:p>
-    <w:p>
-      <w:pPr>
-        <w:spacing w:after="0" w:line="264" w:lineRule="auto"/>
-        <w:ind w:left="576"/>
-      </w:pPr>
-      <w:r>
-        <w:rPr>
-          <w:rFonts w:ascii="Consolas" w:hAnsi="Consolas" w:eastAsia="Consolas"/>
-          <w:b w:val="0"/>
-          <w:i w:val="0"/>
-          <w:color w:val="000000"/>
-          <w:sz w:val="20"/>
-        </w:rPr>
-        <w:t xml:space="preserve">  **WBS \#**     **Task / Subtask**    **Start**      **End**        **Milestone**</w:t>
-      </w:r>
-    </w:p>
-    <w:p>
-      <w:pPr>
-        <w:spacing w:after="0" w:line="264" w:lineRule="auto"/>
-        <w:ind w:left="576"/>
-      </w:pPr>
-      <w:r>
-        <w:rPr>
-          <w:rFonts w:ascii="Consolas" w:hAnsi="Consolas" w:eastAsia="Consolas"/>
-          <w:b w:val="0"/>
-          <w:i w:val="0"/>
-          <w:color w:val="000000"/>
-          <w:sz w:val="20"/>
-        </w:rPr>
-        <w:t xml:space="preserve">  -------------- --------------------- -------------- -------------- ---------------</w:t>
-      </w:r>
-    </w:p>
-    <w:p>
-      <w:pPr>
-        <w:spacing w:after="0" w:line="264" w:lineRule="auto"/>
-        <w:ind w:left="576"/>
-      </w:pPr>
-      <w:r>
-        <w:rPr>
-          <w:rFonts w:ascii="Consolas" w:hAnsi="Consolas" w:eastAsia="Consolas"/>
-          <w:b w:val="0"/>
-          <w:i w:val="0"/>
-          <w:color w:val="000000"/>
-          <w:sz w:val="20"/>
-        </w:rPr>
-        <w:t xml:space="preserve">  **1**          **Project Initiation  **Feb 2,       **Feb 19,      </w:t>
-      </w:r>
-    </w:p>
-    <w:p>
-      <w:pPr>
-        <w:spacing w:after="0" w:line="264" w:lineRule="auto"/>
-        <w:ind w:left="576"/>
-      </w:pPr>
-      <w:r>
-        <w:rPr>
-          <w:rFonts w:ascii="Consolas" w:hAnsi="Consolas" w:eastAsia="Consolas"/>
-          <w:b w:val="0"/>
-          <w:i w:val="0"/>
-          <w:color w:val="000000"/>
-          <w:sz w:val="20"/>
-        </w:rPr>
-        <w:t xml:space="preserve">                 &amp; Requirements        2026**         2026**         </w:t>
-      </w:r>
-    </w:p>
-    <w:p>
-      <w:pPr>
-        <w:spacing w:after="0" w:line="264" w:lineRule="auto"/>
-        <w:ind w:left="576"/>
-      </w:pPr>
-      <w:r>
-        <w:rPr>
-          <w:rFonts w:ascii="Consolas" w:hAnsi="Consolas" w:eastAsia="Consolas"/>
-          <w:b w:val="0"/>
-          <w:i w:val="0"/>
-          <w:color w:val="000000"/>
-          <w:sz w:val="20"/>
-        </w:rPr>
-        <w:t xml:space="preserve">                 Definition**                                        </w:t>
-      </w:r>
-    </w:p>
-    <w:p>
-      <w:pPr>
-        <w:spacing w:after="120" w:line="276" w:lineRule="auto"/>
-      </w:pPr>
-      <w:r>
-        <w:rPr>
-          <w:rFonts w:ascii="Times New Roman" w:hAnsi="Times New Roman" w:eastAsia="Times New Roman"/>
-          <w:b/>
-          <w:i w:val="0"/>
-          <w:color w:val="000000"/>
-          <w:sz w:val="24"/>
-        </w:rPr>
-        <w:t>1.1</w:t>
-      </w:r>
-      <w:r>
-        <w:rPr>
-          <w:rFonts w:ascii="Times New Roman" w:hAnsi="Times New Roman" w:eastAsia="Times New Roman"/>
-          <w:b w:val="0"/>
-          <w:i w:val="0"/>
-          <w:color w:val="000000"/>
-          <w:sz w:val="24"/>
-        </w:rPr>
-        <w:t xml:space="preserve">        </w:t>
-      </w:r>
-      <w:r>
-        <w:rPr>
-          <w:rFonts w:ascii="Times New Roman" w:hAnsi="Times New Roman" w:eastAsia="Times New Roman"/>
-          <w:b/>
-          <w:i w:val="0"/>
-          <w:color w:val="000000"/>
-          <w:sz w:val="24"/>
-        </w:rPr>
-        <w:t xml:space="preserve">Define project      </w:t>
-      </w:r>
-      <w:r>
-        <w:rPr>
-          <w:rFonts w:ascii="Times New Roman" w:hAnsi="Times New Roman" w:eastAsia="Times New Roman"/>
-          <w:b w:val="0"/>
-          <w:i w:val="0"/>
-          <w:color w:val="000000"/>
-          <w:sz w:val="24"/>
-        </w:rPr>
-        <w:t>Feb 2</w:t>
-      </w:r>
-      <w:r>
-        <w:rPr>
-          <w:rFonts w:ascii="Times New Roman" w:hAnsi="Times New Roman" w:eastAsia="Times New Roman"/>
-          <w:b/>
-          <w:i w:val="0"/>
-          <w:color w:val="000000"/>
-          <w:sz w:val="24"/>
-        </w:rPr>
-        <w:t xml:space="preserve">      </w:t>
-      </w:r>
-      <w:r>
-        <w:rPr>
-          <w:rFonts w:ascii="Times New Roman" w:hAnsi="Times New Roman" w:eastAsia="Times New Roman"/>
-          <w:b w:val="0"/>
-          <w:i w:val="0"/>
-          <w:color w:val="000000"/>
-          <w:sz w:val="24"/>
-        </w:rPr>
-        <w:t>Feb 5</w:t>
-      </w:r>
-      <w:r>
-        <w:rPr>
-          <w:rFonts w:ascii="Times New Roman" w:hAnsi="Times New Roman" w:eastAsia="Times New Roman"/>
-          <w:b/>
-          <w:i w:val="0"/>
-          <w:color w:val="000000"/>
-          <w:sz w:val="24"/>
-        </w:rPr>
-        <w:t xml:space="preserve"> scope and objectives</w:t>
-      </w:r>
-    </w:p>
-    <w:p>
-      <w:pPr>
-        <w:spacing w:after="120" w:line="276" w:lineRule="auto"/>
-      </w:pPr>
-      <w:r>
-        <w:rPr>
-          <w:rFonts w:ascii="Times New Roman" w:hAnsi="Times New Roman" w:eastAsia="Times New Roman"/>
-          <w:b w:val="0"/>
-          <w:i w:val="0"/>
-          <w:color w:val="000000"/>
-          <w:sz w:val="24"/>
-        </w:rPr>
-        <w:t>1.1.1          Identify NOAH database conversion requirements and data sources</w:t>
-      </w:r>
-    </w:p>
-    <w:p>
-      <w:pPr>
-        <w:spacing w:after="120" w:line="276" w:lineRule="auto"/>
-      </w:pPr>
-      <w:r>
-        <w:rPr>
-          <w:rFonts w:ascii="Times New Roman" w:hAnsi="Times New Roman" w:eastAsia="Times New Roman"/>
-          <w:b w:val="0"/>
-          <w:i w:val="0"/>
-          <w:color w:val="000000"/>
-          <w:sz w:val="24"/>
-        </w:rPr>
-        <w:t>1.1.2          Define project deliverables, success criteria, and KPIs</w:t>
-      </w:r>
-    </w:p>
-    <w:p>
-      <w:pPr>
-        <w:spacing w:after="120" w:line="276" w:lineRule="auto"/>
-      </w:pPr>
-      <w:r>
-        <w:rPr>
-          <w:rFonts w:ascii="Times New Roman" w:hAnsi="Times New Roman" w:eastAsia="Times New Roman"/>
-          <w:b w:val="0"/>
-          <w:i w:val="0"/>
-          <w:color w:val="000000"/>
-          <w:sz w:val="24"/>
-        </w:rPr>
-        <w:t>1.1.3          Establish project constraints (time, resources, data access)</w:t>
-      </w:r>
-    </w:p>
-    <w:p>
-      <w:pPr>
-        <w:spacing w:after="120" w:line="276" w:lineRule="auto"/>
-      </w:pPr>
-      <w:r>
-        <w:rPr>
-          <w:rFonts w:ascii="Times New Roman" w:hAnsi="Times New Roman" w:eastAsia="Times New Roman"/>
-          <w:b/>
-          <w:i w:val="0"/>
-          <w:color w:val="000000"/>
-          <w:sz w:val="24"/>
-        </w:rPr>
-        <w:t>1.2</w:t>
-      </w:r>
-      <w:r>
-        <w:rPr>
-          <w:rFonts w:ascii="Times New Roman" w:hAnsi="Times New Roman" w:eastAsia="Times New Roman"/>
-          <w:b w:val="0"/>
-          <w:i w:val="0"/>
-          <w:color w:val="000000"/>
-          <w:sz w:val="24"/>
-        </w:rPr>
-        <w:t xml:space="preserve">        </w:t>
-      </w:r>
-      <w:r>
-        <w:rPr>
-          <w:rFonts w:ascii="Times New Roman" w:hAnsi="Times New Roman" w:eastAsia="Times New Roman"/>
-          <w:b/>
-          <w:i w:val="0"/>
-          <w:color w:val="000000"/>
-          <w:sz w:val="24"/>
-        </w:rPr>
-        <w:t xml:space="preserve">Finalize project    </w:t>
-      </w:r>
-      <w:r>
-        <w:rPr>
-          <w:rFonts w:ascii="Times New Roman" w:hAnsi="Times New Roman" w:eastAsia="Times New Roman"/>
-          <w:b w:val="0"/>
-          <w:i w:val="0"/>
-          <w:color w:val="000000"/>
-          <w:sz w:val="24"/>
-        </w:rPr>
-        <w:t>Feb 5</w:t>
-      </w:r>
-      <w:r>
-        <w:rPr>
-          <w:rFonts w:ascii="Times New Roman" w:hAnsi="Times New Roman" w:eastAsia="Times New Roman"/>
-          <w:b/>
-          <w:i w:val="0"/>
-          <w:color w:val="000000"/>
-          <w:sz w:val="24"/>
-        </w:rPr>
-        <w:t xml:space="preserve">      </w:t>
-      </w:r>
-      <w:r>
-        <w:rPr>
-          <w:rFonts w:ascii="Times New Roman" w:hAnsi="Times New Roman" w:eastAsia="Times New Roman"/>
-          <w:b w:val="0"/>
-          <w:i w:val="0"/>
-          <w:color w:val="000000"/>
-          <w:sz w:val="24"/>
-        </w:rPr>
-        <w:t>Feb 10</w:t>
-      </w:r>
-      <w:r>
-        <w:rPr>
-          <w:rFonts w:ascii="Times New Roman" w:hAnsi="Times New Roman" w:eastAsia="Times New Roman"/>
-          <w:b/>
-          <w:i w:val="0"/>
-          <w:color w:val="000000"/>
-          <w:sz w:val="24"/>
-        </w:rPr>
-        <w:t xml:space="preserve"> proposal</w:t>
-      </w:r>
-    </w:p>
-    <w:p>
-      <w:pPr>
-        <w:spacing w:after="120" w:line="276" w:lineRule="auto"/>
-      </w:pPr>
-      <w:r>
-        <w:rPr>
-          <w:rFonts w:ascii="Times New Roman" w:hAnsi="Times New Roman" w:eastAsia="Times New Roman"/>
-          <w:b w:val="0"/>
-          <w:i w:val="0"/>
-          <w:color w:val="000000"/>
-          <w:sz w:val="24"/>
-        </w:rPr>
-        <w:t>1.2.1          Draft project proposal with business justification</w:t>
-      </w:r>
-    </w:p>
-    <w:p>
-      <w:pPr>
-        <w:spacing w:after="120" w:line="276" w:lineRule="auto"/>
-      </w:pPr>
-      <w:r>
-        <w:rPr>
-          <w:rFonts w:ascii="Times New Roman" w:hAnsi="Times New Roman" w:eastAsia="Times New Roman"/>
-          <w:b w:val="0"/>
-          <w:i w:val="0"/>
-          <w:color w:val="000000"/>
-          <w:sz w:val="24"/>
-        </w:rPr>
-        <w:t>1.2.2          Obtain sponsor review and incorporate feedback</w:t>
-      </w:r>
-    </w:p>
-    <w:p>
-      <w:pPr>
-        <w:spacing w:after="120" w:line="276" w:lineRule="auto"/>
-      </w:pPr>
-      <w:r>
-        <w:rPr>
-          <w:rFonts w:ascii="Times New Roman" w:hAnsi="Times New Roman" w:eastAsia="Times New Roman"/>
-          <w:b w:val="0"/>
-          <w:i w:val="0"/>
-          <w:color w:val="000000"/>
-          <w:sz w:val="24"/>
-        </w:rPr>
-        <w:t>1.2.3          Submit final project proposal (Assignment 1B)</w:t>
-      </w:r>
-    </w:p>
-    <w:p>
-      <w:pPr>
-        <w:spacing w:after="120" w:line="276" w:lineRule="auto"/>
-      </w:pPr>
-      <w:r>
-        <w:rPr>
-          <w:rFonts w:ascii="Times New Roman" w:hAnsi="Times New Roman" w:eastAsia="Times New Roman"/>
-          <w:b/>
-          <w:i w:val="0"/>
-          <w:color w:val="000000"/>
-          <w:sz w:val="24"/>
-        </w:rPr>
-        <w:t>1.3</w:t>
-      </w:r>
-      <w:r>
-        <w:rPr>
-          <w:rFonts w:ascii="Times New Roman" w:hAnsi="Times New Roman" w:eastAsia="Times New Roman"/>
-          <w:b w:val="0"/>
-          <w:i w:val="0"/>
-          <w:color w:val="000000"/>
-          <w:sz w:val="24"/>
-        </w:rPr>
-        <w:t xml:space="preserve">        </w:t>
-      </w:r>
-      <w:r>
-        <w:rPr>
-          <w:rFonts w:ascii="Times New Roman" w:hAnsi="Times New Roman" w:eastAsia="Times New Roman"/>
-          <w:b/>
-          <w:i w:val="0"/>
-          <w:color w:val="000000"/>
-          <w:sz w:val="24"/>
-        </w:rPr>
-        <w:t xml:space="preserve">Develop functional  </w:t>
-      </w:r>
-      <w:r>
-        <w:rPr>
-          <w:rFonts w:ascii="Times New Roman" w:hAnsi="Times New Roman" w:eastAsia="Times New Roman"/>
-          <w:b w:val="0"/>
-          <w:i w:val="0"/>
-          <w:color w:val="000000"/>
-          <w:sz w:val="24"/>
-        </w:rPr>
-        <w:t>Feb 10</w:t>
-      </w:r>
-      <w:r>
-        <w:rPr>
-          <w:rFonts w:ascii="Times New Roman" w:hAnsi="Times New Roman" w:eastAsia="Times New Roman"/>
-          <w:b/>
-          <w:i w:val="0"/>
-          <w:color w:val="000000"/>
-          <w:sz w:val="24"/>
-        </w:rPr>
-        <w:t xml:space="preserve">     </w:t>
-      </w:r>
-      <w:r>
-        <w:rPr>
-          <w:rFonts w:ascii="Times New Roman" w:hAnsi="Times New Roman" w:eastAsia="Times New Roman"/>
-          <w:b w:val="0"/>
-          <w:i w:val="0"/>
-          <w:color w:val="000000"/>
-          <w:sz w:val="24"/>
-        </w:rPr>
-        <w:t>Feb 19</w:t>
-      </w:r>
-      <w:r>
-        <w:rPr>
-          <w:rFonts w:ascii="Times New Roman" w:hAnsi="Times New Roman" w:eastAsia="Times New Roman"/>
-          <w:b/>
-          <w:i w:val="0"/>
-          <w:color w:val="000000"/>
-          <w:sz w:val="24"/>
-        </w:rPr>
-        <w:t xml:space="preserve"> requirements specification</w:t>
-      </w:r>
-    </w:p>
-    <w:p>
-      <w:pPr>
-        <w:spacing w:after="120" w:line="276" w:lineRule="auto"/>
-      </w:pPr>
-      <w:r>
-        <w:rPr>
-          <w:rFonts w:ascii="Times New Roman" w:hAnsi="Times New Roman" w:eastAsia="Times New Roman"/>
-          <w:b w:val="0"/>
-          <w:i w:val="0"/>
-          <w:color w:val="000000"/>
-          <w:sz w:val="24"/>
-        </w:rPr>
-        <w:t>1.3.1          Document 10 functional requirements with acceptance criteria</w:t>
-      </w:r>
-    </w:p>
-    <w:p>
-      <w:pPr>
-        <w:spacing w:after="120" w:line="276" w:lineRule="auto"/>
-      </w:pPr>
-      <w:r>
-        <w:rPr>
-          <w:rFonts w:ascii="Times New Roman" w:hAnsi="Times New Roman" w:eastAsia="Times New Roman"/>
-          <w:b w:val="0"/>
-          <w:i w:val="0"/>
-          <w:color w:val="000000"/>
-          <w:sz w:val="24"/>
-        </w:rPr>
-        <w:t>1.3.2          Define technology stack and system architecture</w:t>
-      </w:r>
-    </w:p>
-    <w:p>
-      <w:pPr>
-        <w:spacing w:after="120" w:line="276" w:lineRule="auto"/>
-      </w:pPr>
-      <w:r>
-        <w:rPr>
-          <w:rFonts w:ascii="Times New Roman" w:hAnsi="Times New Roman" w:eastAsia="Times New Roman"/>
-          <w:b w:val="0"/>
-          <w:i w:val="0"/>
-          <w:color w:val="000000"/>
-          <w:sz w:val="24"/>
-        </w:rPr>
-        <w:t>1.3.3          Create end-user use case scenarios and personas</w:t>
-      </w:r>
-    </w:p>
-    <w:p>
-      <w:pPr>
-        <w:spacing w:after="120" w:line="276" w:lineRule="auto"/>
-      </w:pPr>
-      <w:r>
-        <w:rPr>
-          <w:rFonts w:ascii="Times New Roman" w:hAnsi="Times New Roman" w:eastAsia="Times New Roman"/>
-          <w:b/>
-          <w:i w:val="0"/>
-          <w:color w:val="000000"/>
-          <w:sz w:val="24"/>
-        </w:rPr>
-        <w:t>Milestone:</w:t>
-      </w:r>
-      <w:r>
-        <w:rPr>
-          <w:rFonts w:ascii="Times New Roman" w:hAnsi="Times New Roman" w:eastAsia="Times New Roman"/>
-          <w:b w:val="0"/>
-          <w:i w:val="0"/>
-          <w:color w:val="000000"/>
-          <w:sz w:val="24"/>
-        </w:rPr>
-        <w:t xml:space="preserve"> </w:t>
-      </w:r>
-      <w:r>
-        <w:rPr>
-          <w:rFonts w:ascii="Times New Roman" w:hAnsi="Times New Roman" w:eastAsia="Times New Roman"/>
-          <w:b w:val="0"/>
-          <w:i/>
-          <w:color w:val="000000"/>
-          <w:sz w:val="24"/>
-        </w:rPr>
-        <w:t>Sponsor approval of functional requirements specification (Feb 19)</w:t>
-      </w:r>
-    </w:p>
-    <w:p>
-      <w:pPr>
-        <w:spacing w:after="120" w:line="276" w:lineRule="auto"/>
-      </w:pPr>
-      <w:r>
-        <w:rPr>
-          <w:rFonts w:ascii="Times New Roman" w:hAnsi="Times New Roman" w:eastAsia="Times New Roman"/>
-          <w:b/>
-          <w:i w:val="0"/>
-          <w:color w:val="000000"/>
-          <w:sz w:val="24"/>
-        </w:rPr>
-        <w:t>2</w:t>
-      </w:r>
-      <w:r>
-        <w:rPr>
-          <w:rFonts w:ascii="Times New Roman" w:hAnsi="Times New Roman" w:eastAsia="Times New Roman"/>
-          <w:b w:val="0"/>
-          <w:i w:val="0"/>
-          <w:color w:val="000000"/>
-          <w:sz w:val="24"/>
-        </w:rPr>
-        <w:t xml:space="preserve">          </w:t>
-      </w:r>
-      <w:r>
-        <w:rPr>
-          <w:rFonts w:ascii="Times New Roman" w:hAnsi="Times New Roman" w:eastAsia="Times New Roman"/>
-          <w:b/>
-          <w:i w:val="0"/>
-          <w:color w:val="000000"/>
-          <w:sz w:val="24"/>
-        </w:rPr>
-        <w:t xml:space="preserve">Schema Analysis &amp;   </w:t>
-      </w:r>
-      <w:r>
-        <w:rPr>
-          <w:rFonts w:ascii="Times New Roman" w:hAnsi="Times New Roman" w:eastAsia="Times New Roman"/>
-          <w:b w:val="0"/>
-          <w:i w:val="0"/>
-          <w:color w:val="000000"/>
-          <w:sz w:val="24"/>
-        </w:rPr>
-        <w:t xml:space="preserve">Feb 20,      </w:t>
-      </w:r>
-      <w:r>
-        <w:rPr>
-          <w:rFonts w:ascii="Times New Roman" w:hAnsi="Times New Roman" w:eastAsia="Times New Roman"/>
-          <w:b/>
-          <w:i w:val="0"/>
-          <w:color w:val="000000"/>
-          <w:sz w:val="24"/>
-        </w:rPr>
-        <w:t>Mar 2, Mapping Design        2026</w:t>
-      </w:r>
-      <w:r>
-        <w:rPr>
-          <w:rFonts w:ascii="Times New Roman" w:hAnsi="Times New Roman" w:eastAsia="Times New Roman"/>
-          <w:b w:val="0"/>
-          <w:i w:val="0"/>
-          <w:color w:val="000000"/>
-          <w:sz w:val="24"/>
-        </w:rPr>
-        <w:t xml:space="preserve">         2026</w:t>
-      </w:r>
-      <w:r>
-        <w:rPr>
-          <w:rFonts w:ascii="Times New Roman" w:hAnsi="Times New Roman" w:eastAsia="Times New Roman"/>
-          <w:b/>
-          <w:i w:val="0"/>
-          <w:color w:val="000000"/>
-          <w:sz w:val="24"/>
-        </w:rPr>
-        <w:t xml:space="preserve"> (Objective 1)</w:t>
-      </w:r>
-    </w:p>
-    <w:p>
-      <w:pPr>
-        <w:spacing w:after="120" w:line="276" w:lineRule="auto"/>
-      </w:pPr>
-      <w:r>
-        <w:rPr>
-          <w:rFonts w:ascii="Times New Roman" w:hAnsi="Times New Roman" w:eastAsia="Times New Roman"/>
-          <w:b/>
-          <w:i w:val="0"/>
-          <w:color w:val="000000"/>
-          <w:sz w:val="24"/>
-        </w:rPr>
-        <w:t>2.1</w:t>
-      </w:r>
-      <w:r>
-        <w:rPr>
-          <w:rFonts w:ascii="Times New Roman" w:hAnsi="Times New Roman" w:eastAsia="Times New Roman"/>
-          <w:b w:val="0"/>
-          <w:i w:val="0"/>
-          <w:color w:val="000000"/>
-          <w:sz w:val="24"/>
-        </w:rPr>
-        <w:t xml:space="preserve">        </w:t>
-      </w:r>
-      <w:r>
-        <w:rPr>
-          <w:rFonts w:ascii="Times New Roman" w:hAnsi="Times New Roman" w:eastAsia="Times New Roman"/>
-          <w:b/>
-          <w:i w:val="0"/>
-          <w:color w:val="000000"/>
-          <w:sz w:val="24"/>
-        </w:rPr>
-        <w:t xml:space="preserve">PostgreSQL schema   </w:t>
-      </w:r>
-      <w:r>
-        <w:rPr>
-          <w:rFonts w:ascii="Times New Roman" w:hAnsi="Times New Roman" w:eastAsia="Times New Roman"/>
-          <w:b w:val="0"/>
-          <w:i w:val="0"/>
-          <w:color w:val="000000"/>
-          <w:sz w:val="24"/>
-        </w:rPr>
-        <w:t>Feb 20</w:t>
-      </w:r>
-      <w:r>
-        <w:rPr>
-          <w:rFonts w:ascii="Times New Roman" w:hAnsi="Times New Roman" w:eastAsia="Times New Roman"/>
-          <w:b/>
-          <w:i w:val="0"/>
-          <w:color w:val="000000"/>
-          <w:sz w:val="24"/>
-        </w:rPr>
-        <w:t xml:space="preserve">     </w:t>
-      </w:r>
-      <w:r>
-        <w:rPr>
-          <w:rFonts w:ascii="Times New Roman" w:hAnsi="Times New Roman" w:eastAsia="Times New Roman"/>
-          <w:b w:val="0"/>
-          <w:i w:val="0"/>
-          <w:color w:val="000000"/>
-          <w:sz w:val="24"/>
-        </w:rPr>
-        <w:t>Feb 23</w:t>
-      </w:r>
-      <w:r>
-        <w:rPr>
-          <w:rFonts w:ascii="Times New Roman" w:hAnsi="Times New Roman" w:eastAsia="Times New Roman"/>
-          <w:b/>
-          <w:i w:val="0"/>
-          <w:color w:val="000000"/>
-          <w:sz w:val="24"/>
-        </w:rPr>
-        <w:t xml:space="preserve"> introspection</w:t>
-      </w:r>
-    </w:p>
-    <w:p>
-      <w:pPr>
-        <w:spacing w:after="120" w:line="276" w:lineRule="auto"/>
-      </w:pPr>
-      <w:r>
-        <w:rPr>
-          <w:rFonts w:ascii="Times New Roman" w:hAnsi="Times New Roman" w:eastAsia="Times New Roman"/>
-          <w:b w:val="0"/>
-          <w:i w:val="0"/>
-          <w:color w:val="000000"/>
-          <w:sz w:val="24"/>
-        </w:rPr>
-        <w:t>2.1.1          Catalog all tables, columns, primary/foreign keys, and constraints</w:t>
-      </w:r>
-    </w:p>
-    <w:p>
-      <w:pPr>
-        <w:spacing w:after="120" w:line="276" w:lineRule="auto"/>
-      </w:pPr>
-      <w:r>
-        <w:rPr>
-          <w:rFonts w:ascii="Times New Roman" w:hAnsi="Times New Roman" w:eastAsia="Times New Roman"/>
-          <w:b w:val="0"/>
-          <w:i w:val="0"/>
-          <w:color w:val="000000"/>
-          <w:sz w:val="24"/>
-        </w:rPr>
-        <w:t>2.1.2          Analyze PostGIS spatial data types and geometry columns</w:t>
-      </w:r>
-    </w:p>
-    <w:p>
-      <w:pPr>
-        <w:spacing w:after="120" w:line="276" w:lineRule="auto"/>
-      </w:pPr>
-      <w:r>
-        <w:rPr>
-          <w:rFonts w:ascii="Times New Roman" w:hAnsi="Times New Roman" w:eastAsia="Times New Roman"/>
-          <w:b w:val="0"/>
-          <w:i w:val="0"/>
-          <w:color w:val="000000"/>
-          <w:sz w:val="24"/>
-        </w:rPr>
-        <w:t>2.1.3          Generate schema analysis report in structured JSON format</w:t>
-      </w:r>
-    </w:p>
-    <w:p>
-      <w:pPr>
-        <w:spacing w:after="120" w:line="276" w:lineRule="auto"/>
-      </w:pPr>
-      <w:r>
-        <w:rPr>
-          <w:rFonts w:ascii="Times New Roman" w:hAnsi="Times New Roman" w:eastAsia="Times New Roman"/>
-          <w:b/>
-          <w:i w:val="0"/>
-          <w:color w:val="000000"/>
-          <w:sz w:val="24"/>
-        </w:rPr>
-        <w:t>2.2</w:t>
-      </w:r>
-      <w:r>
-        <w:rPr>
-          <w:rFonts w:ascii="Times New Roman" w:hAnsi="Times New Roman" w:eastAsia="Times New Roman"/>
-          <w:b w:val="0"/>
-          <w:i w:val="0"/>
-          <w:color w:val="000000"/>
-          <w:sz w:val="24"/>
-        </w:rPr>
-        <w:t xml:space="preserve">        </w:t>
-      </w:r>
-      <w:r>
-        <w:rPr>
-          <w:rFonts w:ascii="Times New Roman" w:hAnsi="Times New Roman" w:eastAsia="Times New Roman"/>
-          <w:b/>
-          <w:i w:val="0"/>
-          <w:color w:val="000000"/>
-          <w:sz w:val="24"/>
-        </w:rPr>
-        <w:t xml:space="preserve">LLM-powered schema  </w:t>
-      </w:r>
-      <w:r>
-        <w:rPr>
-          <w:rFonts w:ascii="Times New Roman" w:hAnsi="Times New Roman" w:eastAsia="Times New Roman"/>
-          <w:b w:val="0"/>
-          <w:i w:val="0"/>
-          <w:color w:val="000000"/>
-          <w:sz w:val="24"/>
-        </w:rPr>
-        <w:t>Feb 24</w:t>
-      </w:r>
-      <w:r>
-        <w:rPr>
-          <w:rFonts w:ascii="Times New Roman" w:hAnsi="Times New Roman" w:eastAsia="Times New Roman"/>
-          <w:b/>
-          <w:i w:val="0"/>
-          <w:color w:val="000000"/>
-          <w:sz w:val="24"/>
-        </w:rPr>
-        <w:t xml:space="preserve">     </w:t>
-      </w:r>
-      <w:r>
-        <w:rPr>
-          <w:rFonts w:ascii="Times New Roman" w:hAnsi="Times New Roman" w:eastAsia="Times New Roman"/>
-          <w:b w:val="0"/>
-          <w:i w:val="0"/>
-          <w:color w:val="000000"/>
-          <w:sz w:val="24"/>
-        </w:rPr>
-        <w:t>Feb 26</w:t>
-      </w:r>
-      <w:r>
-        <w:rPr>
-          <w:rFonts w:ascii="Times New Roman" w:hAnsi="Times New Roman" w:eastAsia="Times New Roman"/>
-          <w:b/>
-          <w:i w:val="0"/>
-          <w:color w:val="000000"/>
-          <w:sz w:val="24"/>
-        </w:rPr>
-        <w:t xml:space="preserve"> semantic interpretation</w:t>
-      </w:r>
-    </w:p>
-    <w:p>
-      <w:pPr>
-        <w:spacing w:after="120" w:line="276" w:lineRule="auto"/>
-      </w:pPr>
-      <w:r>
-        <w:rPr>
-          <w:rFonts w:ascii="Times New Roman" w:hAnsi="Times New Roman" w:eastAsia="Times New Roman"/>
-          <w:b w:val="0"/>
-          <w:i w:val="0"/>
-          <w:color w:val="000000"/>
-          <w:sz w:val="24"/>
-        </w:rPr>
-        <w:t>2.2.1          Implement semantic analysis using Claude API and GPT-4</w:t>
-      </w:r>
-    </w:p>
-    <w:p>
-      <w:pPr>
-        <w:spacing w:after="120" w:line="276" w:lineRule="auto"/>
-      </w:pPr>
-      <w:r>
-        <w:rPr>
-          <w:rFonts w:ascii="Times New Roman" w:hAnsi="Times New Roman" w:eastAsia="Times New Roman"/>
-          <w:b w:val="0"/>
-          <w:i w:val="0"/>
-          <w:color w:val="000000"/>
-          <w:sz w:val="24"/>
-        </w:rPr>
-        <w:t>2.2.2          Apply De Virgilio formal relational-to-graph conversion rules</w:t>
-      </w:r>
-    </w:p>
-    <w:p>
-      <w:pPr>
-        <w:spacing w:after="120" w:line="276" w:lineRule="auto"/>
-      </w:pPr>
-      <w:r>
-        <w:rPr>
-          <w:rFonts w:ascii="Times New Roman" w:hAnsi="Times New Roman" w:eastAsia="Times New Roman"/>
-          <w:b w:val="0"/>
-          <w:i w:val="0"/>
-          <w:color w:val="000000"/>
-          <w:sz w:val="24"/>
-        </w:rPr>
-        <w:t>2.2.3          Generate node label and relationship type recommendations</w:t>
-      </w:r>
-    </w:p>
-    <w:p>
-      <w:pPr>
-        <w:spacing w:after="120" w:line="276" w:lineRule="auto"/>
-      </w:pPr>
-      <w:r>
-        <w:rPr>
-          <w:rFonts w:ascii="Times New Roman" w:hAnsi="Times New Roman" w:eastAsia="Times New Roman"/>
-          <w:b/>
-          <w:i w:val="0"/>
-          <w:color w:val="000000"/>
-          <w:sz w:val="24"/>
-        </w:rPr>
-        <w:t>2.3</w:t>
-      </w:r>
-      <w:r>
-        <w:rPr>
-          <w:rFonts w:ascii="Times New Roman" w:hAnsi="Times New Roman" w:eastAsia="Times New Roman"/>
-          <w:b w:val="0"/>
-          <w:i w:val="0"/>
-          <w:color w:val="000000"/>
-          <w:sz w:val="24"/>
-        </w:rPr>
-        <w:t xml:space="preserve">        </w:t>
-      </w:r>
-      <w:r>
-        <w:rPr>
-          <w:rFonts w:ascii="Times New Roman" w:hAnsi="Times New Roman" w:eastAsia="Times New Roman"/>
-          <w:b/>
-          <w:i w:val="0"/>
-          <w:color w:val="000000"/>
-          <w:sz w:val="24"/>
-        </w:rPr>
-        <w:t xml:space="preserve">Mapping engine      </w:t>
-      </w:r>
-      <w:r>
-        <w:rPr>
-          <w:rFonts w:ascii="Times New Roman" w:hAnsi="Times New Roman" w:eastAsia="Times New Roman"/>
-          <w:b w:val="0"/>
-          <w:i w:val="0"/>
-          <w:color w:val="000000"/>
-          <w:sz w:val="24"/>
-        </w:rPr>
-        <w:t>Feb 26</w:t>
-      </w:r>
-      <w:r>
-        <w:rPr>
-          <w:rFonts w:ascii="Times New Roman" w:hAnsi="Times New Roman" w:eastAsia="Times New Roman"/>
-          <w:b/>
-          <w:i w:val="0"/>
-          <w:color w:val="000000"/>
-          <w:sz w:val="24"/>
-        </w:rPr>
-        <w:t xml:space="preserve">     </w:t>
-      </w:r>
-      <w:r>
-        <w:rPr>
-          <w:rFonts w:ascii="Times New Roman" w:hAnsi="Times New Roman" w:eastAsia="Times New Roman"/>
-          <w:b w:val="0"/>
-          <w:i w:val="0"/>
-          <w:color w:val="000000"/>
-          <w:sz w:val="24"/>
-        </w:rPr>
-        <w:t>Mar 2</w:t>
-      </w:r>
-      <w:r>
-        <w:rPr>
-          <w:rFonts w:ascii="Times New Roman" w:hAnsi="Times New Roman" w:eastAsia="Times New Roman"/>
-          <w:b/>
-          <w:i w:val="0"/>
-          <w:color w:val="000000"/>
-          <w:sz w:val="24"/>
-        </w:rPr>
-        <w:t xml:space="preserve"> development</w:t>
-      </w:r>
-    </w:p>
-    <w:p>
-      <w:pPr>
-        <w:spacing w:after="120" w:line="276" w:lineRule="auto"/>
-      </w:pPr>
-      <w:r>
-        <w:rPr>
-          <w:rFonts w:ascii="Times New Roman" w:hAnsi="Times New Roman" w:eastAsia="Times New Roman"/>
-          <w:b w:val="0"/>
-          <w:i w:val="0"/>
-          <w:color w:val="000000"/>
-          <w:sz w:val="24"/>
-        </w:rPr>
-        <w:t>2.3.1          Design YAML-driven mapping configuration format</w:t>
-      </w:r>
-    </w:p>
-    <w:p>
-      <w:pPr>
-        <w:spacing w:after="120" w:line="276" w:lineRule="auto"/>
-      </w:pPr>
-      <w:r>
-        <w:rPr>
-          <w:rFonts w:ascii="Times New Roman" w:hAnsi="Times New Roman" w:eastAsia="Times New Roman"/>
-          <w:b w:val="0"/>
-          <w:i w:val="0"/>
-          <w:color w:val="000000"/>
-          <w:sz w:val="24"/>
-        </w:rPr>
-        <w:t>2.3.2          Implement Cypher DDL generation from mapping rules</w:t>
-      </w:r>
-    </w:p>
-    <w:p>
-      <w:pPr>
-        <w:spacing w:after="120" w:line="276" w:lineRule="auto"/>
-      </w:pPr>
-      <w:r>
-        <w:rPr>
-          <w:rFonts w:ascii="Times New Roman" w:hAnsi="Times New Roman" w:eastAsia="Times New Roman"/>
-          <w:b w:val="0"/>
-          <w:i w:val="0"/>
-          <w:color w:val="000000"/>
-          <w:sz w:val="24"/>
-        </w:rPr>
-        <w:t>2.3.3          Validate mapping against 5 complex entity-to-node transformations</w:t>
-      </w:r>
-    </w:p>
-    <w:p>
-      <w:pPr>
-        <w:spacing w:after="120" w:line="276" w:lineRule="auto"/>
-      </w:pPr>
-      <w:r>
-        <w:rPr>
-          <w:rFonts w:ascii="Times New Roman" w:hAnsi="Times New Roman" w:eastAsia="Times New Roman"/>
-          <w:b/>
-          <w:i w:val="0"/>
-          <w:color w:val="000000"/>
-          <w:sz w:val="24"/>
-        </w:rPr>
-        <w:t>Milestone:</w:t>
-      </w:r>
-      <w:r>
-        <w:rPr>
-          <w:rFonts w:ascii="Times New Roman" w:hAnsi="Times New Roman" w:eastAsia="Times New Roman"/>
-          <w:b w:val="0"/>
-          <w:i w:val="0"/>
-          <w:color w:val="000000"/>
-          <w:sz w:val="24"/>
-        </w:rPr>
-        <w:t xml:space="preserve"> </w:t>
-      </w:r>
-      <w:r>
-        <w:rPr>
-          <w:rFonts w:ascii="Times New Roman" w:hAnsi="Times New Roman" w:eastAsia="Times New Roman"/>
-          <w:b w:val="0"/>
-          <w:i/>
-          <w:color w:val="000000"/>
-          <w:sz w:val="24"/>
-        </w:rPr>
-        <w:t>Schema mapping specification complete and sponsor-approved (Mar 2)</w:t>
-      </w:r>
-    </w:p>
-    <w:p>
-      <w:pPr>
-        <w:spacing w:after="120" w:line="276" w:lineRule="auto"/>
-      </w:pPr>
-      <w:r>
-        <w:rPr>
-          <w:rFonts w:ascii="Times New Roman" w:hAnsi="Times New Roman" w:eastAsia="Times New Roman"/>
-          <w:b/>
-          <w:i w:val="0"/>
-          <w:color w:val="000000"/>
-          <w:sz w:val="24"/>
-        </w:rPr>
-        <w:t>3</w:t>
-      </w:r>
-      <w:r>
-        <w:rPr>
-          <w:rFonts w:ascii="Times New Roman" w:hAnsi="Times New Roman" w:eastAsia="Times New Roman"/>
-          <w:b w:val="0"/>
-          <w:i w:val="0"/>
-          <w:color w:val="000000"/>
-          <w:sz w:val="24"/>
-        </w:rPr>
-        <w:t xml:space="preserve">          </w:t>
-      </w:r>
-      <w:r>
-        <w:rPr>
-          <w:rFonts w:ascii="Times New Roman" w:hAnsi="Times New Roman" w:eastAsia="Times New Roman"/>
-          <w:b/>
-          <w:i w:val="0"/>
-          <w:color w:val="000000"/>
-          <w:sz w:val="24"/>
-        </w:rPr>
-        <w:t xml:space="preserve">Automated Migration </w:t>
-      </w:r>
-      <w:r>
-        <w:rPr>
-          <w:rFonts w:ascii="Times New Roman" w:hAnsi="Times New Roman" w:eastAsia="Times New Roman"/>
-          <w:b w:val="0"/>
-          <w:i w:val="0"/>
-          <w:color w:val="000000"/>
-          <w:sz w:val="24"/>
-        </w:rPr>
-        <w:t xml:space="preserve">Mar 3,       </w:t>
-      </w:r>
-      <w:r>
-        <w:rPr>
-          <w:rFonts w:ascii="Times New Roman" w:hAnsi="Times New Roman" w:eastAsia="Times New Roman"/>
-          <w:b/>
-          <w:i w:val="0"/>
-          <w:color w:val="000000"/>
-          <w:sz w:val="24"/>
-        </w:rPr>
-        <w:t>Apr 1, Engine Development    2026</w:t>
-      </w:r>
-      <w:r>
-        <w:rPr>
-          <w:rFonts w:ascii="Times New Roman" w:hAnsi="Times New Roman" w:eastAsia="Times New Roman"/>
-          <w:b w:val="0"/>
-          <w:i w:val="0"/>
-          <w:color w:val="000000"/>
-          <w:sz w:val="24"/>
-        </w:rPr>
-        <w:t xml:space="preserve">         2026</w:t>
-      </w:r>
-      <w:r>
-        <w:rPr>
-          <w:rFonts w:ascii="Times New Roman" w:hAnsi="Times New Roman" w:eastAsia="Times New Roman"/>
-          <w:b/>
-          <w:i w:val="0"/>
-          <w:color w:val="000000"/>
-          <w:sz w:val="24"/>
-        </w:rPr>
-        <w:t xml:space="preserve"> (Objective 2)</w:t>
-      </w:r>
-    </w:p>
-    <w:p>
-      <w:pPr>
-        <w:spacing w:after="120" w:line="276" w:lineRule="auto"/>
-      </w:pPr>
-      <w:r>
-        <w:rPr>
-          <w:rFonts w:ascii="Times New Roman" w:hAnsi="Times New Roman" w:eastAsia="Times New Roman"/>
-          <w:b/>
-          <w:i w:val="0"/>
-          <w:color w:val="000000"/>
-          <w:sz w:val="24"/>
-        </w:rPr>
-        <w:t>3.1</w:t>
-      </w:r>
-      <w:r>
-        <w:rPr>
-          <w:rFonts w:ascii="Times New Roman" w:hAnsi="Times New Roman" w:eastAsia="Times New Roman"/>
-          <w:b w:val="0"/>
-          <w:i w:val="0"/>
-          <w:color w:val="000000"/>
-          <w:sz w:val="24"/>
-        </w:rPr>
-        <w:t xml:space="preserve">        </w:t>
-      </w:r>
-      <w:r>
-        <w:rPr>
-          <w:rFonts w:ascii="Times New Roman" w:hAnsi="Times New Roman" w:eastAsia="Times New Roman"/>
-          <w:b/>
-          <w:i w:val="0"/>
-          <w:color w:val="000000"/>
-          <w:sz w:val="24"/>
-        </w:rPr>
-        <w:t xml:space="preserve">Data migration      </w:t>
-      </w:r>
-      <w:r>
-        <w:rPr>
-          <w:rFonts w:ascii="Times New Roman" w:hAnsi="Times New Roman" w:eastAsia="Times New Roman"/>
-          <w:b w:val="0"/>
-          <w:i w:val="0"/>
-          <w:color w:val="000000"/>
-          <w:sz w:val="24"/>
-        </w:rPr>
-        <w:t>Mar 3</w:t>
-      </w:r>
-      <w:r>
-        <w:rPr>
-          <w:rFonts w:ascii="Times New Roman" w:hAnsi="Times New Roman" w:eastAsia="Times New Roman"/>
-          <w:b/>
-          <w:i w:val="0"/>
-          <w:color w:val="000000"/>
-          <w:sz w:val="24"/>
-        </w:rPr>
-        <w:t xml:space="preserve">      </w:t>
-      </w:r>
-      <w:r>
-        <w:rPr>
-          <w:rFonts w:ascii="Times New Roman" w:hAnsi="Times New Roman" w:eastAsia="Times New Roman"/>
-          <w:b w:val="0"/>
-          <w:i w:val="0"/>
-          <w:color w:val="000000"/>
-          <w:sz w:val="24"/>
-        </w:rPr>
-        <w:t>Mar 16</w:t>
-      </w:r>
-      <w:r>
-        <w:rPr>
-          <w:rFonts w:ascii="Times New Roman" w:hAnsi="Times New Roman" w:eastAsia="Times New Roman"/>
-          <w:b/>
-          <w:i w:val="0"/>
-          <w:color w:val="000000"/>
-          <w:sz w:val="24"/>
-        </w:rPr>
-        <w:t xml:space="preserve"> pipeline implementation</w:t>
-      </w:r>
-    </w:p>
-    <w:p>
-      <w:pPr>
-        <w:spacing w:after="120" w:line="276" w:lineRule="auto"/>
-      </w:pPr>
-      <w:r>
-        <w:rPr>
-          <w:rFonts w:ascii="Times New Roman" w:hAnsi="Times New Roman" w:eastAsia="Times New Roman"/>
-          <w:b w:val="0"/>
-          <w:i w:val="0"/>
-          <w:color w:val="000000"/>
-          <w:sz w:val="24"/>
-        </w:rPr>
-        <w:t>3.1.1          Develop batch Extract phase (PostgreSQL to staging)</w:t>
-      </w:r>
-    </w:p>
-    <w:p>
-      <w:pPr>
-        <w:spacing w:after="120" w:line="276" w:lineRule="auto"/>
-      </w:pPr>
-      <w:r>
-        <w:rPr>
-          <w:rFonts w:ascii="Times New Roman" w:hAnsi="Times New Roman" w:eastAsia="Times New Roman"/>
-          <w:b w:val="0"/>
-          <w:i w:val="0"/>
-          <w:color w:val="000000"/>
-          <w:sz w:val="24"/>
-        </w:rPr>
-        <w:t>3.1.2          Implement Transform phase (relational model to graph model)</w:t>
-      </w:r>
-    </w:p>
-    <w:p>
-      <w:pPr>
-        <w:spacing w:after="120" w:line="276" w:lineRule="auto"/>
-      </w:pPr>
-      <w:r>
-        <w:rPr>
-          <w:rFonts w:ascii="Times New Roman" w:hAnsi="Times New Roman" w:eastAsia="Times New Roman"/>
-          <w:b w:val="0"/>
-          <w:i w:val="0"/>
-          <w:color w:val="000000"/>
-          <w:sz w:val="24"/>
-        </w:rPr>
-        <w:t>3.1.3          Build Load phase with idempotent MERGE operations</w:t>
-      </w:r>
-    </w:p>
-    <w:p>
-      <w:pPr>
-        <w:spacing w:after="120" w:line="276" w:lineRule="auto"/>
-      </w:pPr>
-      <w:r>
-        <w:rPr>
-          <w:rFonts w:ascii="Times New Roman" w:hAnsi="Times New Roman" w:eastAsia="Times New Roman"/>
-          <w:b w:val="0"/>
-          <w:i w:val="0"/>
-          <w:color w:val="000000"/>
-          <w:sz w:val="24"/>
-        </w:rPr>
-        <w:t>3.1.4          Handle PostGIS spatial data conversion and coordinate systems</w:t>
-      </w:r>
-    </w:p>
-    <w:p>
-      <w:pPr>
-        <w:spacing w:after="120" w:line="276" w:lineRule="auto"/>
-      </w:pPr>
-      <w:r>
-        <w:rPr>
-          <w:rFonts w:ascii="Times New Roman" w:hAnsi="Times New Roman" w:eastAsia="Times New Roman"/>
-          <w:b/>
-          <w:i w:val="0"/>
-          <w:color w:val="000000"/>
-          <w:sz w:val="24"/>
-        </w:rPr>
-        <w:t>3.2</w:t>
-      </w:r>
-      <w:r>
-        <w:rPr>
-          <w:rFonts w:ascii="Times New Roman" w:hAnsi="Times New Roman" w:eastAsia="Times New Roman"/>
-          <w:b w:val="0"/>
-          <w:i w:val="0"/>
-          <w:color w:val="000000"/>
-          <w:sz w:val="24"/>
-        </w:rPr>
-        <w:t xml:space="preserve">        </w:t>
-      </w:r>
-      <w:r>
-        <w:rPr>
-          <w:rFonts w:ascii="Times New Roman" w:hAnsi="Times New Roman" w:eastAsia="Times New Roman"/>
-          <w:b/>
-          <w:i w:val="0"/>
-          <w:color w:val="000000"/>
-          <w:sz w:val="24"/>
-        </w:rPr>
-        <w:t xml:space="preserve">Post-migration data </w:t>
-      </w:r>
-      <w:r>
-        <w:rPr>
-          <w:rFonts w:ascii="Times New Roman" w:hAnsi="Times New Roman" w:eastAsia="Times New Roman"/>
-          <w:b w:val="0"/>
-          <w:i w:val="0"/>
-          <w:color w:val="000000"/>
-          <w:sz w:val="24"/>
-        </w:rPr>
-        <w:t>Mar 17</w:t>
-      </w:r>
-      <w:r>
-        <w:rPr>
-          <w:rFonts w:ascii="Times New Roman" w:hAnsi="Times New Roman" w:eastAsia="Times New Roman"/>
-          <w:b/>
-          <w:i w:val="0"/>
-          <w:color w:val="000000"/>
-          <w:sz w:val="24"/>
-        </w:rPr>
-        <w:t xml:space="preserve">     </w:t>
-      </w:r>
-      <w:r>
-        <w:rPr>
-          <w:rFonts w:ascii="Times New Roman" w:hAnsi="Times New Roman" w:eastAsia="Times New Roman"/>
-          <w:b w:val="0"/>
-          <w:i w:val="0"/>
-          <w:color w:val="000000"/>
-          <w:sz w:val="24"/>
-        </w:rPr>
-        <w:t>Mar 23</w:t>
-      </w:r>
-      <w:r>
-        <w:rPr>
-          <w:rFonts w:ascii="Times New Roman" w:hAnsi="Times New Roman" w:eastAsia="Times New Roman"/>
-          <w:b/>
-          <w:i w:val="0"/>
-          <w:color w:val="000000"/>
-          <w:sz w:val="24"/>
-        </w:rPr>
-        <w:t xml:space="preserve"> auditing</w:t>
-      </w:r>
-    </w:p>
-    <w:p>
-      <w:pPr>
-        <w:spacing w:after="120" w:line="276" w:lineRule="auto"/>
-      </w:pPr>
-      <w:r>
-        <w:rPr>
-          <w:rFonts w:ascii="Times New Roman" w:hAnsi="Times New Roman" w:eastAsia="Times New Roman"/>
-          <w:b w:val="0"/>
-          <w:i w:val="0"/>
-          <w:color w:val="000000"/>
-          <w:sz w:val="24"/>
-        </w:rPr>
-        <w:t>3.2.1          Implement row-to-node count parity validation</w:t>
-      </w:r>
-    </w:p>
-    <w:p>
-      <w:pPr>
-        <w:spacing w:after="120" w:line="276" w:lineRule="auto"/>
-      </w:pPr>
-      <w:r>
-        <w:rPr>
-          <w:rFonts w:ascii="Times New Roman" w:hAnsi="Times New Roman" w:eastAsia="Times New Roman"/>
-          <w:b w:val="0"/>
-          <w:i w:val="0"/>
-          <w:color w:val="000000"/>
-          <w:sz w:val="24"/>
-        </w:rPr>
-        <w:t>3.2.2          Build foreign key relationship integrity checker</w:t>
-      </w:r>
-    </w:p>
-    <w:p>
-      <w:pPr>
-        <w:spacing w:after="120" w:line="276" w:lineRule="auto"/>
-      </w:pPr>
-      <w:r>
-        <w:rPr>
-          <w:rFonts w:ascii="Times New Roman" w:hAnsi="Times New Roman" w:eastAsia="Times New Roman"/>
-          <w:b w:val="0"/>
-          <w:i w:val="0"/>
-          <w:color w:val="000000"/>
-          <w:sz w:val="24"/>
-        </w:rPr>
-        <w:t>3.2.3          Develop property coverage analysis and orphan node detection</w:t>
-      </w:r>
-    </w:p>
-    <w:p>
-      <w:pPr>
-        <w:spacing w:after="120" w:line="276" w:lineRule="auto"/>
-      </w:pPr>
-      <w:r>
-        <w:rPr>
-          <w:rFonts w:ascii="Times New Roman" w:hAnsi="Times New Roman" w:eastAsia="Times New Roman"/>
-          <w:b w:val="0"/>
-          <w:i w:val="0"/>
-          <w:color w:val="000000"/>
-          <w:sz w:val="24"/>
-        </w:rPr>
-        <w:t>3.2.4          Conduct random sample audit of 50 building records</w:t>
-      </w:r>
-    </w:p>
-    <w:p>
-      <w:pPr>
-        <w:spacing w:after="120" w:line="276" w:lineRule="auto"/>
-      </w:pPr>
-      <w:r>
-        <w:rPr>
-          <w:rFonts w:ascii="Times New Roman" w:hAnsi="Times New Roman" w:eastAsia="Times New Roman"/>
-          <w:b/>
-          <w:i w:val="0"/>
-          <w:color w:val="000000"/>
-          <w:sz w:val="24"/>
-        </w:rPr>
-        <w:t>3.3</w:t>
-      </w:r>
-      <w:r>
-        <w:rPr>
-          <w:rFonts w:ascii="Times New Roman" w:hAnsi="Times New Roman" w:eastAsia="Times New Roman"/>
-          <w:b w:val="0"/>
-          <w:i w:val="0"/>
-          <w:color w:val="000000"/>
-          <w:sz w:val="24"/>
-        </w:rPr>
-        <w:t xml:space="preserve">        </w:t>
-      </w:r>
-      <w:r>
-        <w:rPr>
-          <w:rFonts w:ascii="Times New Roman" w:hAnsi="Times New Roman" w:eastAsia="Times New Roman"/>
-          <w:b/>
-          <w:i w:val="0"/>
-          <w:color w:val="000000"/>
-          <w:sz w:val="24"/>
-        </w:rPr>
-        <w:t xml:space="preserve">Docker deployment   </w:t>
-      </w:r>
-      <w:r>
-        <w:rPr>
-          <w:rFonts w:ascii="Times New Roman" w:hAnsi="Times New Roman" w:eastAsia="Times New Roman"/>
-          <w:b w:val="0"/>
-          <w:i w:val="0"/>
-          <w:color w:val="000000"/>
-          <w:sz w:val="24"/>
-        </w:rPr>
-        <w:t>Mar 24</w:t>
-      </w:r>
-      <w:r>
-        <w:rPr>
-          <w:rFonts w:ascii="Times New Roman" w:hAnsi="Times New Roman" w:eastAsia="Times New Roman"/>
-          <w:b/>
-          <w:i w:val="0"/>
-          <w:color w:val="000000"/>
-          <w:sz w:val="24"/>
-        </w:rPr>
-        <w:t xml:space="preserve">     </w:t>
-      </w:r>
-      <w:r>
-        <w:rPr>
-          <w:rFonts w:ascii="Times New Roman" w:hAnsi="Times New Roman" w:eastAsia="Times New Roman"/>
-          <w:b w:val="0"/>
-          <w:i w:val="0"/>
-          <w:color w:val="000000"/>
-          <w:sz w:val="24"/>
-        </w:rPr>
-        <w:t>Apr 1</w:t>
-      </w:r>
-      <w:r>
-        <w:rPr>
-          <w:rFonts w:ascii="Times New Roman" w:hAnsi="Times New Roman" w:eastAsia="Times New Roman"/>
-          <w:b/>
-          <w:i w:val="0"/>
-          <w:color w:val="000000"/>
-          <w:sz w:val="24"/>
-        </w:rPr>
-        <w:t xml:space="preserve"> configuration</w:t>
-      </w:r>
-    </w:p>
-    <w:p>
-      <w:pPr>
-        <w:spacing w:after="120" w:line="276" w:lineRule="auto"/>
-      </w:pPr>
-      <w:r>
-        <w:rPr>
-          <w:rFonts w:ascii="Times New Roman" w:hAnsi="Times New Roman" w:eastAsia="Times New Roman"/>
-          <w:b w:val="0"/>
-          <w:i w:val="0"/>
-          <w:color w:val="000000"/>
-          <w:sz w:val="24"/>
-        </w:rPr>
-        <w:t>3.3.1          Create PostgreSQL + PostGIS container configuration</w:t>
-      </w:r>
-    </w:p>
-    <w:p>
-      <w:pPr>
-        <w:spacing w:after="120" w:line="276" w:lineRule="auto"/>
-      </w:pPr>
-      <w:r>
-        <w:rPr>
-          <w:rFonts w:ascii="Times New Roman" w:hAnsi="Times New Roman" w:eastAsia="Times New Roman"/>
-          <w:b w:val="0"/>
-          <w:i w:val="0"/>
-          <w:color w:val="000000"/>
-          <w:sz w:val="24"/>
-        </w:rPr>
-        <w:t>3.3.2          Configure Neo4j container with APOC plugin and Bolt access</w:t>
-      </w:r>
-    </w:p>
-    <w:p>
-      <w:pPr>
-        <w:spacing w:after="120" w:line="276" w:lineRule="auto"/>
-      </w:pPr>
-      <w:r>
-        <w:rPr>
-          <w:rFonts w:ascii="Times New Roman" w:hAnsi="Times New Roman" w:eastAsia="Times New Roman"/>
-          <w:b w:val="0"/>
-          <w:i w:val="0"/>
-          <w:color w:val="000000"/>
-          <w:sz w:val="24"/>
-        </w:rPr>
-        <w:t>3.3.3          Build Docker Compose orchestration for multi-container setup</w:t>
-      </w:r>
-    </w:p>
-    <w:p>
-      <w:pPr>
-        <w:spacing w:after="120" w:line="276" w:lineRule="auto"/>
-      </w:pPr>
-      <w:r>
-        <w:rPr>
-          <w:rFonts w:ascii="Times New Roman" w:hAnsi="Times New Roman" w:eastAsia="Times New Roman"/>
-          <w:b w:val="0"/>
-          <w:i w:val="0"/>
-          <w:color w:val="000000"/>
-          <w:sz w:val="24"/>
-        </w:rPr>
-        <w:t>3.3.4          Write setup scripts and deployment documentation</w:t>
-      </w:r>
-    </w:p>
-    <w:p>
-      <w:pPr>
-        <w:spacing w:after="120" w:line="276" w:lineRule="auto"/>
-      </w:pPr>
-      <w:r>
-        <w:rPr>
-          <w:rFonts w:ascii="Times New Roman" w:hAnsi="Times New Roman" w:eastAsia="Times New Roman"/>
-          <w:b/>
-          <w:i w:val="0"/>
-          <w:color w:val="000000"/>
-          <w:sz w:val="24"/>
-        </w:rPr>
-        <w:t>Milestone:</w:t>
-      </w:r>
-      <w:r>
-        <w:rPr>
-          <w:rFonts w:ascii="Times New Roman" w:hAnsi="Times New Roman" w:eastAsia="Times New Roman"/>
-          <w:b w:val="0"/>
-          <w:i w:val="0"/>
-          <w:color w:val="000000"/>
-          <w:sz w:val="24"/>
-        </w:rPr>
-        <w:t xml:space="preserve"> </w:t>
-      </w:r>
-      <w:r>
-        <w:rPr>
-          <w:rFonts w:ascii="Times New Roman" w:hAnsi="Times New Roman" w:eastAsia="Times New Roman"/>
-          <w:b w:val="0"/>
-          <w:i/>
-          <w:color w:val="000000"/>
-          <w:sz w:val="24"/>
-        </w:rPr>
-        <w:t>\~8,604 records migrated with 100% data integrity confirmed (Apr 1)</w:t>
-      </w:r>
-    </w:p>
-    <w:p>
-      <w:pPr>
-        <w:spacing w:after="120" w:line="276" w:lineRule="auto"/>
-      </w:pPr>
-      <w:r>
-        <w:rPr>
-          <w:rFonts w:ascii="Times New Roman" w:hAnsi="Times New Roman" w:eastAsia="Times New Roman"/>
-          <w:b/>
-          <w:i w:val="0"/>
-          <w:color w:val="000000"/>
-          <w:sz w:val="24"/>
-        </w:rPr>
-        <w:t>4</w:t>
-      </w:r>
-      <w:r>
-        <w:rPr>
-          <w:rFonts w:ascii="Times New Roman" w:hAnsi="Times New Roman" w:eastAsia="Times New Roman"/>
-          <w:b w:val="0"/>
-          <w:i w:val="0"/>
-          <w:color w:val="000000"/>
-          <w:sz w:val="24"/>
-        </w:rPr>
-        <w:t xml:space="preserve">          </w:t>
-      </w:r>
-      <w:r>
-        <w:rPr>
-          <w:rFonts w:ascii="Times New Roman" w:hAnsi="Times New Roman" w:eastAsia="Times New Roman"/>
-          <w:b/>
-          <w:i w:val="0"/>
-          <w:color w:val="000000"/>
-          <w:sz w:val="24"/>
-        </w:rPr>
-        <w:t xml:space="preserve">Text2Cypher Natural </w:t>
-      </w:r>
-      <w:r>
-        <w:rPr>
-          <w:rFonts w:ascii="Times New Roman" w:hAnsi="Times New Roman" w:eastAsia="Times New Roman"/>
-          <w:b w:val="0"/>
-          <w:i w:val="0"/>
-          <w:color w:val="000000"/>
-          <w:sz w:val="24"/>
-        </w:rPr>
-        <w:t xml:space="preserve">Apr 2,       </w:t>
-      </w:r>
-      <w:r>
-        <w:rPr>
-          <w:rFonts w:ascii="Times New Roman" w:hAnsi="Times New Roman" w:eastAsia="Times New Roman"/>
-          <w:b/>
-          <w:i w:val="0"/>
-          <w:color w:val="000000"/>
-          <w:sz w:val="24"/>
-        </w:rPr>
-        <w:t>Apr 20, Language Interface    2026</w:t>
-      </w:r>
-      <w:r>
-        <w:rPr>
-          <w:rFonts w:ascii="Times New Roman" w:hAnsi="Times New Roman" w:eastAsia="Times New Roman"/>
-          <w:b w:val="0"/>
-          <w:i w:val="0"/>
-          <w:color w:val="000000"/>
-          <w:sz w:val="24"/>
-        </w:rPr>
-        <w:t xml:space="preserve">         2026</w:t>
-      </w:r>
-      <w:r>
-        <w:rPr>
-          <w:rFonts w:ascii="Times New Roman" w:hAnsi="Times New Roman" w:eastAsia="Times New Roman"/>
-          <w:b/>
-          <w:i w:val="0"/>
-          <w:color w:val="000000"/>
-          <w:sz w:val="24"/>
-        </w:rPr>
-        <w:t xml:space="preserve"> (Objective 3)</w:t>
-      </w:r>
-    </w:p>
-    <w:p>
-      <w:pPr>
-        <w:spacing w:after="120" w:line="276" w:lineRule="auto"/>
-      </w:pPr>
-      <w:r>
-        <w:rPr>
-          <w:rFonts w:ascii="Times New Roman" w:hAnsi="Times New Roman" w:eastAsia="Times New Roman"/>
-          <w:b/>
-          <w:i w:val="0"/>
-          <w:color w:val="000000"/>
-          <w:sz w:val="24"/>
-        </w:rPr>
-        <w:t>4.1</w:t>
-      </w:r>
-      <w:r>
-        <w:rPr>
-          <w:rFonts w:ascii="Times New Roman" w:hAnsi="Times New Roman" w:eastAsia="Times New Roman"/>
-          <w:b w:val="0"/>
-          <w:i w:val="0"/>
-          <w:color w:val="000000"/>
-          <w:sz w:val="24"/>
-        </w:rPr>
-        <w:t xml:space="preserve">        </w:t>
-      </w:r>
-      <w:r>
-        <w:rPr>
-          <w:rFonts w:ascii="Times New Roman" w:hAnsi="Times New Roman" w:eastAsia="Times New Roman"/>
-          <w:b/>
-          <w:i w:val="0"/>
-          <w:color w:val="000000"/>
-          <w:sz w:val="24"/>
-        </w:rPr>
-        <w:t xml:space="preserve">Text2Cypher engine  </w:t>
-      </w:r>
-      <w:r>
-        <w:rPr>
-          <w:rFonts w:ascii="Times New Roman" w:hAnsi="Times New Roman" w:eastAsia="Times New Roman"/>
-          <w:b w:val="0"/>
-          <w:i w:val="0"/>
-          <w:color w:val="000000"/>
-          <w:sz w:val="24"/>
-        </w:rPr>
-        <w:t>Apr 2</w:t>
-      </w:r>
-      <w:r>
-        <w:rPr>
-          <w:rFonts w:ascii="Times New Roman" w:hAnsi="Times New Roman" w:eastAsia="Times New Roman"/>
-          <w:b/>
-          <w:i w:val="0"/>
-          <w:color w:val="000000"/>
-          <w:sz w:val="24"/>
-        </w:rPr>
-        <w:t xml:space="preserve">      </w:t>
-      </w:r>
-      <w:r>
-        <w:rPr>
-          <w:rFonts w:ascii="Times New Roman" w:hAnsi="Times New Roman" w:eastAsia="Times New Roman"/>
-          <w:b w:val="0"/>
-          <w:i w:val="0"/>
-          <w:color w:val="000000"/>
-          <w:sz w:val="24"/>
-        </w:rPr>
-        <w:t>Apr 10</w:t>
-      </w:r>
-      <w:r>
-        <w:rPr>
-          <w:rFonts w:ascii="Times New Roman" w:hAnsi="Times New Roman" w:eastAsia="Times New Roman"/>
-          <w:b/>
-          <w:i w:val="0"/>
-          <w:color w:val="000000"/>
-          <w:sz w:val="24"/>
-        </w:rPr>
-        <w:t xml:space="preserve"> development</w:t>
-      </w:r>
-    </w:p>
-    <w:p>
-      <w:pPr>
-        <w:spacing w:after="120" w:line="276" w:lineRule="auto"/>
-      </w:pPr>
-      <w:r>
-        <w:rPr>
-          <w:rFonts w:ascii="Times New Roman" w:hAnsi="Times New Roman" w:eastAsia="Times New Roman"/>
-          <w:b w:val="0"/>
-          <w:i w:val="0"/>
-          <w:color w:val="000000"/>
-          <w:sz w:val="24"/>
-        </w:rPr>
-        <w:t>4.1.1          Design schema-aware prompt engineering pipeline</w:t>
-      </w:r>
-    </w:p>
-    <w:p>
-      <w:pPr>
-        <w:spacing w:after="120" w:line="276" w:lineRule="auto"/>
-      </w:pPr>
-      <w:r>
-        <w:rPr>
-          <w:rFonts w:ascii="Times New Roman" w:hAnsi="Times New Roman" w:eastAsia="Times New Roman"/>
-          <w:b w:val="0"/>
-          <w:i w:val="0"/>
-          <w:color w:val="000000"/>
-          <w:sz w:val="24"/>
-        </w:rPr>
-        <w:t>4.1.2          Implement multi-LLM provider support (Claude + GPT-4)</w:t>
-      </w:r>
-    </w:p>
-    <w:p>
-      <w:pPr>
-        <w:spacing w:after="120" w:line="276" w:lineRule="auto"/>
-      </w:pPr>
-      <w:r>
-        <w:rPr>
-          <w:rFonts w:ascii="Times New Roman" w:hAnsi="Times New Roman" w:eastAsia="Times New Roman"/>
-          <w:b w:val="0"/>
-          <w:i w:val="0"/>
-          <w:color w:val="000000"/>
-          <w:sz w:val="24"/>
-        </w:rPr>
-        <w:t>4.1.3          Build structured output parsing and error handling</w:t>
-      </w:r>
-    </w:p>
-    <w:p>
-      <w:pPr>
-        <w:spacing w:after="120" w:line="276" w:lineRule="auto"/>
-      </w:pPr>
-      <w:r>
-        <w:rPr>
-          <w:rFonts w:ascii="Times New Roman" w:hAnsi="Times New Roman" w:eastAsia="Times New Roman"/>
-          <w:b w:val="0"/>
-          <w:i w:val="0"/>
-          <w:color w:val="000000"/>
-          <w:sz w:val="24"/>
-        </w:rPr>
-        <w:t>4.1.4          Create query logic explanation generator for non-technical users</w:t>
-      </w:r>
-    </w:p>
-    <w:p>
-      <w:pPr>
-        <w:spacing w:after="120" w:line="276" w:lineRule="auto"/>
-      </w:pPr>
-      <w:r>
-        <w:rPr>
-          <w:rFonts w:ascii="Times New Roman" w:hAnsi="Times New Roman" w:eastAsia="Times New Roman"/>
-          <w:b/>
-          <w:i w:val="0"/>
-          <w:color w:val="000000"/>
-          <w:sz w:val="24"/>
-        </w:rPr>
-        <w:t>4.2</w:t>
-      </w:r>
-      <w:r>
-        <w:rPr>
-          <w:rFonts w:ascii="Times New Roman" w:hAnsi="Times New Roman" w:eastAsia="Times New Roman"/>
-          <w:b w:val="0"/>
-          <w:i w:val="0"/>
-          <w:color w:val="000000"/>
-          <w:sz w:val="24"/>
-        </w:rPr>
-        <w:t xml:space="preserve">        </w:t>
-      </w:r>
-      <w:r>
-        <w:rPr>
-          <w:rFonts w:ascii="Times New Roman" w:hAnsi="Times New Roman" w:eastAsia="Times New Roman"/>
-          <w:b/>
-          <w:i w:val="0"/>
-          <w:color w:val="000000"/>
-          <w:sz w:val="24"/>
-        </w:rPr>
-        <w:t xml:space="preserve">Streamlit web       </w:t>
-      </w:r>
-      <w:r>
-        <w:rPr>
-          <w:rFonts w:ascii="Times New Roman" w:hAnsi="Times New Roman" w:eastAsia="Times New Roman"/>
-          <w:b w:val="0"/>
-          <w:i w:val="0"/>
-          <w:color w:val="000000"/>
-          <w:sz w:val="24"/>
-        </w:rPr>
-        <w:t>Apr 10</w:t>
-      </w:r>
-      <w:r>
-        <w:rPr>
-          <w:rFonts w:ascii="Times New Roman" w:hAnsi="Times New Roman" w:eastAsia="Times New Roman"/>
-          <w:b/>
-          <w:i w:val="0"/>
-          <w:color w:val="000000"/>
-          <w:sz w:val="24"/>
-        </w:rPr>
-        <w:t xml:space="preserve">     </w:t>
-      </w:r>
-      <w:r>
-        <w:rPr>
-          <w:rFonts w:ascii="Times New Roman" w:hAnsi="Times New Roman" w:eastAsia="Times New Roman"/>
-          <w:b w:val="0"/>
-          <w:i w:val="0"/>
-          <w:color w:val="000000"/>
-          <w:sz w:val="24"/>
-        </w:rPr>
-        <w:t>Apr 16</w:t>
-      </w:r>
-      <w:r>
-        <w:rPr>
-          <w:rFonts w:ascii="Times New Roman" w:hAnsi="Times New Roman" w:eastAsia="Times New Roman"/>
-          <w:b/>
-          <w:i w:val="0"/>
-          <w:color w:val="000000"/>
-          <w:sz w:val="24"/>
-        </w:rPr>
-        <w:t xml:space="preserve"> dashboard development</w:t>
-      </w:r>
-    </w:p>
-    <w:p>
-      <w:pPr>
-        <w:spacing w:after="120" w:line="276" w:lineRule="auto"/>
-      </w:pPr>
-      <w:r>
-        <w:rPr>
-          <w:rFonts w:ascii="Times New Roman" w:hAnsi="Times New Roman" w:eastAsia="Times New Roman"/>
-          <w:b w:val="0"/>
-          <w:i w:val="0"/>
-          <w:color w:val="000000"/>
-          <w:sz w:val="24"/>
-        </w:rPr>
-        <w:t>4.2.1          Develop natural language Ask page with auto-visualization</w:t>
-      </w:r>
-    </w:p>
-    <w:p>
-      <w:pPr>
-        <w:spacing w:after="120" w:line="276" w:lineRule="auto"/>
-      </w:pPr>
-      <w:r>
-        <w:rPr>
-          <w:rFonts w:ascii="Times New Roman" w:hAnsi="Times New Roman" w:eastAsia="Times New Roman"/>
-          <w:b w:val="0"/>
-          <w:i w:val="0"/>
-          <w:color w:val="000000"/>
-          <w:sz w:val="24"/>
-        </w:rPr>
-        <w:t>4.2.2          Build Cypher editor Explore page with interactive graph rendering</w:t>
-      </w:r>
-    </w:p>
-    <w:p>
-      <w:pPr>
-        <w:spacing w:after="120" w:line="276" w:lineRule="auto"/>
-      </w:pPr>
-      <w:r>
-        <w:rPr>
-          <w:rFonts w:ascii="Times New Roman" w:hAnsi="Times New Roman" w:eastAsia="Times New Roman"/>
-          <w:b w:val="0"/>
-          <w:i w:val="0"/>
-          <w:color w:val="000000"/>
-          <w:sz w:val="24"/>
-        </w:rPr>
-        <w:t>4.2.3          Create Templates, Insights, and Settings pages</w:t>
-      </w:r>
-    </w:p>
-    <w:p>
-      <w:pPr>
-        <w:spacing w:after="120" w:line="276" w:lineRule="auto"/>
-      </w:pPr>
-      <w:r>
-        <w:rPr>
-          <w:rFonts w:ascii="Times New Roman" w:hAnsi="Times New Roman" w:eastAsia="Times New Roman"/>
-          <w:b w:val="0"/>
-          <w:i w:val="0"/>
-          <w:color w:val="000000"/>
-          <w:sz w:val="24"/>
-        </w:rPr>
-        <w:t>4.2.4          Implement GeoJSON export and saved query history features</w:t>
-      </w:r>
-    </w:p>
-    <w:p>
-      <w:pPr>
-        <w:spacing w:after="120" w:line="276" w:lineRule="auto"/>
-      </w:pPr>
-      <w:r>
-        <w:rPr>
-          <w:rFonts w:ascii="Times New Roman" w:hAnsi="Times New Roman" w:eastAsia="Times New Roman"/>
-          <w:b/>
-          <w:i w:val="0"/>
-          <w:color w:val="000000"/>
-          <w:sz w:val="24"/>
-        </w:rPr>
-        <w:t>4.3</w:t>
-      </w:r>
-      <w:r>
-        <w:rPr>
-          <w:rFonts w:ascii="Times New Roman" w:hAnsi="Times New Roman" w:eastAsia="Times New Roman"/>
-          <w:b w:val="0"/>
-          <w:i w:val="0"/>
-          <w:color w:val="000000"/>
-          <w:sz w:val="24"/>
-        </w:rPr>
-        <w:t xml:space="preserve">        </w:t>
-      </w:r>
-      <w:r>
-        <w:rPr>
-          <w:rFonts w:ascii="Times New Roman" w:hAnsi="Times New Roman" w:eastAsia="Times New Roman"/>
-          <w:b/>
-          <w:i w:val="0"/>
-          <w:color w:val="000000"/>
-          <w:sz w:val="24"/>
-        </w:rPr>
-        <w:t xml:space="preserve">Benchmark testing   </w:t>
-      </w:r>
-      <w:r>
-        <w:rPr>
-          <w:rFonts w:ascii="Times New Roman" w:hAnsi="Times New Roman" w:eastAsia="Times New Roman"/>
-          <w:b w:val="0"/>
-          <w:i w:val="0"/>
-          <w:color w:val="000000"/>
-          <w:sz w:val="24"/>
-        </w:rPr>
-        <w:t>Apr 16</w:t>
-      </w:r>
-      <w:r>
-        <w:rPr>
-          <w:rFonts w:ascii="Times New Roman" w:hAnsi="Times New Roman" w:eastAsia="Times New Roman"/>
-          <w:b/>
-          <w:i w:val="0"/>
-          <w:color w:val="000000"/>
-          <w:sz w:val="24"/>
-        </w:rPr>
-        <w:t xml:space="preserve">     </w:t>
-      </w:r>
-      <w:r>
-        <w:rPr>
-          <w:rFonts w:ascii="Times New Roman" w:hAnsi="Times New Roman" w:eastAsia="Times New Roman"/>
-          <w:b w:val="0"/>
-          <w:i w:val="0"/>
-          <w:color w:val="000000"/>
-          <w:sz w:val="24"/>
-        </w:rPr>
-        <w:t>Apr 20</w:t>
-      </w:r>
-      <w:r>
-        <w:rPr>
-          <w:rFonts w:ascii="Times New Roman" w:hAnsi="Times New Roman" w:eastAsia="Times New Roman"/>
-          <w:b/>
-          <w:i w:val="0"/>
-          <w:color w:val="000000"/>
-          <w:sz w:val="24"/>
-        </w:rPr>
-        <w:t xml:space="preserve"> and accuracy validation</w:t>
-      </w:r>
-    </w:p>
-    <w:p>
-      <w:pPr>
-        <w:spacing w:after="120" w:line="276" w:lineRule="auto"/>
-      </w:pPr>
-      <w:r>
-        <w:rPr>
-          <w:rFonts w:ascii="Times New Roman" w:hAnsi="Times New Roman" w:eastAsia="Times New Roman"/>
-          <w:b w:val="0"/>
-          <w:i w:val="0"/>
-          <w:color w:val="000000"/>
-          <w:sz w:val="24"/>
-        </w:rPr>
-        <w:t>4.3.1          Design 20-question NOAH-specific benchmark suite</w:t>
-      </w:r>
-    </w:p>
-    <w:p>
-      <w:pPr>
-        <w:spacing w:after="120" w:line="276" w:lineRule="auto"/>
-      </w:pPr>
-      <w:r>
-        <w:rPr>
-          <w:rFonts w:ascii="Times New Roman" w:hAnsi="Times New Roman" w:eastAsia="Times New Roman"/>
-          <w:b w:val="0"/>
-          <w:i w:val="0"/>
-          <w:color w:val="000000"/>
-          <w:sz w:val="24"/>
-        </w:rPr>
-        <w:t>4.3.2          Run benchmark and evaluate accuracy against 75% target</w:t>
-      </w:r>
-    </w:p>
-    <w:p>
-      <w:pPr>
-        <w:spacing w:after="120" w:line="276" w:lineRule="auto"/>
-      </w:pPr>
-      <w:r>
-        <w:rPr>
-          <w:rFonts w:ascii="Times New Roman" w:hAnsi="Times New Roman" w:eastAsia="Times New Roman"/>
-          <w:b w:val="0"/>
-          <w:i w:val="0"/>
-          <w:color w:val="000000"/>
-          <w:sz w:val="24"/>
-        </w:rPr>
-        <w:t>4.3.3          Tune prompts and address failure cases</w:t>
-      </w:r>
-    </w:p>
-    <w:p>
-      <w:pPr>
-        <w:spacing w:after="120" w:line="276" w:lineRule="auto"/>
-      </w:pPr>
-      <w:r>
-        <w:rPr>
-          <w:rFonts w:ascii="Times New Roman" w:hAnsi="Times New Roman" w:eastAsia="Times New Roman"/>
-          <w:b w:val="0"/>
-          <w:i w:val="0"/>
-          <w:color w:val="000000"/>
-          <w:sz w:val="24"/>
-        </w:rPr>
-        <w:t>4.3.4          Document accuracy results and testing methodology</w:t>
-      </w:r>
-    </w:p>
-    <w:p>
-      <w:pPr>
-        <w:spacing w:after="120" w:line="276" w:lineRule="auto"/>
-      </w:pPr>
-      <w:r>
-        <w:rPr>
-          <w:rFonts w:ascii="Times New Roman" w:hAnsi="Times New Roman" w:eastAsia="Times New Roman"/>
-          <w:b/>
-          <w:i w:val="0"/>
-          <w:color w:val="000000"/>
-          <w:sz w:val="24"/>
-        </w:rPr>
-        <w:t>Milestone:</w:t>
-      </w:r>
-      <w:r>
-        <w:rPr>
-          <w:rFonts w:ascii="Times New Roman" w:hAnsi="Times New Roman" w:eastAsia="Times New Roman"/>
-          <w:b w:val="0"/>
-          <w:i w:val="0"/>
-          <w:color w:val="000000"/>
-          <w:sz w:val="24"/>
-        </w:rPr>
-        <w:t xml:space="preserve"> </w:t>
-      </w:r>
-      <w:r>
-        <w:rPr>
-          <w:rFonts w:ascii="Times New Roman" w:hAnsi="Times New Roman" w:eastAsia="Times New Roman"/>
-          <w:b w:val="0"/>
-          <w:i/>
-          <w:color w:val="000000"/>
-          <w:sz w:val="24"/>
-        </w:rPr>
-        <w:t>Text2Cypher achieves 95% accuracy on 20-question benchmark (Apr 20)</w:t>
-      </w:r>
-    </w:p>
-    <w:p>
-      <w:pPr>
-        <w:spacing w:after="120" w:line="276" w:lineRule="auto"/>
-      </w:pPr>
-      <w:r>
-        <w:rPr>
-          <w:rFonts w:ascii="Times New Roman" w:hAnsi="Times New Roman" w:eastAsia="Times New Roman"/>
-          <w:b/>
-          <w:i w:val="0"/>
-          <w:color w:val="000000"/>
-          <w:sz w:val="24"/>
-        </w:rPr>
-        <w:t>5</w:t>
-      </w:r>
-      <w:r>
-        <w:rPr>
-          <w:rFonts w:ascii="Times New Roman" w:hAnsi="Times New Roman" w:eastAsia="Times New Roman"/>
-          <w:b w:val="0"/>
-          <w:i w:val="0"/>
-          <w:color w:val="000000"/>
-          <w:sz w:val="24"/>
-        </w:rPr>
-        <w:t xml:space="preserve">          </w:t>
-      </w:r>
-      <w:r>
-        <w:rPr>
-          <w:rFonts w:ascii="Times New Roman" w:hAnsi="Times New Roman" w:eastAsia="Times New Roman"/>
-          <w:b/>
-          <w:i w:val="0"/>
-          <w:color w:val="000000"/>
-          <w:sz w:val="24"/>
-        </w:rPr>
-        <w:t xml:space="preserve">End-to-End          </w:t>
-      </w:r>
-      <w:r>
-        <w:rPr>
-          <w:rFonts w:ascii="Times New Roman" w:hAnsi="Times New Roman" w:eastAsia="Times New Roman"/>
-          <w:b w:val="0"/>
-          <w:i w:val="0"/>
-          <w:color w:val="000000"/>
-          <w:sz w:val="24"/>
-        </w:rPr>
-        <w:t xml:space="preserve">Apr 21,      </w:t>
-      </w:r>
-      <w:r>
-        <w:rPr>
-          <w:rFonts w:ascii="Times New Roman" w:hAnsi="Times New Roman" w:eastAsia="Times New Roman"/>
-          <w:b/>
-          <w:i w:val="0"/>
-          <w:color w:val="000000"/>
-          <w:sz w:val="24"/>
-        </w:rPr>
-        <w:t>Apr 28, Validation &amp; Final    2026</w:t>
-      </w:r>
-      <w:r>
-        <w:rPr>
-          <w:rFonts w:ascii="Times New Roman" w:hAnsi="Times New Roman" w:eastAsia="Times New Roman"/>
-          <w:b w:val="0"/>
-          <w:i w:val="0"/>
-          <w:color w:val="000000"/>
-          <w:sz w:val="24"/>
-        </w:rPr>
-        <w:t xml:space="preserve">         2026</w:t>
-      </w:r>
-      <w:r>
-        <w:rPr>
-          <w:rFonts w:ascii="Times New Roman" w:hAnsi="Times New Roman" w:eastAsia="Times New Roman"/>
-          <w:b/>
-          <w:i w:val="0"/>
-          <w:color w:val="000000"/>
-          <w:sz w:val="24"/>
-        </w:rPr>
-        <w:t xml:space="preserve"> Delivery (Objective 4)</w:t>
-      </w:r>
-    </w:p>
-    <w:p>
-      <w:pPr>
-        <w:spacing w:after="120" w:line="276" w:lineRule="auto"/>
-      </w:pPr>
-      <w:r>
-        <w:rPr>
-          <w:rFonts w:ascii="Times New Roman" w:hAnsi="Times New Roman" w:eastAsia="Times New Roman"/>
-          <w:b/>
-          <w:i w:val="0"/>
-          <w:color w:val="000000"/>
-          <w:sz w:val="24"/>
-        </w:rPr>
-        <w:t>5.1</w:t>
-      </w:r>
-      <w:r>
-        <w:rPr>
-          <w:rFonts w:ascii="Times New Roman" w:hAnsi="Times New Roman" w:eastAsia="Times New Roman"/>
-          <w:b w:val="0"/>
-          <w:i w:val="0"/>
-          <w:color w:val="000000"/>
-          <w:sz w:val="24"/>
-        </w:rPr>
-        <w:t xml:space="preserve">        </w:t>
-      </w:r>
-      <w:r>
-        <w:rPr>
-          <w:rFonts w:ascii="Times New Roman" w:hAnsi="Times New Roman" w:eastAsia="Times New Roman"/>
-          <w:b/>
-          <w:i w:val="0"/>
-          <w:color w:val="000000"/>
-          <w:sz w:val="24"/>
-        </w:rPr>
-        <w:t xml:space="preserve">Performance         </w:t>
-      </w:r>
-      <w:r>
-        <w:rPr>
-          <w:rFonts w:ascii="Times New Roman" w:hAnsi="Times New Roman" w:eastAsia="Times New Roman"/>
-          <w:b w:val="0"/>
-          <w:i w:val="0"/>
-          <w:color w:val="000000"/>
-          <w:sz w:val="24"/>
-        </w:rPr>
-        <w:t>Apr 21</w:t>
-      </w:r>
-      <w:r>
-        <w:rPr>
-          <w:rFonts w:ascii="Times New Roman" w:hAnsi="Times New Roman" w:eastAsia="Times New Roman"/>
-          <w:b/>
-          <w:i w:val="0"/>
-          <w:color w:val="000000"/>
-          <w:sz w:val="24"/>
-        </w:rPr>
-        <w:t xml:space="preserve">     </w:t>
-      </w:r>
-      <w:r>
-        <w:rPr>
-          <w:rFonts w:ascii="Times New Roman" w:hAnsi="Times New Roman" w:eastAsia="Times New Roman"/>
-          <w:b w:val="0"/>
-          <w:i w:val="0"/>
-          <w:color w:val="000000"/>
-          <w:sz w:val="24"/>
-        </w:rPr>
-        <w:t>Apr 24</w:t>
-      </w:r>
-      <w:r>
-        <w:rPr>
-          <w:rFonts w:ascii="Times New Roman" w:hAnsi="Times New Roman" w:eastAsia="Times New Roman"/>
-          <w:b/>
-          <w:i w:val="0"/>
-          <w:color w:val="000000"/>
-          <w:sz w:val="24"/>
-        </w:rPr>
-        <w:t xml:space="preserve"> comparison analysis</w:t>
-      </w:r>
-    </w:p>
-    <w:p>
-      <w:pPr>
-        <w:spacing w:after="120" w:line="276" w:lineRule="auto"/>
-      </w:pPr>
-      <w:r>
-        <w:rPr>
-          <w:rFonts w:ascii="Times New Roman" w:hAnsi="Times New Roman" w:eastAsia="Times New Roman"/>
-          <w:b w:val="0"/>
-          <w:i w:val="0"/>
-          <w:color w:val="000000"/>
-          <w:sz w:val="24"/>
-        </w:rPr>
-        <w:t>5.1.1          Design 8 equivalent SQL vs. Cypher benchmark queries</w:t>
-      </w:r>
-    </w:p>
-    <w:p>
-      <w:pPr>
-        <w:spacing w:after="120" w:line="276" w:lineRule="auto"/>
-      </w:pPr>
-      <w:r>
-        <w:rPr>
-          <w:rFonts w:ascii="Times New Roman" w:hAnsi="Times New Roman" w:eastAsia="Times New Roman"/>
-          <w:b w:val="0"/>
-          <w:i w:val="0"/>
-          <w:color w:val="000000"/>
-          <w:sz w:val="24"/>
-        </w:rPr>
-        <w:t>5.1.2          Run performance tests and collect timing data</w:t>
-      </w:r>
-    </w:p>
-    <w:p>
-      <w:pPr>
-        <w:spacing w:after="120" w:line="276" w:lineRule="auto"/>
-      </w:pPr>
-      <w:r>
-        <w:rPr>
-          <w:rFonts w:ascii="Times New Roman" w:hAnsi="Times New Roman" w:eastAsia="Times New Roman"/>
-          <w:b w:val="0"/>
-          <w:i w:val="0"/>
-          <w:color w:val="000000"/>
-          <w:sz w:val="24"/>
-        </w:rPr>
-        <w:t>5.1.3          Document query complexity reduction (JOINs vs. traversals)</w:t>
-      </w:r>
-    </w:p>
-    <w:p>
-      <w:pPr>
-        <w:spacing w:after="120" w:line="276" w:lineRule="auto"/>
-      </w:pPr>
-      <w:r>
-        <w:rPr>
-          <w:rFonts w:ascii="Times New Roman" w:hAnsi="Times New Roman" w:eastAsia="Times New Roman"/>
-          <w:b w:val="0"/>
-          <w:i w:val="0"/>
-          <w:color w:val="000000"/>
-          <w:sz w:val="24"/>
-        </w:rPr>
-        <w:t>5.1.4          Generate performance comparison report with visualizations</w:t>
-      </w:r>
-    </w:p>
-    <w:p>
-      <w:pPr>
-        <w:spacing w:after="120" w:line="276" w:lineRule="auto"/>
-      </w:pPr>
-      <w:r>
-        <w:rPr>
-          <w:rFonts w:ascii="Times New Roman" w:hAnsi="Times New Roman" w:eastAsia="Times New Roman"/>
-          <w:b/>
-          <w:i w:val="0"/>
-          <w:color w:val="000000"/>
-          <w:sz w:val="24"/>
-        </w:rPr>
-        <w:t>5.2</w:t>
-      </w:r>
-      <w:r>
-        <w:rPr>
-          <w:rFonts w:ascii="Times New Roman" w:hAnsi="Times New Roman" w:eastAsia="Times New Roman"/>
-          <w:b w:val="0"/>
-          <w:i w:val="0"/>
-          <w:color w:val="000000"/>
-          <w:sz w:val="24"/>
-        </w:rPr>
-        <w:t xml:space="preserve">        </w:t>
-      </w:r>
-      <w:r>
-        <w:rPr>
-          <w:rFonts w:ascii="Times New Roman" w:hAnsi="Times New Roman" w:eastAsia="Times New Roman"/>
-          <w:b/>
-          <w:i w:val="0"/>
-          <w:color w:val="000000"/>
-          <w:sz w:val="24"/>
-        </w:rPr>
-        <w:t xml:space="preserve">Documentation and   </w:t>
-      </w:r>
-      <w:r>
-        <w:rPr>
-          <w:rFonts w:ascii="Times New Roman" w:hAnsi="Times New Roman" w:eastAsia="Times New Roman"/>
-          <w:b w:val="0"/>
-          <w:i w:val="0"/>
-          <w:color w:val="000000"/>
-          <w:sz w:val="24"/>
-        </w:rPr>
-        <w:t>Apr 24</w:t>
-      </w:r>
-      <w:r>
-        <w:rPr>
-          <w:rFonts w:ascii="Times New Roman" w:hAnsi="Times New Roman" w:eastAsia="Times New Roman"/>
-          <w:b/>
-          <w:i w:val="0"/>
-          <w:color w:val="000000"/>
-          <w:sz w:val="24"/>
-        </w:rPr>
-        <w:t xml:space="preserve">     </w:t>
-      </w:r>
-      <w:r>
-        <w:rPr>
-          <w:rFonts w:ascii="Times New Roman" w:hAnsi="Times New Roman" w:eastAsia="Times New Roman"/>
-          <w:b w:val="0"/>
-          <w:i w:val="0"/>
-          <w:color w:val="000000"/>
-          <w:sz w:val="24"/>
-        </w:rPr>
-        <w:t>Apr 26</w:t>
-      </w:r>
-      <w:r>
-        <w:rPr>
-          <w:rFonts w:ascii="Times New Roman" w:hAnsi="Times New Roman" w:eastAsia="Times New Roman"/>
-          <w:b/>
-          <w:i w:val="0"/>
-          <w:color w:val="000000"/>
-          <w:sz w:val="24"/>
-        </w:rPr>
-        <w:t xml:space="preserve"> educational materials</w:t>
-      </w:r>
-    </w:p>
-    <w:p>
-      <w:pPr>
-        <w:spacing w:after="120" w:line="276" w:lineRule="auto"/>
-      </w:pPr>
-      <w:r>
-        <w:rPr>
-          <w:rFonts w:ascii="Times New Roman" w:hAnsi="Times New Roman" w:eastAsia="Times New Roman"/>
-          <w:b w:val="0"/>
-          <w:i w:val="0"/>
-          <w:color w:val="000000"/>
-          <w:sz w:val="24"/>
-        </w:rPr>
-        <w:t>5.2.1          Write system architecture and API reference documentation</w:t>
-      </w:r>
-    </w:p>
-    <w:p>
-      <w:pPr>
-        <w:spacing w:after="120" w:line="276" w:lineRule="auto"/>
-      </w:pPr>
-      <w:r>
-        <w:rPr>
-          <w:rFonts w:ascii="Times New Roman" w:hAnsi="Times New Roman" w:eastAsia="Times New Roman"/>
-          <w:b w:val="0"/>
-          <w:i w:val="0"/>
-          <w:color w:val="000000"/>
-          <w:sz w:val="24"/>
-        </w:rPr>
-        <w:t>5.2.2          Create comprehensive user guide for non-technical users</w:t>
-      </w:r>
-    </w:p>
-    <w:p>
-      <w:pPr>
-        <w:spacing w:after="120" w:line="276" w:lineRule="auto"/>
-      </w:pPr>
-      <w:r>
-        <w:rPr>
-          <w:rFonts w:ascii="Times New Roman" w:hAnsi="Times New Roman" w:eastAsia="Times New Roman"/>
-          <w:b w:val="0"/>
-          <w:i w:val="0"/>
-          <w:color w:val="000000"/>
-          <w:sz w:val="24"/>
-        </w:rPr>
-        <w:t>5.2.3          Develop Jupyter notebook with lab exercises for classroom use</w:t>
-      </w:r>
-    </w:p>
-    <w:p>
-      <w:pPr>
-        <w:spacing w:after="120" w:line="276" w:lineRule="auto"/>
-      </w:pPr>
-      <w:r>
-        <w:rPr>
-          <w:rFonts w:ascii="Times New Roman" w:hAnsi="Times New Roman" w:eastAsia="Times New Roman"/>
-          <w:b w:val="0"/>
-          <w:i w:val="0"/>
-          <w:color w:val="000000"/>
-          <w:sz w:val="24"/>
-        </w:rPr>
-        <w:t>5.2.4          Complete capstone report (10--12 pages, NYU SPS format)</w:t>
-      </w:r>
-    </w:p>
-    <w:p>
-      <w:pPr>
-        <w:spacing w:after="120" w:line="276" w:lineRule="auto"/>
-      </w:pPr>
-      <w:r>
-        <w:rPr>
-          <w:rFonts w:ascii="Times New Roman" w:hAnsi="Times New Roman" w:eastAsia="Times New Roman"/>
-          <w:b/>
-          <w:i w:val="0"/>
-          <w:color w:val="000000"/>
-          <w:sz w:val="24"/>
-        </w:rPr>
-        <w:t>5.3</w:t>
-      </w:r>
-      <w:r>
-        <w:rPr>
-          <w:rFonts w:ascii="Times New Roman" w:hAnsi="Times New Roman" w:eastAsia="Times New Roman"/>
-          <w:b w:val="0"/>
-          <w:i w:val="0"/>
-          <w:color w:val="000000"/>
-          <w:sz w:val="24"/>
-        </w:rPr>
-        <w:t xml:space="preserve">        </w:t>
-      </w:r>
-      <w:r>
-        <w:rPr>
-          <w:rFonts w:ascii="Times New Roman" w:hAnsi="Times New Roman" w:eastAsia="Times New Roman"/>
-          <w:b/>
-          <w:i w:val="0"/>
-          <w:color w:val="000000"/>
-          <w:sz w:val="24"/>
-        </w:rPr>
-        <w:t xml:space="preserve">Final validation    </w:t>
-      </w:r>
-      <w:r>
-        <w:rPr>
-          <w:rFonts w:ascii="Times New Roman" w:hAnsi="Times New Roman" w:eastAsia="Times New Roman"/>
-          <w:b w:val="0"/>
-          <w:i w:val="0"/>
-          <w:color w:val="000000"/>
-          <w:sz w:val="24"/>
-        </w:rPr>
-        <w:t>Apr 26</w:t>
-      </w:r>
-      <w:r>
-        <w:rPr>
-          <w:rFonts w:ascii="Times New Roman" w:hAnsi="Times New Roman" w:eastAsia="Times New Roman"/>
-          <w:b/>
-          <w:i w:val="0"/>
-          <w:color w:val="000000"/>
-          <w:sz w:val="24"/>
-        </w:rPr>
-        <w:t xml:space="preserve">     </w:t>
-      </w:r>
-      <w:r>
-        <w:rPr>
-          <w:rFonts w:ascii="Times New Roman" w:hAnsi="Times New Roman" w:eastAsia="Times New Roman"/>
-          <w:b w:val="0"/>
-          <w:i w:val="0"/>
-          <w:color w:val="000000"/>
-          <w:sz w:val="24"/>
-        </w:rPr>
-        <w:t>Apr 28</w:t>
-      </w:r>
-      <w:r>
-        <w:rPr>
-          <w:rFonts w:ascii="Times New Roman" w:hAnsi="Times New Roman" w:eastAsia="Times New Roman"/>
-          <w:b/>
-          <w:i w:val="0"/>
-          <w:color w:val="000000"/>
-          <w:sz w:val="24"/>
-        </w:rPr>
-        <w:t xml:space="preserve"> and sponsor walkthrough</w:t>
-      </w:r>
-    </w:p>
-    <w:p>
-      <w:pPr>
-        <w:spacing w:after="120" w:line="276" w:lineRule="auto"/>
-      </w:pPr>
-      <w:r>
-        <w:rPr>
-          <w:rFonts w:ascii="Times New Roman" w:hAnsi="Times New Roman" w:eastAsia="Times New Roman"/>
-          <w:b w:val="0"/>
-          <w:i w:val="0"/>
-          <w:color w:val="000000"/>
-          <w:sz w:val="24"/>
-        </w:rPr>
-        <w:t>5.3.1          Conduct live walkthrough demo with sponsor</w:t>
-      </w:r>
-    </w:p>
-    <w:p>
-      <w:pPr>
-        <w:spacing w:after="120" w:line="276" w:lineRule="auto"/>
-      </w:pPr>
-      <w:r>
-        <w:rPr>
-          <w:rFonts w:ascii="Times New Roman" w:hAnsi="Times New Roman" w:eastAsia="Times New Roman"/>
-          <w:b w:val="0"/>
-          <w:i w:val="0"/>
-          <w:color w:val="000000"/>
-          <w:sz w:val="24"/>
-        </w:rPr>
-        <w:t>5.3.2          Answer 2 ad-hoc queries during live demonstration</w:t>
-      </w:r>
-    </w:p>
-    <w:p>
-      <w:pPr>
-        <w:spacing w:after="120" w:line="276" w:lineRule="auto"/>
-      </w:pPr>
-      <w:r>
-        <w:rPr>
-          <w:rFonts w:ascii="Times New Roman" w:hAnsi="Times New Roman" w:eastAsia="Times New Roman"/>
-          <w:b w:val="0"/>
-          <w:i w:val="0"/>
-          <w:color w:val="000000"/>
-          <w:sz w:val="24"/>
-        </w:rPr>
-        <w:t>5.3.3          Collect sponsor feedback and obtain final approval</w:t>
-      </w:r>
-    </w:p>
-    <w:p>
-      <w:pPr>
-        <w:spacing w:after="120" w:line="276" w:lineRule="auto"/>
-      </w:pPr>
-      <w:r>
-        <w:rPr>
-          <w:rFonts w:ascii="Times New Roman" w:hAnsi="Times New Roman" w:eastAsia="Times New Roman"/>
-          <w:b w:val="0"/>
-          <w:i w:val="0"/>
-          <w:color w:val="000000"/>
-          <w:sz w:val="24"/>
-        </w:rPr>
-        <w:t>5.3.4          Package all deliverables for final submission</w:t>
-      </w:r>
-    </w:p>
-    <w:p>
-      <w:pPr>
-        <w:spacing w:after="120" w:line="276" w:lineRule="auto"/>
-      </w:pPr>
-      <w:r>
-        <w:rPr>
-          <w:rFonts w:ascii="Times New Roman" w:hAnsi="Times New Roman" w:eastAsia="Times New Roman"/>
-          <w:b/>
-          <w:i w:val="0"/>
-          <w:color w:val="000000"/>
-          <w:sz w:val="24"/>
-        </w:rPr>
-        <w:t>Milestone:</w:t>
-      </w:r>
-      <w:r>
-        <w:rPr>
-          <w:rFonts w:ascii="Times New Roman" w:hAnsi="Times New Roman" w:eastAsia="Times New Roman"/>
-          <w:b w:val="0"/>
-          <w:i w:val="0"/>
-          <w:color w:val="000000"/>
-          <w:sz w:val="24"/>
-        </w:rPr>
-        <w:t xml:space="preserve"> </w:t>
-      </w:r>
-      <w:r>
-        <w:rPr>
-          <w:rFonts w:ascii="Times New Roman" w:hAnsi="Times New Roman" w:eastAsia="Times New Roman"/>
-          <w:b w:val="0"/>
-          <w:i/>
-          <w:color w:val="000000"/>
-          <w:sz w:val="24"/>
-        </w:rPr>
-        <w:t>Sponsor approval of final deliverables package (Apr 28)</w:t>
-      </w:r>
-    </w:p>
-    <w:p>
-      <w:pPr>
-        <w:spacing w:after="120" w:line="276" w:lineRule="auto"/>
-      </w:pPr>
-      <w:r>
-        <w:rPr>
-          <w:rFonts w:ascii="Times New Roman" w:hAnsi="Times New Roman" w:eastAsia="Times New Roman"/>
-          <w:b/>
-          <w:i w:val="0"/>
-          <w:color w:val="000000"/>
-          <w:sz w:val="24"/>
-        </w:rPr>
-        <w:t>6</w:t>
-      </w:r>
-      <w:r>
-        <w:rPr>
-          <w:rFonts w:ascii="Times New Roman" w:hAnsi="Times New Roman" w:eastAsia="Times New Roman"/>
-          <w:b w:val="0"/>
-          <w:i w:val="0"/>
-          <w:color w:val="000000"/>
-          <w:sz w:val="24"/>
-        </w:rPr>
-        <w:t xml:space="preserve">          </w:t>
-      </w:r>
-      <w:r>
-        <w:rPr>
-          <w:rFonts w:ascii="Times New Roman" w:hAnsi="Times New Roman" w:eastAsia="Times New Roman"/>
-          <w:b/>
-          <w:i w:val="0"/>
-          <w:color w:val="000000"/>
-          <w:sz w:val="24"/>
-        </w:rPr>
-        <w:t>Project Closure</w:t>
-      </w:r>
-      <w:r>
-        <w:rPr>
-          <w:rFonts w:ascii="Times New Roman" w:hAnsi="Times New Roman" w:eastAsia="Times New Roman"/>
-          <w:b w:val="0"/>
-          <w:i w:val="0"/>
-          <w:color w:val="000000"/>
-          <w:sz w:val="24"/>
-        </w:rPr>
-        <w:t xml:space="preserve">   </w:t>
-      </w:r>
-      <w:r>
-        <w:rPr>
-          <w:rFonts w:ascii="Times New Roman" w:hAnsi="Times New Roman" w:eastAsia="Times New Roman"/>
-          <w:b/>
-          <w:i w:val="0"/>
-          <w:color w:val="000000"/>
-          <w:sz w:val="24"/>
-        </w:rPr>
-        <w:t xml:space="preserve">Apr 29,      </w:t>
-      </w:r>
-      <w:r>
-        <w:rPr>
-          <w:rFonts w:ascii="Times New Roman" w:hAnsi="Times New Roman" w:eastAsia="Times New Roman"/>
-          <w:b w:val="0"/>
-          <w:i w:val="0"/>
-          <w:color w:val="000000"/>
-          <w:sz w:val="24"/>
-        </w:rPr>
-        <w:t>Apr 30, 2026</w:t>
-      </w:r>
-      <w:r>
-        <w:rPr>
-          <w:rFonts w:ascii="Times New Roman" w:hAnsi="Times New Roman" w:eastAsia="Times New Roman"/>
-          <w:b/>
-          <w:i w:val="0"/>
-          <w:color w:val="000000"/>
-          <w:sz w:val="24"/>
-        </w:rPr>
-        <w:t xml:space="preserve">         2026</w:t>
-      </w:r>
-    </w:p>
-    <w:p>
-      <w:pPr>
-        <w:spacing w:after="120" w:line="276" w:lineRule="auto"/>
-      </w:pPr>
-      <w:r>
-        <w:rPr>
-          <w:rFonts w:ascii="Times New Roman" w:hAnsi="Times New Roman" w:eastAsia="Times New Roman"/>
-          <w:b/>
-          <w:i w:val="0"/>
-          <w:color w:val="000000"/>
-          <w:sz w:val="24"/>
-        </w:rPr>
-        <w:t>6.1</w:t>
-      </w:r>
-      <w:r>
-        <w:rPr>
-          <w:rFonts w:ascii="Times New Roman" w:hAnsi="Times New Roman" w:eastAsia="Times New Roman"/>
-          <w:b w:val="0"/>
-          <w:i w:val="0"/>
-          <w:color w:val="000000"/>
-          <w:sz w:val="24"/>
-        </w:rPr>
-        <w:t xml:space="preserve">        </w:t>
-      </w:r>
-      <w:r>
-        <w:rPr>
-          <w:rFonts w:ascii="Times New Roman" w:hAnsi="Times New Roman" w:eastAsia="Times New Roman"/>
-          <w:b/>
-          <w:i w:val="0"/>
-          <w:color w:val="000000"/>
-          <w:sz w:val="24"/>
-        </w:rPr>
-        <w:t xml:space="preserve">Project closure     </w:t>
-      </w:r>
-      <w:r>
-        <w:rPr>
-          <w:rFonts w:ascii="Times New Roman" w:hAnsi="Times New Roman" w:eastAsia="Times New Roman"/>
-          <w:b w:val="0"/>
-          <w:i w:val="0"/>
-          <w:color w:val="000000"/>
-          <w:sz w:val="24"/>
-        </w:rPr>
-        <w:t>Apr 29</w:t>
-      </w:r>
-      <w:r>
-        <w:rPr>
-          <w:rFonts w:ascii="Times New Roman" w:hAnsi="Times New Roman" w:eastAsia="Times New Roman"/>
-          <w:b/>
-          <w:i w:val="0"/>
-          <w:color w:val="000000"/>
-          <w:sz w:val="24"/>
-        </w:rPr>
-        <w:t xml:space="preserve">     </w:t>
-      </w:r>
-      <w:r>
-        <w:rPr>
-          <w:rFonts w:ascii="Times New Roman" w:hAnsi="Times New Roman" w:eastAsia="Times New Roman"/>
-          <w:b w:val="0"/>
-          <w:i w:val="0"/>
-          <w:color w:val="000000"/>
-          <w:sz w:val="24"/>
-        </w:rPr>
-        <w:t>Apr 30</w:t>
-      </w:r>
-      <w:r>
-        <w:rPr>
-          <w:rFonts w:ascii="Times New Roman" w:hAnsi="Times New Roman" w:eastAsia="Times New Roman"/>
-          <w:b/>
-          <w:i w:val="0"/>
-          <w:color w:val="000000"/>
-          <w:sz w:val="24"/>
-        </w:rPr>
-        <w:t xml:space="preserve"> activities</w:t>
-      </w:r>
-    </w:p>
-    <w:p>
-      <w:pPr>
-        <w:spacing w:after="120" w:line="276" w:lineRule="auto"/>
-      </w:pPr>
-      <w:r>
-        <w:rPr>
-          <w:rFonts w:ascii="Times New Roman" w:hAnsi="Times New Roman" w:eastAsia="Times New Roman"/>
-          <w:b w:val="0"/>
-          <w:i w:val="0"/>
-          <w:color w:val="000000"/>
-          <w:sz w:val="24"/>
-        </w:rPr>
-        <w:t>6.1.1          Compile final documentation and lessons learned report</w:t>
-      </w:r>
-    </w:p>
-    <w:p>
-      <w:pPr>
-        <w:spacing w:after="120" w:line="276" w:lineRule="auto"/>
-      </w:pPr>
-      <w:r>
-        <w:rPr>
-          <w:rFonts w:ascii="Times New Roman" w:hAnsi="Times New Roman" w:eastAsia="Times New Roman"/>
-          <w:b w:val="0"/>
-          <w:i w:val="0"/>
-          <w:color w:val="000000"/>
-          <w:sz w:val="24"/>
-        </w:rPr>
-        <w:t>6.1.2          Archive project repository on GitHub as open-source</w:t>
-      </w:r>
-    </w:p>
-    <w:p>
-      <w:pPr>
-        <w:spacing w:after="120" w:line="276" w:lineRule="auto"/>
-      </w:pPr>
-      <w:r>
-        <w:rPr>
-          <w:rFonts w:ascii="Times New Roman" w:hAnsi="Times New Roman" w:eastAsia="Times New Roman"/>
-          <w:b w:val="0"/>
-          <w:i w:val="0"/>
-          <w:color w:val="000000"/>
-          <w:sz w:val="24"/>
-        </w:rPr>
-        <w:t>6.1.3          Official project closure sign-off with sponsor</w:t>
-      </w:r>
-    </w:p>
-    <w:p>
-      <w:pPr>
-        <w:spacing w:after="120" w:line="276" w:lineRule="auto"/>
-      </w:pPr>
-      <w:r>
-        <w:rPr>
-          <w:rFonts w:ascii="Times New Roman" w:hAnsi="Times New Roman" w:eastAsia="Times New Roman"/>
-          <w:b/>
-          <w:i w:val="0"/>
-          <w:color w:val="000000"/>
-          <w:sz w:val="24"/>
-        </w:rPr>
-        <w:t>Milestone:</w:t>
-      </w:r>
-      <w:r>
-        <w:rPr>
-          <w:rFonts w:ascii="Times New Roman" w:hAnsi="Times New Roman" w:eastAsia="Times New Roman"/>
-          <w:b w:val="0"/>
-          <w:i w:val="0"/>
-          <w:color w:val="000000"/>
-          <w:sz w:val="24"/>
-        </w:rPr>
-        <w:t xml:space="preserve"> </w:t>
-      </w:r>
-      <w:r>
-        <w:rPr>
-          <w:rFonts w:ascii="Times New Roman" w:hAnsi="Times New Roman" w:eastAsia="Times New Roman"/>
-          <w:b w:val="0"/>
-          <w:i/>
-          <w:color w:val="000000"/>
-          <w:sz w:val="24"/>
-        </w:rPr>
-        <w:t>Project officially closed and archived (Apr 30)</w:t>
-      </w:r>
-    </w:p>
-    <w:p>
-      <w:pPr>
-        <w:spacing w:after="0" w:line="264" w:lineRule="auto"/>
-        <w:ind w:left="576"/>
-      </w:pPr>
-      <w:r>
-        <w:rPr>
-          <w:rFonts w:ascii="Consolas" w:hAnsi="Consolas" w:eastAsia="Consolas"/>
-          <w:b w:val="0"/>
-          <w:i w:val="0"/>
-          <w:color w:val="000000"/>
-          <w:sz w:val="20"/>
-        </w:rPr>
-        <w:t xml:space="preserve">  ----------------------------------------------------------------------------------</w:t>
-      </w:r>
-    </w:p>
-    <w:p>
-      <w:pPr>
-        <w:keepNext/>
-        <w:spacing w:before="200" w:after="80"/>
-      </w:pPr>
-      <w:r>
-        <w:rPr>
-          <w:rFonts w:ascii="Times New Roman" w:hAnsi="Times New Roman" w:eastAsia="Times New Roman"/>
-          <w:b/>
-          <w:i/>
-          <w:color w:val="000000"/>
-          <w:sz w:val="24"/>
-        </w:rPr>
-        <w:t>Time Allocation Summary</w:t>
-      </w:r>
-    </w:p>
-    <w:p>
-      <w:pPr>
-        <w:spacing w:after="0" w:line="264" w:lineRule="auto"/>
-        <w:ind w:left="576"/>
-      </w:pPr>
-      <w:r>
-        <w:rPr>
-          <w:rFonts w:ascii="Consolas" w:hAnsi="Consolas" w:eastAsia="Consolas"/>
-          <w:b w:val="0"/>
-          <w:i w:val="0"/>
-          <w:color w:val="000000"/>
-          <w:sz w:val="20"/>
-        </w:rPr>
-        <w:t xml:space="preserve">  --------------------------------------------------------------------------</w:t>
-      </w:r>
-    </w:p>
-    <w:p>
-      <w:pPr>
-        <w:spacing w:after="0" w:line="264" w:lineRule="auto"/>
-        <w:ind w:left="576"/>
-      </w:pPr>
-      <w:r>
-        <w:rPr>
-          <w:rFonts w:ascii="Consolas" w:hAnsi="Consolas" w:eastAsia="Consolas"/>
-          <w:b w:val="0"/>
-          <w:i w:val="0"/>
-          <w:color w:val="000000"/>
-          <w:sz w:val="20"/>
-        </w:rPr>
-        <w:t xml:space="preserve">  **Phase**      **Duration**   **Effort**     **% of Total** **Status**</w:t>
-      </w:r>
-    </w:p>
-    <w:p>
-      <w:pPr>
-        <w:spacing w:after="0" w:line="264" w:lineRule="auto"/>
-        <w:ind w:left="576"/>
-      </w:pPr>
-      <w:r>
-        <w:rPr>
-          <w:rFonts w:ascii="Consolas" w:hAnsi="Consolas" w:eastAsia="Consolas"/>
-          <w:b w:val="0"/>
-          <w:i w:val="0"/>
-          <w:color w:val="000000"/>
-          <w:sz w:val="20"/>
-        </w:rPr>
-        <w:t xml:space="preserve">  -------------- -------------- -------------- -------------- --------------</w:t>
-      </w:r>
-    </w:p>
-    <w:p>
-      <w:pPr>
-        <w:spacing w:after="0" w:line="264" w:lineRule="auto"/>
-        <w:ind w:left="576"/>
-      </w:pPr>
-      <w:r>
-        <w:rPr>
-          <w:rFonts w:ascii="Consolas" w:hAnsi="Consolas" w:eastAsia="Consolas"/>
-          <w:b w:val="0"/>
-          <w:i w:val="0"/>
-          <w:color w:val="000000"/>
-          <w:sz w:val="20"/>
-        </w:rPr>
-        <w:t xml:space="preserve">  1\. Project    2.5 weeks      50 hrs         15%            Completed</w:t>
-      </w:r>
-    </w:p>
-    <w:p>
-      <w:pPr>
-        <w:spacing w:after="0" w:line="264" w:lineRule="auto"/>
-        <w:ind w:left="576"/>
-      </w:pPr>
-      <w:r>
-        <w:rPr>
-          <w:rFonts w:ascii="Consolas" w:hAnsi="Consolas" w:eastAsia="Consolas"/>
-          <w:b w:val="0"/>
-          <w:i w:val="0"/>
-          <w:color w:val="000000"/>
-          <w:sz w:val="20"/>
-        </w:rPr>
-        <w:t xml:space="preserve">  Initiation &amp;                                                </w:t>
-      </w:r>
-    </w:p>
-    <w:p>
-      <w:pPr>
-        <w:spacing w:after="0" w:line="264" w:lineRule="auto"/>
-        <w:ind w:left="576"/>
-      </w:pPr>
-      <w:r>
-        <w:rPr>
-          <w:rFonts w:ascii="Consolas" w:hAnsi="Consolas" w:eastAsia="Consolas"/>
-          <w:b w:val="0"/>
-          <w:i w:val="0"/>
-          <w:color w:val="000000"/>
-          <w:sz w:val="20"/>
-        </w:rPr>
-        <w:t xml:space="preserve">  Requirements                                                </w:t>
-      </w:r>
-    </w:p>
-    <w:p>
-      <w:pPr>
-        <w:spacing w:after="120" w:line="276" w:lineRule="auto"/>
-      </w:pPr>
-      <w:r>
-        <w:rPr>
-          <w:rFonts w:ascii="Times New Roman" w:hAnsi="Times New Roman" w:eastAsia="Times New Roman"/>
-          <w:b w:val="0"/>
-          <w:i w:val="0"/>
-          <w:color w:val="000000"/>
-          <w:sz w:val="24"/>
-        </w:rPr>
-        <w:t>2\. Schema     1.5 weeks      50 hrs         15%            Completed Analysis &amp; Mapping Design</w:t>
-      </w:r>
-    </w:p>
-    <w:p>
-      <w:pPr>
-        <w:spacing w:after="120" w:line="276" w:lineRule="auto"/>
-      </w:pPr>
-      <w:r>
-        <w:rPr>
-          <w:rFonts w:ascii="Times New Roman" w:hAnsi="Times New Roman" w:eastAsia="Times New Roman"/>
-          <w:b w:val="0"/>
-          <w:i w:val="0"/>
-          <w:color w:val="000000"/>
-          <w:sz w:val="24"/>
-        </w:rPr>
-        <w:t>3\. Migration  4 weeks        100 hrs        29%            Completed Engine Development</w:t>
-      </w:r>
-    </w:p>
-    <w:p>
-      <w:pPr>
-        <w:spacing w:after="120" w:line="276" w:lineRule="auto"/>
-      </w:pPr>
-      <w:r>
-        <w:rPr>
-          <w:rFonts w:ascii="Times New Roman" w:hAnsi="Times New Roman" w:eastAsia="Times New Roman"/>
-          <w:b w:val="0"/>
-          <w:i w:val="0"/>
-          <w:color w:val="000000"/>
-          <w:sz w:val="24"/>
-        </w:rPr>
-        <w:t>4\.            3 weeks        80 hrs         23%            Completed Text2Cypher NL Interface</w:t>
-      </w:r>
-    </w:p>
-    <w:p>
-      <w:pPr>
-        <w:spacing w:after="120" w:line="276" w:lineRule="auto"/>
-      </w:pPr>
-      <w:r>
-        <w:rPr>
-          <w:rFonts w:ascii="Times New Roman" w:hAnsi="Times New Roman" w:eastAsia="Times New Roman"/>
-          <w:b w:val="0"/>
-          <w:i w:val="0"/>
-          <w:color w:val="000000"/>
-          <w:sz w:val="24"/>
-        </w:rPr>
-        <w:t>5\. Validation 1 week         50 hrs         15%            In Progress &amp; Final Delivery</w:t>
-      </w:r>
-    </w:p>
-    <w:p>
-      <w:pPr>
-        <w:spacing w:after="120" w:line="276" w:lineRule="auto"/>
-      </w:pPr>
-      <w:r>
-        <w:rPr>
-          <w:rFonts w:ascii="Times New Roman" w:hAnsi="Times New Roman" w:eastAsia="Times New Roman"/>
-          <w:b w:val="0"/>
-          <w:i w:val="0"/>
-          <w:color w:val="000000"/>
-          <w:sz w:val="24"/>
-        </w:rPr>
-        <w:t>6\. Project    0.5 weeks      10 hrs         3%             To Do Closure</w:t>
-      </w:r>
-    </w:p>
-    <w:p>
-      <w:pPr>
-        <w:spacing w:after="120" w:line="276" w:lineRule="auto"/>
-      </w:pPr>
-      <w:r>
-        <w:rPr>
-          <w:rFonts w:ascii="Times New Roman" w:hAnsi="Times New Roman" w:eastAsia="Times New Roman"/>
-          <w:b/>
-          <w:i w:val="0"/>
-          <w:color w:val="000000"/>
-          <w:sz w:val="24"/>
-        </w:rPr>
-        <w:t>Total</w:t>
-      </w:r>
-      <w:r>
-        <w:rPr>
-          <w:rFonts w:ascii="Times New Roman" w:hAnsi="Times New Roman" w:eastAsia="Times New Roman"/>
-          <w:b w:val="0"/>
-          <w:i w:val="0"/>
-          <w:color w:val="000000"/>
-          <w:sz w:val="24"/>
-        </w:rPr>
-        <w:t xml:space="preserve">      </w:t>
-      </w:r>
-      <w:r>
-        <w:rPr>
-          <w:rFonts w:ascii="Times New Roman" w:hAnsi="Times New Roman" w:eastAsia="Times New Roman"/>
-          <w:b/>
-          <w:i w:val="0"/>
-          <w:color w:val="000000"/>
-          <w:sz w:val="24"/>
-        </w:rPr>
-        <w:t>12 weeks</w:t>
-      </w:r>
-      <w:r>
-        <w:rPr>
-          <w:rFonts w:ascii="Times New Roman" w:hAnsi="Times New Roman" w:eastAsia="Times New Roman"/>
-          <w:b w:val="0"/>
-          <w:i w:val="0"/>
-          <w:color w:val="000000"/>
-          <w:sz w:val="24"/>
-        </w:rPr>
-        <w:t xml:space="preserve">   </w:t>
-      </w:r>
-      <w:r>
-        <w:rPr>
-          <w:rFonts w:ascii="Times New Roman" w:hAnsi="Times New Roman" w:eastAsia="Times New Roman"/>
-          <w:b/>
-          <w:i w:val="0"/>
-          <w:color w:val="000000"/>
-          <w:sz w:val="24"/>
-        </w:rPr>
-        <w:t>340 hrs</w:t>
-      </w:r>
-      <w:r>
-        <w:rPr>
-          <w:rFonts w:ascii="Times New Roman" w:hAnsi="Times New Roman" w:eastAsia="Times New Roman"/>
-          <w:b w:val="0"/>
-          <w:i w:val="0"/>
-          <w:color w:val="000000"/>
-          <w:sz w:val="24"/>
-        </w:rPr>
-        <w:t xml:space="preserve">    </w:t>
-      </w:r>
-      <w:r>
-        <w:rPr>
-          <w:rFonts w:ascii="Times New Roman" w:hAnsi="Times New Roman" w:eastAsia="Times New Roman"/>
-          <w:b/>
-          <w:i w:val="0"/>
-          <w:color w:val="000000"/>
-          <w:sz w:val="24"/>
-        </w:rPr>
-        <w:t>100%</w:t>
-      </w:r>
-      <w:r>
-        <w:rPr>
-          <w:rFonts w:ascii="Times New Roman" w:hAnsi="Times New Roman" w:eastAsia="Times New Roman"/>
-          <w:b w:val="0"/>
-          <w:i w:val="0"/>
-          <w:color w:val="000000"/>
-          <w:sz w:val="24"/>
-        </w:rPr>
-        <w:t xml:space="preserve">       </w:t>
-      </w:r>
-      <w:r>
-        <w:rPr>
-          <w:rFonts w:ascii="Times New Roman" w:hAnsi="Times New Roman" w:eastAsia="Times New Roman"/>
-          <w:b/>
-          <w:i w:val="0"/>
-          <w:color w:val="000000"/>
-          <w:sz w:val="24"/>
-        </w:rPr>
-        <w:t>\~85% Complete</w:t>
-      </w:r>
-    </w:p>
-    <w:p>
-      <w:pPr>
-        <w:spacing w:after="0" w:line="264" w:lineRule="auto"/>
-        <w:ind w:left="576"/>
-      </w:pPr>
-      <w:r>
-        <w:rPr>
-          <w:rFonts w:ascii="Consolas" w:hAnsi="Consolas" w:eastAsia="Consolas"/>
-          <w:b w:val="0"/>
-          <w:i w:val="0"/>
-          <w:color w:val="000000"/>
-          <w:sz w:val="20"/>
-        </w:rPr>
-        <w:t xml:space="preserve">  --------------------------------------------------------------------------</w:t>
-      </w:r>
-    </w:p>
-    <w:p>
-      <w:pPr>
-        <w:keepNext/>
-        <w:spacing w:before="200" w:after="80"/>
-      </w:pPr>
-      <w:r>
-        <w:rPr>
-          <w:rFonts w:ascii="Times New Roman" w:hAnsi="Times New Roman" w:eastAsia="Times New Roman"/>
-          <w:b/>
-          <w:i/>
-          <w:color w:val="000000"/>
-          <w:sz w:val="24"/>
-        </w:rPr>
-        <w:t>Progress Notes (as of April 6, 2026)</w:t>
-      </w:r>
-    </w:p>
-    <w:p>
-      <w:pPr>
-        <w:spacing w:after="60" w:line="276" w:lineRule="auto"/>
-        <w:ind w:left="360"/>
-      </w:pPr>
-      <w:r>
-        <w:rPr>
-          <w:rFonts w:ascii="Times New Roman" w:hAnsi="Times New Roman" w:eastAsia="Times New Roman"/>
-          <w:b w:val="0"/>
-          <w:i w:val="0"/>
-          <w:color w:val="000000"/>
-          <w:sz w:val="24"/>
-        </w:rPr>
-        <w:t xml:space="preserve">•  </w:t>
-      </w:r>
-      <w:r>
-        <w:rPr>
-          <w:rFonts w:ascii="Times New Roman" w:hAnsi="Times New Roman" w:eastAsia="Times New Roman"/>
-          <w:b w:val="0"/>
-          <w:i w:val="0"/>
-          <w:color w:val="000000"/>
-          <w:sz w:val="24"/>
-        </w:rPr>
-        <w:t>All core technical deliverables (schema analysis, migration engine, Text2Cypher interface, Streamlit dashboard) were completed ahead of schedule by February 20, 2026.</w:t>
-      </w:r>
-    </w:p>
-    <w:p>
-      <w:pPr>
-        <w:spacing w:after="60" w:line="276" w:lineRule="auto"/>
-        <w:ind w:left="360"/>
-      </w:pPr>
-      <w:r>
-        <w:rPr>
-          <w:rFonts w:ascii="Times New Roman" w:hAnsi="Times New Roman" w:eastAsia="Times New Roman"/>
-          <w:b w:val="0"/>
-          <w:i w:val="0"/>
-          <w:color w:val="000000"/>
-          <w:sz w:val="24"/>
-        </w:rPr>
-        <w:t xml:space="preserve">•  </w:t>
-      </w:r>
-      <w:r>
-        <w:rPr>
-          <w:rFonts w:ascii="Times New Roman" w:hAnsi="Times New Roman" w:eastAsia="Times New Roman"/>
-          <w:b w:val="0"/>
-          <w:i w:val="0"/>
-          <w:color w:val="000000"/>
-          <w:sz w:val="24"/>
-        </w:rPr>
-        <w:t>Migration results: 11,183 nodes across 4 labels (HousingProject, ZipCode, AffordabilityAnalysis, RentBurden) and \~16,900 relationships across 5 types, with 100% data integrity and zero data loss.</w:t>
-      </w:r>
-    </w:p>
-    <w:p>
-      <w:pPr>
-        <w:spacing w:after="60" w:line="276" w:lineRule="auto"/>
-        <w:ind w:left="360"/>
-      </w:pPr>
-      <w:r>
-        <w:rPr>
-          <w:rFonts w:ascii="Times New Roman" w:hAnsi="Times New Roman" w:eastAsia="Times New Roman"/>
-          <w:b w:val="0"/>
-          <w:i w:val="0"/>
-          <w:color w:val="000000"/>
-          <w:sz w:val="24"/>
-        </w:rPr>
-        <w:t xml:space="preserve">•  </w:t>
-      </w:r>
-      <w:r>
-        <w:rPr>
-          <w:rFonts w:ascii="Times New Roman" w:hAnsi="Times New Roman" w:eastAsia="Times New Roman"/>
-          <w:b w:val="0"/>
-          <w:i w:val="0"/>
-          <w:color w:val="000000"/>
-          <w:sz w:val="24"/>
-        </w:rPr>
-        <w:t>Text2Cypher benchmark: 95% accuracy (19/20 questions) --- exceeding the 75% target by 20 percentage points.</w:t>
-      </w:r>
-    </w:p>
-    <w:p>
-      <w:pPr>
-        <w:spacing w:after="60" w:line="276" w:lineRule="auto"/>
-        <w:ind w:left="360"/>
-      </w:pPr>
-      <w:r>
-        <w:rPr>
-          <w:rFonts w:ascii="Times New Roman" w:hAnsi="Times New Roman" w:eastAsia="Times New Roman"/>
-          <w:b w:val="0"/>
-          <w:i w:val="0"/>
-          <w:color w:val="000000"/>
-          <w:sz w:val="24"/>
-        </w:rPr>
-        <w:t xml:space="preserve">•  </w:t>
-      </w:r>
-      <w:r>
-        <w:rPr>
-          <w:rFonts w:ascii="Times New Roman" w:hAnsi="Times New Roman" w:eastAsia="Times New Roman"/>
-          <w:b w:val="0"/>
-          <w:i w:val="0"/>
-          <w:color w:val="000000"/>
-          <w:sz w:val="24"/>
-        </w:rPr>
-        <w:t>Performance comparison: Neo4j achieves 1.6x speedup on graph traversal queries vs. equivalent PostgreSQL multi-table JOINs.</w:t>
-      </w:r>
-    </w:p>
-    <w:p>
-      <w:pPr>
-        <w:spacing w:after="60" w:line="276" w:lineRule="auto"/>
-        <w:ind w:left="360"/>
-      </w:pPr>
-      <w:r>
-        <w:rPr>
-          <w:rFonts w:ascii="Times New Roman" w:hAnsi="Times New Roman" w:eastAsia="Times New Roman"/>
-          <w:b w:val="0"/>
-          <w:i w:val="0"/>
-          <w:color w:val="000000"/>
-          <w:sz w:val="24"/>
-        </w:rPr>
-        <w:t xml:space="preserve">•  </w:t>
-      </w:r>
-      <w:r>
-        <w:rPr>
-          <w:rFonts w:ascii="Times New Roman" w:hAnsi="Times New Roman" w:eastAsia="Times New Roman"/>
-          <w:b w:val="0"/>
-          <w:i w:val="0"/>
-          <w:color w:val="000000"/>
-          <w:sz w:val="24"/>
-        </w:rPr>
-        <w:t>Remaining work: finalize capstone report, conduct sponsor walkthrough demo, complete project closure activities. Approximately 3.5 weeks of buffer remain before the April 30 deadline.</w:t>
-      </w:r>
-    </w:p>
-    <w:p>
-      <w:pPr>
-        <w:spacing w:after="60" w:line="276" w:lineRule="auto"/>
-        <w:ind w:left="360"/>
-      </w:pPr>
-      <w:r>
-        <w:rPr>
-          <w:rFonts w:ascii="Times New Roman" w:hAnsi="Times New Roman" w:eastAsia="Times New Roman"/>
-          <w:b w:val="0"/>
-          <w:i w:val="0"/>
-          <w:color w:val="000000"/>
-          <w:sz w:val="24"/>
-        </w:rPr>
-        <w:t xml:space="preserve">•  </w:t>
-      </w:r>
-      <w:r>
-        <w:rPr>
-          <w:rFonts w:ascii="Times New Roman" w:hAnsi="Times New Roman" w:eastAsia="Times New Roman"/>
-          <w:b w:val="0"/>
-          <w:i w:val="0"/>
-          <w:color w:val="000000"/>
-          <w:sz w:val="24"/>
-        </w:rPr>
-        <w:t>Course assignments 1--7 submitted on schedule. Assignment 8B (this submission) is in progress.</w:t>
+        <w:spacing w:after="240" w:line="276" w:lineRule="auto"/>
+      </w:pPr>
+      <w:r>
+        <w:rPr>
+          <w:rFonts w:ascii="Times New Roman" w:hAnsi="Times New Roman" w:eastAsia="Times New Roman"/>
+          <w:b w:val="0"/>
+          <w:i w:val="0"/>
+          <w:color w:val="000000"/>
+          <w:sz w:val="24"/>
+        </w:rPr>
+        <w:t>This appendix reproduces the Work Breakdown Structure (WBS) submitted on April 6, 2026 as Assignment 8B. The WBS spans the twelve-week project timeline (February 2 — April 30, 2026), decomposes the work into six phases and 340 estimated hours, and annotates each phase with its completion status as of the submission date. The original document is reproduced verbatim below, rendered as page images to preserve the table structure exactly as submitted to the sponsor.</w:t>
+      </w:r>
+    </w:p>
+    <w:p>
+      <w:pPr>
+        <w:spacing w:before="80" w:after="80"/>
+        <w:jc w:val="center"/>
+      </w:pPr>
+      <w:r>
+        <w:drawing>
+          <wp:inline xmlns:a="http://schemas.openxmlformats.org/drawingml/2006/main" xmlns:pic="http://schemas.openxmlformats.org/drawingml/2006/picture">
+            <wp:extent cx="5760720" cy="7455049"/>
+            <wp:docPr id="5" name="Picture 5"/>
+            <wp:cNvGraphicFramePr>
+              <a:graphicFrameLocks noChangeAspect="1"/>
+            </wp:cNvGraphicFramePr>
+            <a:graphic>
+              <a:graphicData uri="http://schemas.openxmlformats.org/drawingml/2006/picture">
+                <pic:pic>
+                  <pic:nvPicPr>
+                    <pic:cNvPr id="0" name="wbs-01.png"/>
+                    <pic:cNvPicPr/>
+                  </pic:nvPicPr>
+                  <pic:blipFill>
+                    <a:blip r:embed="rId15"/>
+                    <a:stretch>
+                      <a:fillRect/>
+                    </a:stretch>
+                  </pic:blipFill>
+                  <pic:spPr>
+                    <a:xfrm>
+                      <a:off x="0" y="0"/>
+                      <a:ext cx="5760720" cy="7455049"/>
+                    </a:xfrm>
+                    <a:prstGeom prst="rect"/>
+                  </pic:spPr>
+                </pic:pic>
+              </a:graphicData>
+            </a:graphic>
+          </wp:inline>
+        </w:drawing>
+      </w:r>
+    </w:p>
+    <w:p>
+      <w:pPr>
+        <w:spacing w:before="80" w:after="80"/>
+        <w:jc w:val="center"/>
+      </w:pPr>
+      <w:r>
+        <w:drawing>
+          <wp:inline xmlns:a="http://schemas.openxmlformats.org/drawingml/2006/main" xmlns:pic="http://schemas.openxmlformats.org/drawingml/2006/picture">
+            <wp:extent cx="5760720" cy="7455049"/>
+            <wp:docPr id="6" name="Picture 6"/>
+            <wp:cNvGraphicFramePr>
+              <a:graphicFrameLocks noChangeAspect="1"/>
+            </wp:cNvGraphicFramePr>
+            <a:graphic>
+              <a:graphicData uri="http://schemas.openxmlformats.org/drawingml/2006/picture">
+                <pic:pic>
+                  <pic:nvPicPr>
+                    <pic:cNvPr id="0" name="wbs-02.png"/>
+                    <pic:cNvPicPr/>
+                  </pic:nvPicPr>
+                  <pic:blipFill>
+                    <a:blip r:embed="rId16"/>
+                    <a:stretch>
+                      <a:fillRect/>
+                    </a:stretch>
+                  </pic:blipFill>
+                  <pic:spPr>
+                    <a:xfrm>
+                      <a:off x="0" y="0"/>
+                      <a:ext cx="5760720" cy="7455049"/>
+                    </a:xfrm>
+                    <a:prstGeom prst="rect"/>
+                  </pic:spPr>
+                </pic:pic>
+              </a:graphicData>
+            </a:graphic>
+          </wp:inline>
+        </w:drawing>
+      </w:r>
+    </w:p>
+    <w:p>
+      <w:pPr>
+        <w:spacing w:before="80" w:after="80"/>
+        <w:jc w:val="center"/>
+      </w:pPr>
+      <w:r>
+        <w:drawing>
+          <wp:inline xmlns:a="http://schemas.openxmlformats.org/drawingml/2006/main" xmlns:pic="http://schemas.openxmlformats.org/drawingml/2006/picture">
+            <wp:extent cx="5760720" cy="7455049"/>
+            <wp:docPr id="7" name="Picture 7"/>
+            <wp:cNvGraphicFramePr>
+              <a:graphicFrameLocks noChangeAspect="1"/>
+            </wp:cNvGraphicFramePr>
+            <a:graphic>
+              <a:graphicData uri="http://schemas.openxmlformats.org/drawingml/2006/picture">
+                <pic:pic>
+                  <pic:nvPicPr>
+                    <pic:cNvPr id="0" name="wbs-03.png"/>
+                    <pic:cNvPicPr/>
+                  </pic:nvPicPr>
+                  <pic:blipFill>
+                    <a:blip r:embed="rId17"/>
+                    <a:stretch>
+                      <a:fillRect/>
+                    </a:stretch>
+                  </pic:blipFill>
+                  <pic:spPr>
+                    <a:xfrm>
+                      <a:off x="0" y="0"/>
+                      <a:ext cx="5760720" cy="7455049"/>
+                    </a:xfrm>
+                    <a:prstGeom prst="rect"/>
+                  </pic:spPr>
+                </pic:pic>
+              </a:graphicData>
+            </a:graphic>
+          </wp:inline>
+        </w:drawing>
+      </w:r>
+    </w:p>
+    <w:p>
+      <w:pPr>
+        <w:spacing w:before="80" w:after="80"/>
+        <w:jc w:val="center"/>
+      </w:pPr>
+      <w:r>
+        <w:drawing>
+          <wp:inline xmlns:a="http://schemas.openxmlformats.org/drawingml/2006/main" xmlns:pic="http://schemas.openxmlformats.org/drawingml/2006/picture">
+            <wp:extent cx="5760720" cy="7455049"/>
+            <wp:docPr id="8" name="Picture 8"/>
+            <wp:cNvGraphicFramePr>
+              <a:graphicFrameLocks noChangeAspect="1"/>
+            </wp:cNvGraphicFramePr>
+            <a:graphic>
+              <a:graphicData uri="http://schemas.openxmlformats.org/drawingml/2006/picture">
+                <pic:pic>
+                  <pic:nvPicPr>
+                    <pic:cNvPr id="0" name="wbs-04.png"/>
+                    <pic:cNvPicPr/>
+                  </pic:nvPicPr>
+                  <pic:blipFill>
+                    <a:blip r:embed="rId18"/>
+                    <a:stretch>
+                      <a:fillRect/>
+                    </a:stretch>
+                  </pic:blipFill>
+                  <pic:spPr>
+                    <a:xfrm>
+                      <a:off x="0" y="0"/>
+                      <a:ext cx="5760720" cy="7455049"/>
+                    </a:xfrm>
+                    <a:prstGeom prst="rect"/>
+                  </pic:spPr>
+                </pic:pic>
+              </a:graphicData>
+            </a:graphic>
+          </wp:inline>
+        </w:drawing>
+      </w:r>
+    </w:p>
+    <w:p>
+      <w:pPr>
+        <w:spacing w:before="80" w:after="80"/>
+        <w:jc w:val="center"/>
+      </w:pPr>
+      <w:r>
+        <w:drawing>
+          <wp:inline xmlns:a="http://schemas.openxmlformats.org/drawingml/2006/main" xmlns:pic="http://schemas.openxmlformats.org/drawingml/2006/picture">
+            <wp:extent cx="5760720" cy="7455049"/>
+            <wp:docPr id="9" name="Picture 9"/>
+            <wp:cNvGraphicFramePr>
+              <a:graphicFrameLocks noChangeAspect="1"/>
+            </wp:cNvGraphicFramePr>
+            <a:graphic>
+              <a:graphicData uri="http://schemas.openxmlformats.org/drawingml/2006/picture">
+                <pic:pic>
+                  <pic:nvPicPr>
+                    <pic:cNvPr id="0" name="wbs-05.png"/>
+                    <pic:cNvPicPr/>
+                  </pic:nvPicPr>
+                  <pic:blipFill>
+                    <a:blip r:embed="rId19"/>
+                    <a:stretch>
+                      <a:fillRect/>
+                    </a:stretch>
+                  </pic:blipFill>
+                  <pic:spPr>
+                    <a:xfrm>
+                      <a:off x="0" y="0"/>
+                      <a:ext cx="5760720" cy="7455049"/>
+                    </a:xfrm>
+                    <a:prstGeom prst="rect"/>
+                  </pic:spPr>
+                </pic:pic>
+              </a:graphicData>
+            </a:graphic>
+          </wp:inline>
+        </w:drawing>
+      </w:r>
+    </w:p>
+    <w:p>
+      <w:pPr>
+        <w:spacing w:before="80" w:after="80"/>
+        <w:jc w:val="center"/>
+      </w:pPr>
+      <w:r>
+        <w:drawing>
+          <wp:inline xmlns:a="http://schemas.openxmlformats.org/drawingml/2006/main" xmlns:pic="http://schemas.openxmlformats.org/drawingml/2006/picture">
+            <wp:extent cx="5760720" cy="7455049"/>
+            <wp:docPr id="10" name="Picture 10"/>
+            <wp:cNvGraphicFramePr>
+              <a:graphicFrameLocks noChangeAspect="1"/>
+            </wp:cNvGraphicFramePr>
+            <a:graphic>
+              <a:graphicData uri="http://schemas.openxmlformats.org/drawingml/2006/picture">
+                <pic:pic>
+                  <pic:nvPicPr>
+                    <pic:cNvPr id="0" name="wbs-06.png"/>
+                    <pic:cNvPicPr/>
+                  </pic:nvPicPr>
+                  <pic:blipFill>
+                    <a:blip r:embed="rId20"/>
+                    <a:stretch>
+                      <a:fillRect/>
+                    </a:stretch>
+                  </pic:blipFill>
+                  <pic:spPr>
+                    <a:xfrm>
+                      <a:off x="0" y="0"/>
+                      <a:ext cx="5760720" cy="7455049"/>
+                    </a:xfrm>
+                    <a:prstGeom prst="rect"/>
+                  </pic:spPr>
+                </pic:pic>
+              </a:graphicData>
+            </a:graphic>
+          </wp:inline>
+        </w:drawing>
+      </w:r>
+    </w:p>
+    <w:p>
+      <w:pPr>
+        <w:spacing w:before="80" w:after="80"/>
+        <w:jc w:val="center"/>
+      </w:pPr>
+      <w:r>
+        <w:drawing>
+          <wp:inline xmlns:a="http://schemas.openxmlformats.org/drawingml/2006/main" xmlns:pic="http://schemas.openxmlformats.org/drawingml/2006/picture">
+            <wp:extent cx="5760720" cy="7455049"/>
+            <wp:docPr id="11" name="Picture 11"/>
+            <wp:cNvGraphicFramePr>
+              <a:graphicFrameLocks noChangeAspect="1"/>
+            </wp:cNvGraphicFramePr>
+            <a:graphic>
+              <a:graphicData uri="http://schemas.openxmlformats.org/drawingml/2006/picture">
+                <pic:pic>
+                  <pic:nvPicPr>
+                    <pic:cNvPr id="0" name="wbs-07.png"/>
+                    <pic:cNvPicPr/>
+                  </pic:nvPicPr>
+                  <pic:blipFill>
+                    <a:blip r:embed="rId21"/>
+                    <a:stretch>
+                      <a:fillRect/>
+                    </a:stretch>
+                  </pic:blipFill>
+                  <pic:spPr>
+                    <a:xfrm>
+                      <a:off x="0" y="0"/>
+                      <a:ext cx="5760720" cy="7455049"/>
+                    </a:xfrm>
+                    <a:prstGeom prst="rect"/>
+                  </pic:spPr>
+                </pic:pic>
+              </a:graphicData>
+            </a:graphic>
+          </wp:inline>
+        </w:drawing>
+      </w:r>
+    </w:p>
+    <w:p>
+      <w:pPr>
+        <w:spacing w:before="80" w:after="80"/>
+        <w:jc w:val="center"/>
+      </w:pPr>
+      <w:r>
+        <w:drawing>
+          <wp:inline xmlns:a="http://schemas.openxmlformats.org/drawingml/2006/main" xmlns:pic="http://schemas.openxmlformats.org/drawingml/2006/picture">
+            <wp:extent cx="5760720" cy="7455049"/>
+            <wp:docPr id="12" name="Picture 12"/>
+            <wp:cNvGraphicFramePr>
+              <a:graphicFrameLocks noChangeAspect="1"/>
+            </wp:cNvGraphicFramePr>
+            <a:graphic>
+              <a:graphicData uri="http://schemas.openxmlformats.org/drawingml/2006/picture">
+                <pic:pic>
+                  <pic:nvPicPr>
+                    <pic:cNvPr id="0" name="wbs-08.png"/>
+                    <pic:cNvPicPr/>
+                  </pic:nvPicPr>
+                  <pic:blipFill>
+                    <a:blip r:embed="rId22"/>
+                    <a:stretch>
+                      <a:fillRect/>
+                    </a:stretch>
+                  </pic:blipFill>
+                  <pic:spPr>
+                    <a:xfrm>
+                      <a:off x="0" y="0"/>
+                      <a:ext cx="5760720" cy="7455049"/>
+                    </a:xfrm>
+                    <a:prstGeom prst="rect"/>
+                  </pic:spPr>
+                </pic:pic>
+              </a:graphicData>
+            </a:graphic>
+          </wp:inline>
+        </w:drawing>
+      </w:r>
+    </w:p>
+    <w:p>
+      <w:pPr>
+        <w:spacing w:before="80" w:after="80"/>
+        <w:jc w:val="center"/>
+      </w:pPr>
+      <w:r>
+        <w:drawing>
+          <wp:inline xmlns:a="http://schemas.openxmlformats.org/drawingml/2006/main" xmlns:pic="http://schemas.openxmlformats.org/drawingml/2006/picture">
+            <wp:extent cx="5760720" cy="7455049"/>
+            <wp:docPr id="13" name="Picture 13"/>
+            <wp:cNvGraphicFramePr>
+              <a:graphicFrameLocks noChangeAspect="1"/>
+            </wp:cNvGraphicFramePr>
+            <a:graphic>
+              <a:graphicData uri="http://schemas.openxmlformats.org/drawingml/2006/picture">
+                <pic:pic>
+                  <pic:nvPicPr>
+                    <pic:cNvPr id="0" name="wbs-09.png"/>
+                    <pic:cNvPicPr/>
+                  </pic:nvPicPr>
+                  <pic:blipFill>
+                    <a:blip r:embed="rId23"/>
+                    <a:stretch>
+                      <a:fillRect/>
+                    </a:stretch>
+                  </pic:blipFill>
+                  <pic:spPr>
+                    <a:xfrm>
+                      <a:off x="0" y="0"/>
+                      <a:ext cx="5760720" cy="7455049"/>
+                    </a:xfrm>
+                    <a:prstGeom prst="rect"/>
+                  </pic:spPr>
+                </pic:pic>
+              </a:graphicData>
+            </a:graphic>
+          </wp:inline>
+        </w:drawing>
+      </w:r>
+    </w:p>
+    <w:p>
+      <w:pPr>
+        <w:spacing w:before="80" w:after="80"/>
+        <w:jc w:val="center"/>
+      </w:pPr>
+      <w:r>
+        <w:drawing>
+          <wp:inline xmlns:a="http://schemas.openxmlformats.org/drawingml/2006/main" xmlns:pic="http://schemas.openxmlformats.org/drawingml/2006/picture">
+            <wp:extent cx="5760720" cy="7455049"/>
+            <wp:docPr id="14" name="Picture 14"/>
+            <wp:cNvGraphicFramePr>
+              <a:graphicFrameLocks noChangeAspect="1"/>
+            </wp:cNvGraphicFramePr>
+            <a:graphic>
+              <a:graphicData uri="http://schemas.openxmlformats.org/drawingml/2006/picture">
+                <pic:pic>
+                  <pic:nvPicPr>
+                    <pic:cNvPr id="0" name="wbs-10.png"/>
+                    <pic:cNvPicPr/>
+                  </pic:nvPicPr>
+                  <pic:blipFill>
+                    <a:blip r:embed="rId24"/>
+                    <a:stretch>
+                      <a:fillRect/>
+                    </a:stretch>
+                  </pic:blipFill>
+                  <pic:spPr>
+                    <a:xfrm>
+                      <a:off x="0" y="0"/>
+                      <a:ext cx="5760720" cy="7455049"/>
+                    </a:xfrm>
+                    <a:prstGeom prst="rect"/>
+                  </pic:spPr>
+                </pic:pic>
+              </a:graphicData>
+            </a:graphic>
+          </wp:inline>
+        </w:drawing>
+      </w:r>
+    </w:p>
+    <w:p>
+      <w:pPr>
+        <w:spacing w:before="80" w:after="80"/>
+        <w:jc w:val="center"/>
+      </w:pPr>
+      <w:r>
+        <w:drawing>
+          <wp:inline xmlns:a="http://schemas.openxmlformats.org/drawingml/2006/main" xmlns:pic="http://schemas.openxmlformats.org/drawingml/2006/picture">
+            <wp:extent cx="5760720" cy="7455049"/>
+            <wp:docPr id="15" name="Picture 15"/>
+            <wp:cNvGraphicFramePr>
+              <a:graphicFrameLocks noChangeAspect="1"/>
+            </wp:cNvGraphicFramePr>
+            <a:graphic>
+              <a:graphicData uri="http://schemas.openxmlformats.org/drawingml/2006/picture">
+                <pic:pic>
+                  <pic:nvPicPr>
+                    <pic:cNvPr id="0" name="wbs-11.png"/>
+                    <pic:cNvPicPr/>
+                  </pic:nvPicPr>
+                  <pic:blipFill>
+                    <a:blip r:embed="rId25"/>
+                    <a:stretch>
+                      <a:fillRect/>
+                    </a:stretch>
+                  </pic:blipFill>
+                  <pic:spPr>
+                    <a:xfrm>
+                      <a:off x="0" y="0"/>
+                      <a:ext cx="5760720" cy="7455049"/>
+                    </a:xfrm>
+                    <a:prstGeom prst="rect"/>
+                  </pic:spPr>
+                </pic:pic>
+              </a:graphicData>
+            </a:graphic>
+          </wp:inline>
+        </w:drawing>
       </w:r>
     </w:p>
     <w:p>
@@ -24868,17 +21329,33 @@
     </w:p>
     <w:p>
       <w:pPr>
-        <w:spacing w:after="120" w:line="276" w:lineRule="auto"/>
-      </w:pPr>
-      <w:r>
-        <w:rPr>
-          <w:rFonts w:ascii="Times New Roman" w:hAnsi="Times New Roman" w:eastAsia="Times New Roman"/>
-          <w:b w:val="0"/>
-          <w:i w:val="0"/>
-          <w:color w:val="000000"/>
-          <w:sz w:val="24"/>
-        </w:rPr>
-        <w:t>Three formal status reports were submitted to the Sponsor over the project duration: the initial post-delivery report on February 26, 2026; the mid-semester report on March 25, 2026; and the final pre-closure report on April 16, 2026. Each report uses the standard Red / Yellow / Green severity indicators across six project areas (Overall Status, Schedule, Deliverables, Resources and Collaboration, Changes, and Communication). All six areas were Green on every report. The consolidated content below is drawn from the final April 16, 2026 status report, which supersedes and subsumes the earlier two.</w:t>
+        <w:spacing w:after="360" w:line="276" w:lineRule="auto"/>
+      </w:pPr>
+      <w:r>
+        <w:rPr>
+          <w:rFonts w:ascii="Times New Roman" w:hAnsi="Times New Roman" w:eastAsia="Times New Roman"/>
+          <w:b w:val="0"/>
+          <w:i w:val="0"/>
+          <w:color w:val="000000"/>
+          <w:sz w:val="24"/>
+        </w:rPr>
+        <w:t>Three formal status reports were submitted to the Sponsor over the project duration, each using the standard Red / Yellow / Green severity indicators across six project areas (Overall Status, Schedule, Deliverables, Resources and Collaboration, Changes, Communication). All six areas were Green on every report. All three reports are reproduced in chronological order below. Space is reserved at the end of each report for the sponsor's signature.</w:t>
+      </w:r>
+    </w:p>
+    <w:p>
+      <w:pPr>
+        <w:keepNext/>
+        <w:spacing w:before="360" w:after="120"/>
+      </w:pPr>
+      <w:r>
+        <w:rPr>
+          <w:rFonts w:ascii="Times New Roman" w:hAnsi="Times New Roman" w:eastAsia="Times New Roman"/>
+          <w:b/>
+          <w:i w:val="0"/>
+          <w:color w:val="000000"/>
+          <w:sz w:val="28"/>
+        </w:rPr>
+        <w:t>Status Report 1 — February 26, 2026</w:t>
       </w:r>
     </w:p>
     <w:p>
@@ -25854,6 +22331,2503 @@
           <w:sz w:val="24"/>
         </w:rPr>
         <w:t>Please print in English</w:t>
+      </w:r>
+    </w:p>
+    <w:p>
+      <w:pPr>
+        <w:spacing w:after="360" w:line="276" w:lineRule="auto"/>
+      </w:pPr>
+    </w:p>
+    <w:p>
+      <w:pPr>
+        <w:spacing w:after="120" w:line="276" w:lineRule="auto"/>
+      </w:pPr>
+      <w:r>
+        <w:rPr>
+          <w:rFonts w:ascii="Times New Roman" w:hAnsi="Times New Roman" w:eastAsia="Times New Roman"/>
+          <w:b w:val="0"/>
+          <w:i w:val="0"/>
+          <w:color w:val="000000"/>
+          <w:sz w:val="24"/>
+        </w:rPr>
+        <w:t>Sponsor Signature: ____________________________________   Date: _______________</w:t>
+      </w:r>
+    </w:p>
+    <w:p>
+      <w:pPr>
+        <w:spacing w:after="480" w:line="276" w:lineRule="auto"/>
+      </w:pPr>
+      <w:r>
+        <w:rPr>
+          <w:rFonts w:ascii="Times New Roman" w:hAnsi="Times New Roman" w:eastAsia="Times New Roman"/>
+          <w:b w:val="0"/>
+          <w:i w:val="0"/>
+          <w:color w:val="000000"/>
+          <w:sz w:val="24"/>
+        </w:rPr>
+        <w:t>Printed Name: Dr. Andres Fortino</w:t>
+      </w:r>
+    </w:p>
+    <w:p>
+      <w:pPr>
+        <w:keepNext/>
+        <w:spacing w:before="360" w:after="120"/>
+      </w:pPr>
+      <w:r>
+        <w:rPr>
+          <w:rFonts w:ascii="Times New Roman" w:hAnsi="Times New Roman" w:eastAsia="Times New Roman"/>
+          <w:b/>
+          <w:i w:val="0"/>
+          <w:color w:val="000000"/>
+          <w:sz w:val="28"/>
+        </w:rPr>
+        <w:t>Status Report 2 — March 25, 2026</w:t>
+      </w:r>
+    </w:p>
+    <w:p>
+      <w:pPr>
+        <w:spacing w:after="120" w:line="276" w:lineRule="auto"/>
+      </w:pPr>
+      <w:r>
+        <w:rPr>
+          <w:rFonts w:ascii="Times New Roman" w:hAnsi="Times New Roman" w:eastAsia="Times New Roman"/>
+          <w:b/>
+          <w:i w:val="0"/>
+          <w:color w:val="000000"/>
+          <w:sz w:val="24"/>
+        </w:rPr>
+        <w:t>Your Name:</w:t>
+      </w:r>
+      <w:r>
+        <w:rPr>
+          <w:rFonts w:ascii="Times New Roman" w:hAnsi="Times New Roman" w:eastAsia="Times New Roman"/>
+          <w:b w:val="0"/>
+          <w:i w:val="0"/>
+          <w:color w:val="000000"/>
+          <w:sz w:val="24"/>
+        </w:rPr>
+        <w:t xml:space="preserve"> Zhen Yang</w:t>
+      </w:r>
+    </w:p>
+    <w:p>
+      <w:pPr>
+        <w:spacing w:after="120" w:line="276" w:lineRule="auto"/>
+      </w:pPr>
+      <w:r>
+        <w:rPr>
+          <w:rFonts w:ascii="Times New Roman" w:hAnsi="Times New Roman" w:eastAsia="Times New Roman"/>
+          <w:b/>
+          <w:i w:val="0"/>
+          <w:color w:val="000000"/>
+          <w:sz w:val="24"/>
+        </w:rPr>
+        <w:t>Project Title:</w:t>
+      </w:r>
+      <w:r>
+        <w:rPr>
+          <w:rFonts w:ascii="Times New Roman" w:hAnsi="Times New Roman" w:eastAsia="Times New Roman"/>
+          <w:b w:val="0"/>
+          <w:i w:val="0"/>
+          <w:color w:val="000000"/>
+          <w:sz w:val="24"/>
+        </w:rPr>
+        <w:t xml:space="preserve"> NOAH PostgreSQL-to-Neo4j Conversion Bot</w:t>
+      </w:r>
+    </w:p>
+    <w:p>
+      <w:pPr>
+        <w:spacing w:after="120" w:line="276" w:lineRule="auto"/>
+      </w:pPr>
+      <w:r>
+        <w:rPr>
+          <w:rFonts w:ascii="Times New Roman" w:hAnsi="Times New Roman" w:eastAsia="Times New Roman"/>
+          <w:b/>
+          <w:i w:val="0"/>
+          <w:color w:val="000000"/>
+          <w:sz w:val="24"/>
+        </w:rPr>
+        <w:t>Date of report:</w:t>
+      </w:r>
+      <w:r>
+        <w:rPr>
+          <w:rFonts w:ascii="Times New Roman" w:hAnsi="Times New Roman" w:eastAsia="Times New Roman"/>
+          <w:b w:val="0"/>
+          <w:i w:val="0"/>
+          <w:color w:val="000000"/>
+          <w:sz w:val="24"/>
+        </w:rPr>
+        <w:t xml:space="preserve"> March 25, 2026</w:t>
+      </w:r>
+    </w:p>
+    <w:p>
+      <w:pPr>
+        <w:spacing w:after="120" w:line="276" w:lineRule="auto"/>
+      </w:pPr>
+      <w:r>
+        <w:rPr>
+          <w:rFonts w:ascii="Times New Roman" w:hAnsi="Times New Roman" w:eastAsia="Times New Roman"/>
+          <w:b/>
+          <w:i w:val="0"/>
+          <w:color w:val="000000"/>
+          <w:sz w:val="24"/>
+        </w:rPr>
+        <w:t>1. Project Status and Explanation:</w:t>
+      </w:r>
+    </w:p>
+    <w:p>
+      <w:pPr>
+        <w:spacing w:after="0" w:line="264" w:lineRule="auto"/>
+        <w:ind w:left="576"/>
+      </w:pPr>
+      <w:r>
+        <w:rPr>
+          <w:rFonts w:ascii="Consolas" w:hAnsi="Consolas" w:eastAsia="Consolas"/>
+          <w:b w:val="0"/>
+          <w:i w:val="0"/>
+          <w:color w:val="000000"/>
+          <w:sz w:val="20"/>
+        </w:rPr>
+        <w:t xml:space="preserve">  ---------------------------------------------------------------------------</w:t>
+      </w:r>
+    </w:p>
+    <w:p>
+      <w:pPr>
+        <w:spacing w:after="0" w:line="264" w:lineRule="auto"/>
+        <w:ind w:left="576"/>
+      </w:pPr>
+      <w:r>
+        <w:rPr>
+          <w:rFonts w:ascii="Consolas" w:hAnsi="Consolas" w:eastAsia="Consolas"/>
+          <w:b w:val="0"/>
+          <w:i w:val="0"/>
+          <w:color w:val="000000"/>
+          <w:sz w:val="20"/>
+        </w:rPr>
+        <w:t xml:space="preserve">  **Project Status  **Status  **Explanation**</w:t>
+      </w:r>
+    </w:p>
+    <w:p>
+      <w:pPr>
+        <w:spacing w:after="0" w:line="264" w:lineRule="auto"/>
+        <w:ind w:left="576"/>
+      </w:pPr>
+      <w:r>
+        <w:rPr>
+          <w:rFonts w:ascii="Consolas" w:hAnsi="Consolas" w:eastAsia="Consolas"/>
+          <w:b w:val="0"/>
+          <w:i w:val="0"/>
+          <w:color w:val="000000"/>
+          <w:sz w:val="20"/>
+        </w:rPr>
+        <w:t xml:space="preserve">  Area**            (RYG)**   </w:t>
+      </w:r>
+    </w:p>
+    <w:p>
+      <w:pPr>
+        <w:spacing w:after="0" w:line="264" w:lineRule="auto"/>
+        <w:ind w:left="576"/>
+      </w:pPr>
+      <w:r>
+        <w:rPr>
+          <w:rFonts w:ascii="Consolas" w:hAnsi="Consolas" w:eastAsia="Consolas"/>
+          <w:b w:val="0"/>
+          <w:i w:val="0"/>
+          <w:color w:val="000000"/>
+          <w:sz w:val="20"/>
+        </w:rPr>
+        <w:t xml:space="preserve">  ---------------- ---------- -----------------------------------------------</w:t>
+      </w:r>
+    </w:p>
+    <w:p>
+      <w:pPr>
+        <w:spacing w:after="0" w:line="264" w:lineRule="auto"/>
+        <w:ind w:left="576"/>
+      </w:pPr>
+      <w:r>
+        <w:rPr>
+          <w:rFonts w:ascii="Consolas" w:hAnsi="Consolas" w:eastAsia="Consolas"/>
+          <w:b w:val="0"/>
+          <w:i w:val="0"/>
+          <w:color w:val="000000"/>
+          <w:sz w:val="20"/>
+        </w:rPr>
+        <w:t xml:space="preserve">  1\. Overall          ●      All core technical deliverables remain complete</w:t>
+      </w:r>
+    </w:p>
+    <w:p>
+      <w:pPr>
+        <w:spacing w:after="0" w:line="264" w:lineRule="auto"/>
+        <w:ind w:left="576"/>
+      </w:pPr>
+      <w:r>
+        <w:rPr>
+          <w:rFonts w:ascii="Consolas" w:hAnsi="Consolas" w:eastAsia="Consolas"/>
+          <w:b w:val="0"/>
+          <w:i w:val="0"/>
+          <w:color w:val="000000"/>
+          <w:sz w:val="20"/>
+        </w:rPr>
+        <w:t xml:space="preserve">  Project Status              and operational since February 20, 2026. All</w:t>
+      </w:r>
+    </w:p>
+    <w:p>
+      <w:pPr>
+        <w:spacing w:after="0" w:line="264" w:lineRule="auto"/>
+        <w:ind w:left="576"/>
+      </w:pPr>
+      <w:r>
+        <w:rPr>
+          <w:rFonts w:ascii="Consolas" w:hAnsi="Consolas" w:eastAsia="Consolas"/>
+          <w:b w:val="0"/>
+          <w:i w:val="0"/>
+          <w:color w:val="000000"/>
+          <w:sz w:val="20"/>
+        </w:rPr>
+        <w:t xml:space="preserve">                              subsequent course assignments (TTF/ECTM</w:t>
+      </w:r>
+    </w:p>
+    <w:p>
+      <w:pPr>
+        <w:spacing w:after="0" w:line="264" w:lineRule="auto"/>
+        <w:ind w:left="576"/>
+      </w:pPr>
+      <w:r>
+        <w:rPr>
+          <w:rFonts w:ascii="Consolas" w:hAnsi="Consolas" w:eastAsia="Consolas"/>
+          <w:b w:val="0"/>
+          <w:i w:val="0"/>
+          <w:color w:val="000000"/>
+          <w:sz w:val="20"/>
+        </w:rPr>
+        <w:t xml:space="preserve">                              Analysis, WBS, Technology Trial Plan, Risk</w:t>
+      </w:r>
+    </w:p>
+    <w:p>
+      <w:pPr>
+        <w:spacing w:after="0" w:line="264" w:lineRule="auto"/>
+        <w:ind w:left="576"/>
+      </w:pPr>
+      <w:r>
+        <w:rPr>
+          <w:rFonts w:ascii="Consolas" w:hAnsi="Consolas" w:eastAsia="Consolas"/>
+          <w:b w:val="0"/>
+          <w:i w:val="0"/>
+          <w:color w:val="000000"/>
+          <w:sz w:val="20"/>
+        </w:rPr>
+        <w:t xml:space="preserve">                              Management Plan) have been submitted on</w:t>
+      </w:r>
+    </w:p>
+    <w:p>
+      <w:pPr>
+        <w:spacing w:after="0" w:line="264" w:lineRule="auto"/>
+        <w:ind w:left="576"/>
+      </w:pPr>
+      <w:r>
+        <w:rPr>
+          <w:rFonts w:ascii="Consolas" w:hAnsi="Consolas" w:eastAsia="Consolas"/>
+          <w:b w:val="0"/>
+          <w:i w:val="0"/>
+          <w:color w:val="000000"/>
+          <w:sz w:val="20"/>
+        </w:rPr>
+        <w:t xml:space="preserve">                              schedule. Project is on track for the April 30</w:t>
+      </w:r>
+    </w:p>
+    <w:p>
+      <w:pPr>
+        <w:spacing w:after="0" w:line="264" w:lineRule="auto"/>
+        <w:ind w:left="576"/>
+      </w:pPr>
+      <w:r>
+        <w:rPr>
+          <w:rFonts w:ascii="Consolas" w:hAnsi="Consolas" w:eastAsia="Consolas"/>
+          <w:b w:val="0"/>
+          <w:i w:val="0"/>
+          <w:color w:val="000000"/>
+          <w:sz w:val="20"/>
+        </w:rPr>
+        <w:t xml:space="preserve">                              final deadline with no blockers.</w:t>
+      </w:r>
+    </w:p>
+    <w:p>
+      <w:pPr>
+        <w:spacing w:after="120" w:line="276" w:lineRule="auto"/>
+      </w:pPr>
+      <w:r>
+        <w:rPr>
+          <w:rFonts w:ascii="Times New Roman" w:hAnsi="Times New Roman" w:eastAsia="Times New Roman"/>
+          <w:b w:val="0"/>
+          <w:i w:val="0"/>
+          <w:color w:val="000000"/>
+          <w:sz w:val="24"/>
+        </w:rPr>
+        <w:t>2\. Project          ●      All milestones and assignment deadlines met: Schedule                    TTF/ECTM Analysis submitted February 26, WBS submitted March 4, Technology Trial Plan submitted March 12, Risk Management Plan submitted March 25. Final defense presentation preparation is underway with 5 weeks remaining before the April 30 deadline.</w:t>
+      </w:r>
+    </w:p>
+    <w:p>
+      <w:pPr>
+        <w:spacing w:after="120" w:line="276" w:lineRule="auto"/>
+      </w:pPr>
+      <w:r>
+        <w:rPr>
+          <w:rFonts w:ascii="Times New Roman" w:hAnsi="Times New Roman" w:eastAsia="Times New Roman"/>
+          <w:b w:val="0"/>
+          <w:i w:val="0"/>
+          <w:color w:val="000000"/>
+          <w:sz w:val="24"/>
+        </w:rPr>
+        <w:t>3\. Project          ●      Core system fully operational: 11,183 nodes and Deliverables                \~16,900 relationships in Neo4j with 100% data integrity. Text2Cypher maintains 95% accuracy (19/20 benchmark). Streamlit dashboard (5 pages) running via Docker. All course deliverables completed: Project Proposal, FRS, TTF/ECTM, WBS (340 hours across 6 phases), Technology Trial Plan (PICO-framework A/B design), and Risk Management Plan (10 risks identified and categorized).</w:t>
+      </w:r>
+    </w:p>
+    <w:p>
+      <w:pPr>
+        <w:spacing w:after="120" w:line="276" w:lineRule="auto"/>
+      </w:pPr>
+      <w:r>
+        <w:rPr>
+          <w:rFonts w:ascii="Times New Roman" w:hAnsi="Times New Roman" w:eastAsia="Times New Roman"/>
+          <w:b w:val="0"/>
+          <w:i w:val="0"/>
+          <w:color w:val="000000"/>
+          <w:sz w:val="24"/>
+        </w:rPr>
+        <w:t>4\. Resources &amp;      ●      All technical resources remain operational: Collaboration               PostgreSQL and Neo4j databases running locally and via Docker Compose. Anthropic Claude API and OpenAI API keys active for Text2Cypher. GitHub repository maintained with comprehensive documentation (architecture docs, user guide, API reference, setup guides). Collaboration with Digital Forge Lab sponsor continues effectively.</w:t>
+      </w:r>
+    </w:p>
+    <w:p>
+      <w:pPr>
+        <w:spacing w:after="120" w:line="276" w:lineRule="auto"/>
+      </w:pPr>
+      <w:r>
+        <w:rPr>
+          <w:rFonts w:ascii="Times New Roman" w:hAnsi="Times New Roman" w:eastAsia="Times New Roman"/>
+          <w:b w:val="0"/>
+          <w:i w:val="0"/>
+          <w:color w:val="000000"/>
+          <w:sz w:val="24"/>
+        </w:rPr>
+        <w:t>5\. Changes          ●      No additional scope changes since the last report. The previously reported StreetEasy data substitution (replaced with ACS 2022 Census rent burden rates) remains the only deviation from the original specification. This substitution has been fully validated and does not impact any analytical use cases or benchmark results.</w:t>
+      </w:r>
+    </w:p>
+    <w:p>
+      <w:pPr>
+        <w:spacing w:after="120" w:line="276" w:lineRule="auto"/>
+      </w:pPr>
+      <w:r>
+        <w:rPr>
+          <w:rFonts w:ascii="Times New Roman" w:hAnsi="Times New Roman" w:eastAsia="Times New Roman"/>
+          <w:b w:val="0"/>
+          <w:i w:val="0"/>
+          <w:color w:val="000000"/>
+          <w:sz w:val="24"/>
+        </w:rPr>
+        <w:t>6\.                  ●      Previously reported open questions (Q7: ACS Communication               data substitution, Q9: benchmark methodology, Q10: defense format) are being addressed through ongoing course assignments and professor interactions. Communication with Digital Forge Lab sponsor remains effective. No outstanding blockers requiring immediate intervention.</w:t>
+      </w:r>
+    </w:p>
+    <w:p>
+      <w:pPr>
+        <w:spacing w:after="0" w:line="264" w:lineRule="auto"/>
+        <w:ind w:left="576"/>
+      </w:pPr>
+      <w:r>
+        <w:rPr>
+          <w:rFonts w:ascii="Consolas" w:hAnsi="Consolas" w:eastAsia="Consolas"/>
+          <w:b w:val="0"/>
+          <w:i w:val="0"/>
+          <w:color w:val="000000"/>
+          <w:sz w:val="20"/>
+        </w:rPr>
+        <w:t xml:space="preserve">  ---------------------------------------------------------------------------</w:t>
+      </w:r>
+    </w:p>
+    <w:p>
+      <w:pPr>
+        <w:spacing w:after="120" w:line="276" w:lineRule="auto"/>
+      </w:pPr>
+      <w:r>
+        <w:rPr>
+          <w:rFonts w:ascii="Times New Roman" w:hAnsi="Times New Roman" w:eastAsia="Times New Roman"/>
+          <w:b w:val="0"/>
+          <w:i w:val="0"/>
+          <w:color w:val="000000"/>
+          <w:sz w:val="24"/>
+        </w:rPr>
+        <w:t xml:space="preserve">For status above, indicate </w:t>
+      </w:r>
+      <w:r>
+        <w:rPr>
+          <w:rFonts w:ascii="Times New Roman" w:hAnsi="Times New Roman" w:eastAsia="Times New Roman"/>
+          <w:b/>
+          <w:i w:val="0"/>
+          <w:color w:val="000000"/>
+          <w:sz w:val="24"/>
+        </w:rPr>
+        <w:t>Red</w:t>
+      </w:r>
+      <w:r>
+        <w:rPr>
+          <w:rFonts w:ascii="Times New Roman" w:hAnsi="Times New Roman" w:eastAsia="Times New Roman"/>
+          <w:b w:val="0"/>
+          <w:i w:val="0"/>
+          <w:color w:val="000000"/>
+          <w:sz w:val="24"/>
+        </w:rPr>
+        <w:t xml:space="preserve">, </w:t>
+      </w:r>
+      <w:r>
+        <w:rPr>
+          <w:rFonts w:ascii="Times New Roman" w:hAnsi="Times New Roman" w:eastAsia="Times New Roman"/>
+          <w:b/>
+          <w:i w:val="0"/>
+          <w:color w:val="000000"/>
+          <w:sz w:val="24"/>
+        </w:rPr>
+        <w:t>Orange</w:t>
+      </w:r>
+      <w:r>
+        <w:rPr>
+          <w:rFonts w:ascii="Times New Roman" w:hAnsi="Times New Roman" w:eastAsia="Times New Roman"/>
+          <w:b w:val="0"/>
+          <w:i w:val="0"/>
+          <w:color w:val="000000"/>
+          <w:sz w:val="24"/>
+        </w:rPr>
+        <w:t xml:space="preserve">, or </w:t>
+      </w:r>
+      <w:r>
+        <w:rPr>
+          <w:rFonts w:ascii="Times New Roman" w:hAnsi="Times New Roman" w:eastAsia="Times New Roman"/>
+          <w:b/>
+          <w:i w:val="0"/>
+          <w:color w:val="000000"/>
+          <w:sz w:val="24"/>
+        </w:rPr>
+        <w:t>Green</w:t>
+      </w:r>
+      <w:r>
+        <w:rPr>
+          <w:rFonts w:ascii="Times New Roman" w:hAnsi="Times New Roman" w:eastAsia="Times New Roman"/>
+          <w:b w:val="0"/>
+          <w:i w:val="0"/>
+          <w:color w:val="000000"/>
+          <w:sz w:val="24"/>
+        </w:rPr>
+        <w:t>:</w:t>
+      </w:r>
+    </w:p>
+    <w:p>
+      <w:pPr>
+        <w:spacing w:after="60" w:line="276" w:lineRule="auto"/>
+        <w:ind w:left="360"/>
+      </w:pPr>
+      <w:r>
+        <w:rPr>
+          <w:rFonts w:ascii="Times New Roman" w:hAnsi="Times New Roman" w:eastAsia="Times New Roman"/>
+          <w:b w:val="0"/>
+          <w:i w:val="0"/>
+          <w:color w:val="000000"/>
+          <w:sz w:val="24"/>
+        </w:rPr>
+        <w:t xml:space="preserve">•  </w:t>
+      </w:r>
+      <w:r>
+        <w:rPr>
+          <w:rFonts w:ascii="Times New Roman" w:hAnsi="Times New Roman" w:eastAsia="Times New Roman"/>
+          <w:b w:val="0"/>
+          <w:i w:val="0"/>
+          <w:color w:val="000000"/>
+          <w:sz w:val="24"/>
+        </w:rPr>
+        <w:t>**Red**: Critical issues, serious risks to project, significant intervention must occur to achieve success, potential for stoppage of project activity. Project slipping by 5+ days, and resources uncommitted to meet deliverables.</w:t>
+      </w:r>
+    </w:p>
+    <w:p>
+      <w:pPr>
+        <w:spacing w:after="60" w:line="276" w:lineRule="auto"/>
+        <w:ind w:left="360"/>
+      </w:pPr>
+      <w:r>
+        <w:rPr>
+          <w:rFonts w:ascii="Times New Roman" w:hAnsi="Times New Roman" w:eastAsia="Times New Roman"/>
+          <w:b w:val="0"/>
+          <w:i w:val="0"/>
+          <w:color w:val="000000"/>
+          <w:sz w:val="24"/>
+        </w:rPr>
+        <w:t xml:space="preserve">•  </w:t>
+      </w:r>
+      <w:r>
+        <w:rPr>
+          <w:rFonts w:ascii="Times New Roman" w:hAnsi="Times New Roman" w:eastAsia="Times New Roman"/>
+          <w:b w:val="0"/>
+          <w:i w:val="0"/>
+          <w:color w:val="000000"/>
+          <w:sz w:val="24"/>
+        </w:rPr>
+        <w:t>**Orange**: Some major issues, moderate risk to project, must monitor closely, some internal or/and external dissatisfaction with progress. Project plan slipping by 2+ days.</w:t>
+      </w:r>
+    </w:p>
+    <w:p>
+      <w:pPr>
+        <w:spacing w:after="60" w:line="276" w:lineRule="auto"/>
+        <w:ind w:left="360"/>
+      </w:pPr>
+      <w:r>
+        <w:rPr>
+          <w:rFonts w:ascii="Times New Roman" w:hAnsi="Times New Roman" w:eastAsia="Times New Roman"/>
+          <w:b w:val="0"/>
+          <w:i w:val="0"/>
+          <w:color w:val="000000"/>
+          <w:sz w:val="24"/>
+        </w:rPr>
+        <w:t xml:space="preserve">•  </w:t>
+      </w:r>
+      <w:r>
+        <w:rPr>
+          <w:rFonts w:ascii="Times New Roman" w:hAnsi="Times New Roman" w:eastAsia="Times New Roman"/>
+          <w:b w:val="0"/>
+          <w:i w:val="0"/>
+          <w:color w:val="000000"/>
+          <w:sz w:val="24"/>
+        </w:rPr>
+        <w:t>**Green**: No major issues, minimal risk to project, on target with expected outcomes, project on schedule, everyone satisfied with progress.</w:t>
+      </w:r>
+    </w:p>
+    <w:p>
+      <w:pPr>
+        <w:spacing w:after="120" w:line="276" w:lineRule="auto"/>
+      </w:pPr>
+      <w:r>
+        <w:rPr>
+          <w:rFonts w:ascii="Times New Roman" w:hAnsi="Times New Roman" w:eastAsia="Times New Roman"/>
+          <w:b/>
+          <w:i w:val="0"/>
+          <w:color w:val="000000"/>
+          <w:sz w:val="24"/>
+        </w:rPr>
+        <w:t>2. List All Completed Project Tasks:</w:t>
+      </w:r>
+    </w:p>
+    <w:p>
+      <w:pPr>
+        <w:spacing w:after="60" w:line="276" w:lineRule="auto"/>
+        <w:ind w:left="360"/>
+      </w:pPr>
+      <w:r>
+        <w:rPr>
+          <w:rFonts w:ascii="Times New Roman" w:hAnsi="Times New Roman" w:eastAsia="Times New Roman"/>
+          <w:b w:val="0"/>
+          <w:i w:val="0"/>
+          <w:color w:val="000000"/>
+          <w:sz w:val="24"/>
+        </w:rPr>
+        <w:t xml:space="preserve">•  </w:t>
+      </w:r>
+      <w:r>
+        <w:rPr>
+          <w:rFonts w:ascii="Times New Roman" w:hAnsi="Times New Roman" w:eastAsia="Times New Roman"/>
+          <w:b w:val="0"/>
+          <w:i w:val="0"/>
+          <w:color w:val="000000"/>
+          <w:sz w:val="24"/>
+        </w:rPr>
+        <w:t>Automated schema analysis and LLM-powered mapping engine: Introspects PostgreSQL metadata (tables, PKs, FKs, PostGIS types), applies De Virgilio conversion framework with Claude-generated semantic relationship names, and outputs YAML mapping configuration.</w:t>
+      </w:r>
+    </w:p>
+    <w:p>
+      <w:pPr>
+        <w:spacing w:after="60" w:line="276" w:lineRule="auto"/>
+        <w:ind w:left="360"/>
+      </w:pPr>
+      <w:r>
+        <w:rPr>
+          <w:rFonts w:ascii="Times New Roman" w:hAnsi="Times New Roman" w:eastAsia="Times New Roman"/>
+          <w:b w:val="0"/>
+          <w:i w:val="0"/>
+          <w:color w:val="000000"/>
+          <w:sz w:val="24"/>
+        </w:rPr>
+        <w:t xml:space="preserve">•  </w:t>
+      </w:r>
+      <w:r>
+        <w:rPr>
+          <w:rFonts w:ascii="Times New Roman" w:hAnsi="Times New Roman" w:eastAsia="Times New Roman"/>
+          <w:b w:val="0"/>
+          <w:i w:val="0"/>
+          <w:color w:val="000000"/>
+          <w:sz w:val="24"/>
+        </w:rPr>
+        <w:t>Full data migration and validation: Migrated 8,604 NOAH housing projects into Neo4j (11,183 nodes across 4 labels, \~16,900 relationships across 5 types) with 100% data integrity. Post-migration audit confirmed zero data loss, zero orphaned nodes, and ≥95% property coverage.</w:t>
+      </w:r>
+    </w:p>
+    <w:p>
+      <w:pPr>
+        <w:spacing w:after="60" w:line="276" w:lineRule="auto"/>
+        <w:ind w:left="360"/>
+      </w:pPr>
+      <w:r>
+        <w:rPr>
+          <w:rFonts w:ascii="Times New Roman" w:hAnsi="Times New Roman" w:eastAsia="Times New Roman"/>
+          <w:b w:val="0"/>
+          <w:i w:val="0"/>
+          <w:color w:val="000000"/>
+          <w:sz w:val="24"/>
+        </w:rPr>
+        <w:t xml:space="preserve">•  </w:t>
+      </w:r>
+      <w:r>
+        <w:rPr>
+          <w:rFonts w:ascii="Times New Roman" w:hAnsi="Times New Roman" w:eastAsia="Times New Roman"/>
+          <w:b w:val="0"/>
+          <w:i w:val="0"/>
+          <w:color w:val="000000"/>
+          <w:sz w:val="24"/>
+        </w:rPr>
+        <w:t>Text2Cypher natural-language query interface: Achieved 95% accuracy (19/20) on a 20-question benchmark spanning 3 difficulty levels. Schema-aware prompting supports both Anthropic Claude and OpenAI GPT-4 providers.</w:t>
+      </w:r>
+    </w:p>
+    <w:p>
+      <w:pPr>
+        <w:spacing w:after="60" w:line="276" w:lineRule="auto"/>
+        <w:ind w:left="360"/>
+      </w:pPr>
+      <w:r>
+        <w:rPr>
+          <w:rFonts w:ascii="Times New Roman" w:hAnsi="Times New Roman" w:eastAsia="Times New Roman"/>
+          <w:b w:val="0"/>
+          <w:i w:val="0"/>
+          <w:color w:val="000000"/>
+          <w:sz w:val="24"/>
+        </w:rPr>
+        <w:t xml:space="preserve">•  </w:t>
+      </w:r>
+      <w:r>
+        <w:rPr>
+          <w:rFonts w:ascii="Times New Roman" w:hAnsi="Times New Roman" w:eastAsia="Times New Roman"/>
+          <w:b w:val="0"/>
+          <w:i w:val="0"/>
+          <w:color w:val="000000"/>
+          <w:sz w:val="24"/>
+        </w:rPr>
+        <w:t>Streamlit web dashboard (5 pages): Home (live metrics), Ask (NL queries with auto-visualization and GeoJSON export), Explore (Cypher editor, graph view, saved queries), Templates (5 parameterized queries), and Insights (pre-built visualizations for borough breakdown, rent burden distribution, income scatter).</w:t>
+      </w:r>
+    </w:p>
+    <w:p>
+      <w:pPr>
+        <w:spacing w:after="60" w:line="276" w:lineRule="auto"/>
+        <w:ind w:left="360"/>
+      </w:pPr>
+      <w:r>
+        <w:rPr>
+          <w:rFonts w:ascii="Times New Roman" w:hAnsi="Times New Roman" w:eastAsia="Times New Roman"/>
+          <w:b w:val="0"/>
+          <w:i w:val="0"/>
+          <w:color w:val="000000"/>
+          <w:sz w:val="24"/>
+        </w:rPr>
+        <w:t xml:space="preserve">•  </w:t>
+      </w:r>
+      <w:r>
+        <w:rPr>
+          <w:rFonts w:ascii="Times New Roman" w:hAnsi="Times New Roman" w:eastAsia="Times New Roman"/>
+          <w:b w:val="0"/>
+          <w:i w:val="0"/>
+          <w:color w:val="000000"/>
+          <w:sz w:val="24"/>
+        </w:rPr>
+        <w:t>Performance benchmarking and documentation: Completed 8-query PostgreSQL vs. Neo4j comparison (Neo4j 1.6x faster on pre-computed graph traversals). Produced capstone report (\~4,000 words), system architecture document, user guide, API reference, and educational Jupyter notebook with graded lab exercises.</w:t>
+      </w:r>
+    </w:p>
+    <w:p>
+      <w:pPr>
+        <w:spacing w:after="60" w:line="276" w:lineRule="auto"/>
+        <w:ind w:left="360"/>
+      </w:pPr>
+      <w:r>
+        <w:rPr>
+          <w:rFonts w:ascii="Times New Roman" w:hAnsi="Times New Roman" w:eastAsia="Times New Roman"/>
+          <w:b w:val="0"/>
+          <w:i w:val="0"/>
+          <w:color w:val="000000"/>
+          <w:sz w:val="24"/>
+        </w:rPr>
+        <w:t xml:space="preserve">•  </w:t>
+      </w:r>
+      <w:r>
+        <w:rPr>
+          <w:rFonts w:ascii="Times New Roman" w:hAnsi="Times New Roman" w:eastAsia="Times New Roman"/>
+          <w:b w:val="0"/>
+          <w:i w:val="0"/>
+          <w:color w:val="000000"/>
+          <w:sz w:val="24"/>
+        </w:rPr>
+        <w:t>TTF and ECTM analysis (Assignment 3B): Completed Task-Technology Fit analysis (Overall Score: 3.00/4.00, Good Fit) and Experimentum Crucis Technology Matrix evaluation (Overall Score: 75%, Conditional Approval). Submitted February 26, 2026.</w:t>
+      </w:r>
+    </w:p>
+    <w:p>
+      <w:pPr>
+        <w:spacing w:after="60" w:line="276" w:lineRule="auto"/>
+        <w:ind w:left="360"/>
+      </w:pPr>
+      <w:r>
+        <w:rPr>
+          <w:rFonts w:ascii="Times New Roman" w:hAnsi="Times New Roman" w:eastAsia="Times New Roman"/>
+          <w:b w:val="0"/>
+          <w:i w:val="0"/>
+          <w:color w:val="000000"/>
+          <w:sz w:val="24"/>
+        </w:rPr>
+        <w:t xml:space="preserve">•  </w:t>
+      </w:r>
+      <w:r>
+        <w:rPr>
+          <w:rFonts w:ascii="Times New Roman" w:hAnsi="Times New Roman" w:eastAsia="Times New Roman"/>
+          <w:b w:val="0"/>
+          <w:i w:val="0"/>
+          <w:color w:val="000000"/>
+          <w:sz w:val="24"/>
+        </w:rPr>
+        <w:t>Work Breakdown Structure (Assignment 4): Developed 6-phase, 12-week WBS with 340 total hours across Project Initiation (50 hrs), Schema Analysis (50 hrs), Migration Engine (100 hrs), Text2Cypher Interface (80 hrs), Validation &amp; Delivery (50 hrs), and Project Closure (10 hrs). Submitted March 4, 2026.</w:t>
+      </w:r>
+    </w:p>
+    <w:p>
+      <w:pPr>
+        <w:spacing w:after="60" w:line="276" w:lineRule="auto"/>
+        <w:ind w:left="360"/>
+      </w:pPr>
+      <w:r>
+        <w:rPr>
+          <w:rFonts w:ascii="Times New Roman" w:hAnsi="Times New Roman" w:eastAsia="Times New Roman"/>
+          <w:b w:val="0"/>
+          <w:i w:val="0"/>
+          <w:color w:val="000000"/>
+          <w:sz w:val="24"/>
+        </w:rPr>
+        <w:t xml:space="preserve">•  </w:t>
+      </w:r>
+      <w:r>
+        <w:rPr>
+          <w:rFonts w:ascii="Times New Roman" w:hAnsi="Times New Roman" w:eastAsia="Times New Roman"/>
+          <w:b w:val="0"/>
+          <w:i w:val="0"/>
+          <w:color w:val="000000"/>
+          <w:sz w:val="24"/>
+        </w:rPr>
+        <w:t>Technology Trial Plan (Assignment 5): Designed PICO-framework A/B trial with 20 participants (10 technical, 10 non-technical), 10 standardized tasks of increasing complexity, automated session logging, and statistical analysis plan (t-test, Mann-Whitney U, Chi-squared). Hypothesized 40% query time reduction and 25-point accuracy improvement. Submitted March 12, 2026.</w:t>
+      </w:r>
+    </w:p>
+    <w:p>
+      <w:pPr>
+        <w:spacing w:after="60" w:line="276" w:lineRule="auto"/>
+        <w:ind w:left="360"/>
+      </w:pPr>
+      <w:r>
+        <w:rPr>
+          <w:rFonts w:ascii="Times New Roman" w:hAnsi="Times New Roman" w:eastAsia="Times New Roman"/>
+          <w:b w:val="0"/>
+          <w:i w:val="0"/>
+          <w:color w:val="000000"/>
+          <w:sz w:val="24"/>
+        </w:rPr>
+        <w:t xml:space="preserve">•  </w:t>
+      </w:r>
+      <w:r>
+        <w:rPr>
+          <w:rFonts w:ascii="Times New Roman" w:hAnsi="Times New Roman" w:eastAsia="Times New Roman"/>
+          <w:b w:val="0"/>
+          <w:i w:val="0"/>
+          <w:color w:val="000000"/>
+          <w:sz w:val="24"/>
+        </w:rPr>
+        <w:t>Risk Management Plan (Assignment 6): Identified 10 project risks, categorized by probability of occurrence (1--3) and impact (1--3) using a 3×3 risk matrix. Created contingency plans for all high-severity risks (red zone). Submitted March 25, 2026.</w:t>
+      </w:r>
+    </w:p>
+    <w:p>
+      <w:pPr>
+        <w:spacing w:after="120" w:line="276" w:lineRule="auto"/>
+      </w:pPr>
+      <w:r>
+        <w:rPr>
+          <w:rFonts w:ascii="Times New Roman" w:hAnsi="Times New Roman" w:eastAsia="Times New Roman"/>
+          <w:b/>
+          <w:i w:val="0"/>
+          <w:color w:val="000000"/>
+          <w:sz w:val="24"/>
+        </w:rPr>
+        <w:t>3. List any concerns or issues that need the professor's involvement:</w:t>
+      </w:r>
+    </w:p>
+    <w:p>
+      <w:pPr>
+        <w:spacing w:after="60" w:line="276" w:lineRule="auto"/>
+        <w:ind w:left="360"/>
+      </w:pPr>
+      <w:r>
+        <w:rPr>
+          <w:rFonts w:ascii="Times New Roman" w:hAnsi="Times New Roman" w:eastAsia="Times New Roman"/>
+          <w:b w:val="0"/>
+          <w:i w:val="0"/>
+          <w:color w:val="000000"/>
+          <w:sz w:val="24"/>
+        </w:rPr>
+        <w:t xml:space="preserve">•  </w:t>
+      </w:r>
+      <w:r>
+        <w:rPr>
+          <w:rFonts w:ascii="Times New Roman" w:hAnsi="Times New Roman" w:eastAsia="Times New Roman"/>
+          <w:b w:val="0"/>
+          <w:i w:val="0"/>
+          <w:color w:val="000000"/>
+          <w:sz w:val="24"/>
+        </w:rPr>
+        <w:t>Final defense format (Q10): Still awaiting confirmation on presentation format (demo-based vs. slides-based), whether a live database connection is required for the Streamlit demo, and whether the \~4,000-word capstone report format is acceptable. This does not block current work but is needed for final preparation.</w:t>
+      </w:r>
+    </w:p>
+    <w:p>
+      <w:pPr>
+        <w:spacing w:after="60" w:line="276" w:lineRule="auto"/>
+        <w:ind w:left="360"/>
+      </w:pPr>
+      <w:r>
+        <w:rPr>
+          <w:rFonts w:ascii="Times New Roman" w:hAnsi="Times New Roman" w:eastAsia="Times New Roman"/>
+          <w:b w:val="0"/>
+          <w:i w:val="0"/>
+          <w:color w:val="000000"/>
+          <w:sz w:val="24"/>
+        </w:rPr>
+        <w:t xml:space="preserve">•  </w:t>
+      </w:r>
+      <w:r>
+        <w:rPr>
+          <w:rFonts w:ascii="Times New Roman" w:hAnsi="Times New Roman" w:eastAsia="Times New Roman"/>
+          <w:b w:val="0"/>
+          <w:i w:val="0"/>
+          <w:color w:val="000000"/>
+          <w:sz w:val="24"/>
+        </w:rPr>
+        <w:t>No critical blockers: All technical deliverables are complete and validated. The project is in maintenance and final-preparation mode with 5 weeks of buffer before the April 30 deadline.</w:t>
+      </w:r>
+    </w:p>
+    <w:p>
+      <w:pPr>
+        <w:spacing w:after="120" w:line="276" w:lineRule="auto"/>
+      </w:pPr>
+      <w:r>
+        <w:rPr>
+          <w:rFonts w:ascii="Times New Roman" w:hAnsi="Times New Roman" w:eastAsia="Times New Roman"/>
+          <w:b/>
+          <w:i w:val="0"/>
+          <w:color w:val="000000"/>
+          <w:sz w:val="24"/>
+        </w:rPr>
+        <w:t>4. Next series of tasks to complete:</w:t>
+      </w:r>
+    </w:p>
+    <w:p>
+      <w:pPr>
+        <w:spacing w:after="60" w:line="276" w:lineRule="auto"/>
+        <w:ind w:left="360"/>
+      </w:pPr>
+      <w:r>
+        <w:rPr>
+          <w:rFonts w:ascii="Times New Roman" w:hAnsi="Times New Roman" w:eastAsia="Times New Roman"/>
+          <w:b w:val="0"/>
+          <w:i w:val="0"/>
+          <w:color w:val="000000"/>
+          <w:sz w:val="24"/>
+        </w:rPr>
+        <w:t xml:space="preserve">•  </w:t>
+      </w:r>
+      <w:r>
+        <w:rPr>
+          <w:rFonts w:ascii="Times New Roman" w:hAnsi="Times New Roman" w:eastAsia="Times New Roman"/>
+          <w:b w:val="0"/>
+          <w:i w:val="0"/>
+          <w:color w:val="000000"/>
+          <w:sz w:val="24"/>
+        </w:rPr>
+        <w:t>Prepare final defense presentation: Create slides or demo walkthrough (pending format confirmation). Rehearse live Streamlit demonstration showcasing the NL query interface, graph visualization, migration pipeline, and key benchmark results (95% Text2Cypher accuracy, 1.6x graph traversal speedup).</w:t>
+      </w:r>
+    </w:p>
+    <w:p>
+      <w:pPr>
+        <w:spacing w:after="60" w:line="276" w:lineRule="auto"/>
+        <w:ind w:left="360"/>
+      </w:pPr>
+      <w:r>
+        <w:rPr>
+          <w:rFonts w:ascii="Times New Roman" w:hAnsi="Times New Roman" w:eastAsia="Times New Roman"/>
+          <w:b w:val="0"/>
+          <w:i w:val="0"/>
+          <w:color w:val="000000"/>
+          <w:sz w:val="24"/>
+        </w:rPr>
+        <w:t xml:space="preserve">•  </w:t>
+      </w:r>
+      <w:r>
+        <w:rPr>
+          <w:rFonts w:ascii="Times New Roman" w:hAnsi="Times New Roman" w:eastAsia="Times New Roman"/>
+          <w:b w:val="0"/>
+          <w:i w:val="0"/>
+          <w:color w:val="000000"/>
+          <w:sz w:val="24"/>
+        </w:rPr>
+        <w:t>Final code review and repository cleanup: Review all source code for quality, remove development credentials, ensure Docker Compose deployment works end-to-end on a clean environment. Finalize GitHub repository with complete documentation for Digital Forge Lab handoff.</w:t>
+      </w:r>
+    </w:p>
+    <w:p>
+      <w:pPr>
+        <w:spacing w:after="60" w:line="276" w:lineRule="auto"/>
+        <w:ind w:left="360"/>
+      </w:pPr>
+      <w:r>
+        <w:rPr>
+          <w:rFonts w:ascii="Times New Roman" w:hAnsi="Times New Roman" w:eastAsia="Times New Roman"/>
+          <w:b w:val="0"/>
+          <w:i w:val="0"/>
+          <w:color w:val="000000"/>
+          <w:sz w:val="24"/>
+        </w:rPr>
+        <w:t xml:space="preserve">•  </w:t>
+      </w:r>
+      <w:r>
+        <w:rPr>
+          <w:rFonts w:ascii="Times New Roman" w:hAnsi="Times New Roman" w:eastAsia="Times New Roman"/>
+          <w:b w:val="0"/>
+          <w:i w:val="0"/>
+          <w:color w:val="000000"/>
+          <w:sz w:val="24"/>
+        </w:rPr>
+        <w:t>Submit remaining course deliverables: Complete any remaining assignments and submit all final materials before the April 30, 2026 deadline. Address any professor feedback on prior submissions.</w:t>
+      </w:r>
+    </w:p>
+    <w:p>
+      <w:pPr>
+        <w:spacing w:after="120" w:line="276" w:lineRule="auto"/>
+      </w:pPr>
+      <w:r>
+        <w:rPr>
+          <w:rFonts w:ascii="Times New Roman" w:hAnsi="Times New Roman" w:eastAsia="Times New Roman"/>
+          <w:b/>
+          <w:i w:val="0"/>
+          <w:color w:val="000000"/>
+          <w:sz w:val="24"/>
+        </w:rPr>
+        <w:t>5. Sponsor Signoff</w:t>
+      </w:r>
+    </w:p>
+    <w:p>
+      <w:pPr>
+        <w:spacing w:after="120" w:line="276" w:lineRule="auto"/>
+      </w:pPr>
+      <w:r>
+        <w:rPr>
+          <w:rFonts w:ascii="Times New Roman" w:hAnsi="Times New Roman" w:eastAsia="Times New Roman"/>
+          <w:b w:val="0"/>
+          <w:i w:val="0"/>
+          <w:color w:val="000000"/>
+          <w:sz w:val="24"/>
+        </w:rPr>
+        <w:t>Sponsor indicates agreement with the above status report:</w:t>
+      </w:r>
+    </w:p>
+    <w:p>
+      <w:pPr>
+        <w:spacing w:after="120" w:line="276" w:lineRule="auto"/>
+      </w:pPr>
+      <w:r>
+        <w:rPr>
+          <w:rFonts w:ascii="Times New Roman" w:hAnsi="Times New Roman" w:eastAsia="Times New Roman"/>
+          <w:b w:val="0"/>
+          <w:i w:val="0"/>
+          <w:color w:val="000000"/>
+          <w:sz w:val="24"/>
+        </w:rPr>
+        <w:t>By (signature): \_\_\_\_\_\_\_\_\_\_\_\_\_\_\_\_\_\_\_\_\_\_\_\_\_\_\_\_\_\_\_\_\_\_\_\_\_\_\_\_\_</w:t>
+      </w:r>
+    </w:p>
+    <w:p>
+      <w:pPr>
+        <w:spacing w:after="120" w:line="276" w:lineRule="auto"/>
+        <w:ind w:left="432"/>
+      </w:pPr>
+      <w:r>
+        <w:rPr>
+          <w:rFonts w:ascii="Times New Roman" w:hAnsi="Times New Roman" w:eastAsia="Times New Roman"/>
+          <w:b w:val="0"/>
+          <w:i/>
+          <w:color w:val="000000"/>
+          <w:sz w:val="24"/>
+        </w:rPr>
+        <w:t>Project Sponsor</w:t>
+      </w:r>
+    </w:p>
+    <w:p>
+      <w:pPr>
+        <w:spacing w:after="120" w:line="276" w:lineRule="auto"/>
+      </w:pPr>
+      <w:r>
+        <w:rPr>
+          <w:rFonts w:ascii="Times New Roman" w:hAnsi="Times New Roman" w:eastAsia="Times New Roman"/>
+          <w:b w:val="0"/>
+          <w:i w:val="0"/>
+          <w:color w:val="000000"/>
+          <w:sz w:val="24"/>
+        </w:rPr>
+        <w:t>Printed Name: Dr. Andres Fortino</w:t>
+      </w:r>
+    </w:p>
+    <w:p>
+      <w:pPr>
+        <w:spacing w:after="360" w:line="276" w:lineRule="auto"/>
+      </w:pPr>
+    </w:p>
+    <w:p>
+      <w:pPr>
+        <w:spacing w:after="120" w:line="276" w:lineRule="auto"/>
+      </w:pPr>
+      <w:r>
+        <w:rPr>
+          <w:rFonts w:ascii="Times New Roman" w:hAnsi="Times New Roman" w:eastAsia="Times New Roman"/>
+          <w:b w:val="0"/>
+          <w:i w:val="0"/>
+          <w:color w:val="000000"/>
+          <w:sz w:val="24"/>
+        </w:rPr>
+        <w:t>Sponsor Signature: ____________________________________   Date: _______________</w:t>
+      </w:r>
+    </w:p>
+    <w:p>
+      <w:pPr>
+        <w:spacing w:after="480" w:line="276" w:lineRule="auto"/>
+      </w:pPr>
+      <w:r>
+        <w:rPr>
+          <w:rFonts w:ascii="Times New Roman" w:hAnsi="Times New Roman" w:eastAsia="Times New Roman"/>
+          <w:b w:val="0"/>
+          <w:i w:val="0"/>
+          <w:color w:val="000000"/>
+          <w:sz w:val="24"/>
+        </w:rPr>
+        <w:t>Printed Name: Dr. Andres Fortino</w:t>
+      </w:r>
+    </w:p>
+    <w:p>
+      <w:pPr>
+        <w:keepNext/>
+        <w:spacing w:before="360" w:after="120"/>
+      </w:pPr>
+      <w:r>
+        <w:rPr>
+          <w:rFonts w:ascii="Times New Roman" w:hAnsi="Times New Roman" w:eastAsia="Times New Roman"/>
+          <w:b/>
+          <w:i w:val="0"/>
+          <w:color w:val="000000"/>
+          <w:sz w:val="28"/>
+        </w:rPr>
+        <w:t>Status Report 3 — April 16, 2026</w:t>
+      </w:r>
+    </w:p>
+    <w:p>
+      <w:pPr>
+        <w:spacing w:after="120" w:line="276" w:lineRule="auto"/>
+      </w:pPr>
+      <w:r>
+        <w:rPr>
+          <w:rFonts w:ascii="Times New Roman" w:hAnsi="Times New Roman" w:eastAsia="Times New Roman"/>
+          <w:b/>
+          <w:i w:val="0"/>
+          <w:color w:val="000000"/>
+          <w:sz w:val="24"/>
+        </w:rPr>
+        <w:t>Your Name:</w:t>
+      </w:r>
+      <w:r>
+        <w:rPr>
+          <w:rFonts w:ascii="Times New Roman" w:hAnsi="Times New Roman" w:eastAsia="Times New Roman"/>
+          <w:b w:val="0"/>
+          <w:i w:val="0"/>
+          <w:color w:val="000000"/>
+          <w:sz w:val="24"/>
+        </w:rPr>
+        <w:t xml:space="preserve"> Zhen Yang</w:t>
+      </w:r>
+    </w:p>
+    <w:p>
+      <w:pPr>
+        <w:spacing w:after="120" w:line="276" w:lineRule="auto"/>
+      </w:pPr>
+      <w:r>
+        <w:rPr>
+          <w:rFonts w:ascii="Times New Roman" w:hAnsi="Times New Roman" w:eastAsia="Times New Roman"/>
+          <w:b/>
+          <w:i w:val="0"/>
+          <w:color w:val="000000"/>
+          <w:sz w:val="24"/>
+        </w:rPr>
+        <w:t>Project Title:</w:t>
+      </w:r>
+      <w:r>
+        <w:rPr>
+          <w:rFonts w:ascii="Times New Roman" w:hAnsi="Times New Roman" w:eastAsia="Times New Roman"/>
+          <w:b w:val="0"/>
+          <w:i w:val="0"/>
+          <w:color w:val="000000"/>
+          <w:sz w:val="24"/>
+        </w:rPr>
+        <w:t xml:space="preserve"> NOAH PostgreSQL-to-Neo4j Conversion Bot</w:t>
+      </w:r>
+    </w:p>
+    <w:p>
+      <w:pPr>
+        <w:spacing w:after="120" w:line="276" w:lineRule="auto"/>
+      </w:pPr>
+      <w:r>
+        <w:rPr>
+          <w:rFonts w:ascii="Times New Roman" w:hAnsi="Times New Roman" w:eastAsia="Times New Roman"/>
+          <w:b/>
+          <w:i w:val="0"/>
+          <w:color w:val="000000"/>
+          <w:sz w:val="24"/>
+        </w:rPr>
+        <w:t>Date of report:</w:t>
+      </w:r>
+      <w:r>
+        <w:rPr>
+          <w:rFonts w:ascii="Times New Roman" w:hAnsi="Times New Roman" w:eastAsia="Times New Roman"/>
+          <w:b w:val="0"/>
+          <w:i w:val="0"/>
+          <w:color w:val="000000"/>
+          <w:sz w:val="24"/>
+        </w:rPr>
+        <w:t xml:space="preserve"> April 16, 2026</w:t>
+      </w:r>
+    </w:p>
+    <w:p>
+      <w:pPr>
+        <w:spacing w:after="120" w:line="276" w:lineRule="auto"/>
+      </w:pPr>
+      <w:r>
+        <w:rPr>
+          <w:rFonts w:ascii="Times New Roman" w:hAnsi="Times New Roman" w:eastAsia="Times New Roman"/>
+          <w:b/>
+          <w:i w:val="0"/>
+          <w:color w:val="000000"/>
+          <w:sz w:val="24"/>
+        </w:rPr>
+        <w:t>1. Project Status and Explanation:</w:t>
+      </w:r>
+    </w:p>
+    <w:p>
+      <w:pPr>
+        <w:spacing w:after="0" w:line="264" w:lineRule="auto"/>
+        <w:ind w:left="576"/>
+      </w:pPr>
+      <w:r>
+        <w:rPr>
+          <w:rFonts w:ascii="Consolas" w:hAnsi="Consolas" w:eastAsia="Consolas"/>
+          <w:b w:val="0"/>
+          <w:i w:val="0"/>
+          <w:color w:val="000000"/>
+          <w:sz w:val="20"/>
+        </w:rPr>
+        <w:t xml:space="preserve">  ---------------------------------------------------------------------------</w:t>
+      </w:r>
+    </w:p>
+    <w:p>
+      <w:pPr>
+        <w:spacing w:after="0" w:line="264" w:lineRule="auto"/>
+        <w:ind w:left="576"/>
+      </w:pPr>
+      <w:r>
+        <w:rPr>
+          <w:rFonts w:ascii="Consolas" w:hAnsi="Consolas" w:eastAsia="Consolas"/>
+          <w:b w:val="0"/>
+          <w:i w:val="0"/>
+          <w:color w:val="000000"/>
+          <w:sz w:val="20"/>
+        </w:rPr>
+        <w:t xml:space="preserve">  **Project Status  **Status  **Explanation**</w:t>
+      </w:r>
+    </w:p>
+    <w:p>
+      <w:pPr>
+        <w:spacing w:after="0" w:line="264" w:lineRule="auto"/>
+        <w:ind w:left="576"/>
+      </w:pPr>
+      <w:r>
+        <w:rPr>
+          <w:rFonts w:ascii="Consolas" w:hAnsi="Consolas" w:eastAsia="Consolas"/>
+          <w:b w:val="0"/>
+          <w:i w:val="0"/>
+          <w:color w:val="000000"/>
+          <w:sz w:val="20"/>
+        </w:rPr>
+        <w:t xml:space="preserve">  Area**            (RYG)**   </w:t>
+      </w:r>
+    </w:p>
+    <w:p>
+      <w:pPr>
+        <w:spacing w:after="0" w:line="264" w:lineRule="auto"/>
+        <w:ind w:left="576"/>
+      </w:pPr>
+      <w:r>
+        <w:rPr>
+          <w:rFonts w:ascii="Consolas" w:hAnsi="Consolas" w:eastAsia="Consolas"/>
+          <w:b w:val="0"/>
+          <w:i w:val="0"/>
+          <w:color w:val="000000"/>
+          <w:sz w:val="20"/>
+        </w:rPr>
+        <w:t xml:space="preserve">  ---------------- ---------- -----------------------------------------------</w:t>
+      </w:r>
+    </w:p>
+    <w:p>
+      <w:pPr>
+        <w:spacing w:after="0" w:line="264" w:lineRule="auto"/>
+        <w:ind w:left="576"/>
+      </w:pPr>
+      <w:r>
+        <w:rPr>
+          <w:rFonts w:ascii="Consolas" w:hAnsi="Consolas" w:eastAsia="Consolas"/>
+          <w:b w:val="0"/>
+          <w:i w:val="0"/>
+          <w:color w:val="000000"/>
+          <w:sz w:val="20"/>
+        </w:rPr>
+        <w:t xml:space="preserve">  1\. Overall          ●      Project is substantially complete. All core</w:t>
+      </w:r>
+    </w:p>
+    <w:p>
+      <w:pPr>
+        <w:spacing w:after="0" w:line="264" w:lineRule="auto"/>
+        <w:ind w:left="576"/>
+      </w:pPr>
+      <w:r>
+        <w:rPr>
+          <w:rFonts w:ascii="Consolas" w:hAnsi="Consolas" w:eastAsia="Consolas"/>
+          <w:b w:val="0"/>
+          <w:i w:val="0"/>
+          <w:color w:val="000000"/>
+          <w:sz w:val="20"/>
+        </w:rPr>
+        <w:t xml:space="preserve">  Project Status              technical deliverables have been operational</w:t>
+      </w:r>
+    </w:p>
+    <w:p>
+      <w:pPr>
+        <w:spacing w:after="0" w:line="264" w:lineRule="auto"/>
+        <w:ind w:left="576"/>
+      </w:pPr>
+      <w:r>
+        <w:rPr>
+          <w:rFonts w:ascii="Consolas" w:hAnsi="Consolas" w:eastAsia="Consolas"/>
+          <w:b w:val="0"/>
+          <w:i w:val="0"/>
+          <w:color w:val="000000"/>
+          <w:sz w:val="20"/>
+        </w:rPr>
+        <w:t xml:space="preserve">                              since February 20, 2026. All 10 course</w:t>
+      </w:r>
+    </w:p>
+    <w:p>
+      <w:pPr>
+        <w:spacing w:after="0" w:line="264" w:lineRule="auto"/>
+        <w:ind w:left="576"/>
+      </w:pPr>
+      <w:r>
+        <w:rPr>
+          <w:rFonts w:ascii="Consolas" w:hAnsi="Consolas" w:eastAsia="Consolas"/>
+          <w:b w:val="0"/>
+          <w:i w:val="0"/>
+          <w:color w:val="000000"/>
+          <w:sz w:val="20"/>
+        </w:rPr>
+        <w:t xml:space="preserve">                              assignments (Project Proposal, FRS, TTF/ECTM,</w:t>
+      </w:r>
+    </w:p>
+    <w:p>
+      <w:pPr>
+        <w:spacing w:after="0" w:line="264" w:lineRule="auto"/>
+        <w:ind w:left="576"/>
+      </w:pPr>
+      <w:r>
+        <w:rPr>
+          <w:rFonts w:ascii="Consolas" w:hAnsi="Consolas" w:eastAsia="Consolas"/>
+          <w:b w:val="0"/>
+          <w:i w:val="0"/>
+          <w:color w:val="000000"/>
+          <w:sz w:val="20"/>
+        </w:rPr>
+        <w:t xml:space="preserve">                              WBS, Technology Trial Plan, Risk Management</w:t>
+      </w:r>
+    </w:p>
+    <w:p>
+      <w:pPr>
+        <w:spacing w:after="0" w:line="264" w:lineRule="auto"/>
+        <w:ind w:left="576"/>
+      </w:pPr>
+      <w:r>
+        <w:rPr>
+          <w:rFonts w:ascii="Consolas" w:hAnsi="Consolas" w:eastAsia="Consolas"/>
+          <w:b w:val="0"/>
+          <w:i w:val="0"/>
+          <w:color w:val="000000"/>
+          <w:sz w:val="20"/>
+        </w:rPr>
+        <w:t xml:space="preserve">                              Plan, Annotated Bibliography, Literature</w:t>
+      </w:r>
+    </w:p>
+    <w:p>
+      <w:pPr>
+        <w:spacing w:after="0" w:line="264" w:lineRule="auto"/>
+        <w:ind w:left="576"/>
+      </w:pPr>
+      <w:r>
+        <w:rPr>
+          <w:rFonts w:ascii="Consolas" w:hAnsi="Consolas" w:eastAsia="Consolas"/>
+          <w:b w:val="0"/>
+          <w:i w:val="0"/>
+          <w:color w:val="000000"/>
+          <w:sz w:val="20"/>
+        </w:rPr>
+        <w:t xml:space="preserve">                              Review, WBS Update, and Status Reports) have</w:t>
+      </w:r>
+    </w:p>
+    <w:p>
+      <w:pPr>
+        <w:spacing w:after="0" w:line="264" w:lineRule="auto"/>
+        <w:ind w:left="576"/>
+      </w:pPr>
+      <w:r>
+        <w:rPr>
+          <w:rFonts w:ascii="Consolas" w:hAnsi="Consolas" w:eastAsia="Consolas"/>
+          <w:b w:val="0"/>
+          <w:i w:val="0"/>
+          <w:color w:val="000000"/>
+          <w:sz w:val="20"/>
+        </w:rPr>
+        <w:t xml:space="preserve">                              been submitted on schedule. Project is on track</w:t>
+      </w:r>
+    </w:p>
+    <w:p>
+      <w:pPr>
+        <w:spacing w:after="0" w:line="264" w:lineRule="auto"/>
+        <w:ind w:left="576"/>
+      </w:pPr>
+      <w:r>
+        <w:rPr>
+          <w:rFonts w:ascii="Consolas" w:hAnsi="Consolas" w:eastAsia="Consolas"/>
+          <w:b w:val="0"/>
+          <w:i w:val="0"/>
+          <w:color w:val="000000"/>
+          <w:sz w:val="20"/>
+        </w:rPr>
+        <w:t xml:space="preserve">                              for final closure by the April 30 deadline with</w:t>
+      </w:r>
+    </w:p>
+    <w:p>
+      <w:pPr>
+        <w:spacing w:after="0" w:line="264" w:lineRule="auto"/>
+        <w:ind w:left="576"/>
+      </w:pPr>
+      <w:r>
+        <w:rPr>
+          <w:rFonts w:ascii="Consolas" w:hAnsi="Consolas" w:eastAsia="Consolas"/>
+          <w:b w:val="0"/>
+          <w:i w:val="0"/>
+          <w:color w:val="000000"/>
+          <w:sz w:val="20"/>
+        </w:rPr>
+        <w:t xml:space="preserve">                              2 weeks of buffer remaining.</w:t>
+      </w:r>
+    </w:p>
+    <w:p>
+      <w:pPr>
+        <w:spacing w:after="120" w:line="276" w:lineRule="auto"/>
+      </w:pPr>
+      <w:r>
+        <w:rPr>
+          <w:rFonts w:ascii="Times New Roman" w:hAnsi="Times New Roman" w:eastAsia="Times New Roman"/>
+          <w:b w:val="0"/>
+          <w:i w:val="0"/>
+          <w:color w:val="000000"/>
+          <w:sz w:val="24"/>
+        </w:rPr>
+        <w:t>2\. Project          ●      All milestones and assignment deadlines met on Schedule                    time. Since the last report (March 25): Annotated Bibliography submitted April 3, Literature Review submitted April 4, WBS Update submitted April 6, and this final Status Report submitted April 16. Final defense and project closure are the only remaining milestones, both well within the April 30 deadline.</w:t>
+      </w:r>
+    </w:p>
+    <w:p>
+      <w:pPr>
+        <w:spacing w:after="120" w:line="276" w:lineRule="auto"/>
+      </w:pPr>
+      <w:r>
+        <w:rPr>
+          <w:rFonts w:ascii="Times New Roman" w:hAnsi="Times New Roman" w:eastAsia="Times New Roman"/>
+          <w:b w:val="0"/>
+          <w:i w:val="0"/>
+          <w:color w:val="000000"/>
+          <w:sz w:val="24"/>
+        </w:rPr>
+        <w:t>3\. Project          ●      All deliverables complete and validated. Core Deliverables                system: 11,183 nodes and \~16,900 relationships in Neo4j with 100% data integrity. Text2Cypher maintains 95% accuracy (19/20 benchmark). Streamlit dashboard (5 pages) fully operational via Docker. All course deliverables submitted: Project Proposal, FRS, TTF/ECTM, WBS (340 hours across 6 phases), Technology Trial Plan, Risk Management Plan, Annotated Bibliography (8 sources), Literature Review, and WBS Update with progress annotations.</w:t>
+      </w:r>
+    </w:p>
+    <w:p>
+      <w:pPr>
+        <w:spacing w:after="120" w:line="276" w:lineRule="auto"/>
+      </w:pPr>
+      <w:r>
+        <w:rPr>
+          <w:rFonts w:ascii="Times New Roman" w:hAnsi="Times New Roman" w:eastAsia="Times New Roman"/>
+          <w:b w:val="0"/>
+          <w:i w:val="0"/>
+          <w:color w:val="000000"/>
+          <w:sz w:val="24"/>
+        </w:rPr>
+        <w:t>4\. Resources &amp;      ●      All technical resources remain operational: Collaboration               PostgreSQL and Neo4j databases running locally and via Docker Compose. Anthropic Claude API and OpenAI API keys active for Text2Cypher. GitHub repository maintained with comprehensive documentation. Collaboration with Digital Forge Lab sponsor (Dr. Andres Fortino) has been consistent throughout the project with regular check-ins and deliverable reviews.</w:t>
+      </w:r>
+    </w:p>
+    <w:p>
+      <w:pPr>
+        <w:spacing w:after="120" w:line="276" w:lineRule="auto"/>
+      </w:pPr>
+      <w:r>
+        <w:rPr>
+          <w:rFonts w:ascii="Times New Roman" w:hAnsi="Times New Roman" w:eastAsia="Times New Roman"/>
+          <w:b w:val="0"/>
+          <w:i w:val="0"/>
+          <w:color w:val="000000"/>
+          <w:sz w:val="24"/>
+        </w:rPr>
+        <w:t>5\. Changes          ●      No additional scope changes since the initial StreetEasy data substitution (replaced with ACS 2022 Census rent burden rates). All original project objectives remain intact. The substitution was fully validated and has not impacted any analytical use cases, benchmark results, or deliverable quality.</w:t>
+      </w:r>
+    </w:p>
+    <w:p>
+      <w:pPr>
+        <w:spacing w:after="120" w:line="276" w:lineRule="auto"/>
+      </w:pPr>
+      <w:r>
+        <w:rPr>
+          <w:rFonts w:ascii="Times New Roman" w:hAnsi="Times New Roman" w:eastAsia="Times New Roman"/>
+          <w:b w:val="0"/>
+          <w:i w:val="0"/>
+          <w:color w:val="000000"/>
+          <w:sz w:val="24"/>
+        </w:rPr>
+        <w:t>6\.                  ●      All previously reported open questions (Q7: ACS Communication               data substitution, Q9: benchmark methodology, Q10: defense format) have been resolved through course assignments and professor interactions. Communication with the Digital Forge Lab sponsor remains effective. No outstanding blockers or unresolved questions.</w:t>
+      </w:r>
+    </w:p>
+    <w:p>
+      <w:pPr>
+        <w:spacing w:after="0" w:line="264" w:lineRule="auto"/>
+        <w:ind w:left="576"/>
+      </w:pPr>
+      <w:r>
+        <w:rPr>
+          <w:rFonts w:ascii="Consolas" w:hAnsi="Consolas" w:eastAsia="Consolas"/>
+          <w:b w:val="0"/>
+          <w:i w:val="0"/>
+          <w:color w:val="000000"/>
+          <w:sz w:val="20"/>
+        </w:rPr>
+        <w:t xml:space="preserve">  ---------------------------------------------------------------------------</w:t>
+      </w:r>
+    </w:p>
+    <w:p>
+      <w:pPr>
+        <w:spacing w:after="120" w:line="276" w:lineRule="auto"/>
+      </w:pPr>
+      <w:r>
+        <w:rPr>
+          <w:rFonts w:ascii="Times New Roman" w:hAnsi="Times New Roman" w:eastAsia="Times New Roman"/>
+          <w:b w:val="0"/>
+          <w:i w:val="0"/>
+          <w:color w:val="000000"/>
+          <w:sz w:val="24"/>
+        </w:rPr>
+        <w:t xml:space="preserve">For status above, indicate </w:t>
+      </w:r>
+      <w:r>
+        <w:rPr>
+          <w:rFonts w:ascii="Times New Roman" w:hAnsi="Times New Roman" w:eastAsia="Times New Roman"/>
+          <w:b/>
+          <w:i w:val="0"/>
+          <w:color w:val="000000"/>
+          <w:sz w:val="24"/>
+        </w:rPr>
+        <w:t>Red</w:t>
+      </w:r>
+      <w:r>
+        <w:rPr>
+          <w:rFonts w:ascii="Times New Roman" w:hAnsi="Times New Roman" w:eastAsia="Times New Roman"/>
+          <w:b w:val="0"/>
+          <w:i w:val="0"/>
+          <w:color w:val="000000"/>
+          <w:sz w:val="24"/>
+        </w:rPr>
+        <w:t xml:space="preserve">, </w:t>
+      </w:r>
+      <w:r>
+        <w:rPr>
+          <w:rFonts w:ascii="Times New Roman" w:hAnsi="Times New Roman" w:eastAsia="Times New Roman"/>
+          <w:b/>
+          <w:i w:val="0"/>
+          <w:color w:val="000000"/>
+          <w:sz w:val="24"/>
+        </w:rPr>
+        <w:t>Orange</w:t>
+      </w:r>
+      <w:r>
+        <w:rPr>
+          <w:rFonts w:ascii="Times New Roman" w:hAnsi="Times New Roman" w:eastAsia="Times New Roman"/>
+          <w:b w:val="0"/>
+          <w:i w:val="0"/>
+          <w:color w:val="000000"/>
+          <w:sz w:val="24"/>
+        </w:rPr>
+        <w:t xml:space="preserve">, or </w:t>
+      </w:r>
+      <w:r>
+        <w:rPr>
+          <w:rFonts w:ascii="Times New Roman" w:hAnsi="Times New Roman" w:eastAsia="Times New Roman"/>
+          <w:b/>
+          <w:i w:val="0"/>
+          <w:color w:val="000000"/>
+          <w:sz w:val="24"/>
+        </w:rPr>
+        <w:t>Green</w:t>
+      </w:r>
+      <w:r>
+        <w:rPr>
+          <w:rFonts w:ascii="Times New Roman" w:hAnsi="Times New Roman" w:eastAsia="Times New Roman"/>
+          <w:b w:val="0"/>
+          <w:i w:val="0"/>
+          <w:color w:val="000000"/>
+          <w:sz w:val="24"/>
+        </w:rPr>
+        <w:t>:</w:t>
+      </w:r>
+    </w:p>
+    <w:p>
+      <w:pPr>
+        <w:spacing w:after="60" w:line="276" w:lineRule="auto"/>
+        <w:ind w:left="360"/>
+      </w:pPr>
+      <w:r>
+        <w:rPr>
+          <w:rFonts w:ascii="Times New Roman" w:hAnsi="Times New Roman" w:eastAsia="Times New Roman"/>
+          <w:b w:val="0"/>
+          <w:i w:val="0"/>
+          <w:color w:val="000000"/>
+          <w:sz w:val="24"/>
+        </w:rPr>
+        <w:t xml:space="preserve">•  </w:t>
+      </w:r>
+      <w:r>
+        <w:rPr>
+          <w:rFonts w:ascii="Times New Roman" w:hAnsi="Times New Roman" w:eastAsia="Times New Roman"/>
+          <w:b w:val="0"/>
+          <w:i w:val="0"/>
+          <w:color w:val="000000"/>
+          <w:sz w:val="24"/>
+        </w:rPr>
+        <w:t>**Red**: Critical issues, serious risks to project, significant intervention must occur to achieve success, potential for stoppage of project activity. Project slipping by 5+ days, and resources uncommitted to meet deliverables.</w:t>
+      </w:r>
+    </w:p>
+    <w:p>
+      <w:pPr>
+        <w:spacing w:after="60" w:line="276" w:lineRule="auto"/>
+        <w:ind w:left="360"/>
+      </w:pPr>
+      <w:r>
+        <w:rPr>
+          <w:rFonts w:ascii="Times New Roman" w:hAnsi="Times New Roman" w:eastAsia="Times New Roman"/>
+          <w:b w:val="0"/>
+          <w:i w:val="0"/>
+          <w:color w:val="000000"/>
+          <w:sz w:val="24"/>
+        </w:rPr>
+        <w:t xml:space="preserve">•  </w:t>
+      </w:r>
+      <w:r>
+        <w:rPr>
+          <w:rFonts w:ascii="Times New Roman" w:hAnsi="Times New Roman" w:eastAsia="Times New Roman"/>
+          <w:b w:val="0"/>
+          <w:i w:val="0"/>
+          <w:color w:val="000000"/>
+          <w:sz w:val="24"/>
+        </w:rPr>
+        <w:t>**Orange**: Some major issues, moderate risk to project, must monitor closely, some internal or/and external dissatisfaction with progress. Project plan slipping by 2+ days.</w:t>
+      </w:r>
+    </w:p>
+    <w:p>
+      <w:pPr>
+        <w:spacing w:after="60" w:line="276" w:lineRule="auto"/>
+        <w:ind w:left="360"/>
+      </w:pPr>
+      <w:r>
+        <w:rPr>
+          <w:rFonts w:ascii="Times New Roman" w:hAnsi="Times New Roman" w:eastAsia="Times New Roman"/>
+          <w:b w:val="0"/>
+          <w:i w:val="0"/>
+          <w:color w:val="000000"/>
+          <w:sz w:val="24"/>
+        </w:rPr>
+        <w:t xml:space="preserve">•  </w:t>
+      </w:r>
+      <w:r>
+        <w:rPr>
+          <w:rFonts w:ascii="Times New Roman" w:hAnsi="Times New Roman" w:eastAsia="Times New Roman"/>
+          <w:b w:val="0"/>
+          <w:i w:val="0"/>
+          <w:color w:val="000000"/>
+          <w:sz w:val="24"/>
+        </w:rPr>
+        <w:t>**Green**: No major issues, minimal risk to project, on target with expected outcomes, project on schedule, everyone satisfied with progress.</w:t>
+      </w:r>
+    </w:p>
+    <w:p>
+      <w:pPr>
+        <w:spacing w:after="120" w:line="276" w:lineRule="auto"/>
+      </w:pPr>
+      <w:r>
+        <w:rPr>
+          <w:rFonts w:ascii="Times New Roman" w:hAnsi="Times New Roman" w:eastAsia="Times New Roman"/>
+          <w:b/>
+          <w:i w:val="0"/>
+          <w:color w:val="000000"/>
+          <w:sz w:val="24"/>
+        </w:rPr>
+        <w:t>2. List All Completed Project Tasks:</w:t>
+      </w:r>
+    </w:p>
+    <w:p>
+      <w:pPr>
+        <w:spacing w:after="60" w:line="276" w:lineRule="auto"/>
+        <w:ind w:left="360"/>
+      </w:pPr>
+      <w:r>
+        <w:rPr>
+          <w:rFonts w:ascii="Times New Roman" w:hAnsi="Times New Roman" w:eastAsia="Times New Roman"/>
+          <w:b w:val="0"/>
+          <w:i w:val="0"/>
+          <w:color w:val="000000"/>
+          <w:sz w:val="24"/>
+        </w:rPr>
+        <w:t xml:space="preserve">•  </w:t>
+      </w:r>
+      <w:r>
+        <w:rPr>
+          <w:rFonts w:ascii="Times New Roman" w:hAnsi="Times New Roman" w:eastAsia="Times New Roman"/>
+          <w:b w:val="0"/>
+          <w:i w:val="0"/>
+          <w:color w:val="000000"/>
+          <w:sz w:val="24"/>
+        </w:rPr>
+        <w:t>Automated schema analysis and LLM-powered mapping engine: Introspects PostgreSQL metadata (tables, PKs, FKs, PostGIS types), applies De Virgilio conversion framework with Claude-generated semantic relationship names, and outputs YAML mapping configuration.</w:t>
+      </w:r>
+    </w:p>
+    <w:p>
+      <w:pPr>
+        <w:spacing w:after="60" w:line="276" w:lineRule="auto"/>
+        <w:ind w:left="360"/>
+      </w:pPr>
+      <w:r>
+        <w:rPr>
+          <w:rFonts w:ascii="Times New Roman" w:hAnsi="Times New Roman" w:eastAsia="Times New Roman"/>
+          <w:b w:val="0"/>
+          <w:i w:val="0"/>
+          <w:color w:val="000000"/>
+          <w:sz w:val="24"/>
+        </w:rPr>
+        <w:t xml:space="preserve">•  </w:t>
+      </w:r>
+      <w:r>
+        <w:rPr>
+          <w:rFonts w:ascii="Times New Roman" w:hAnsi="Times New Roman" w:eastAsia="Times New Roman"/>
+          <w:b w:val="0"/>
+          <w:i w:val="0"/>
+          <w:color w:val="000000"/>
+          <w:sz w:val="24"/>
+        </w:rPr>
+        <w:t>Full data migration and validation: Migrated 8,604 NOAH housing projects into Neo4j (11,183 nodes across 4 labels, \~16,900 relationships across 5 types) with 100% data integrity. Post-migration audit confirmed zero data loss, zero orphaned nodes, and ≥95% property coverage.</w:t>
+      </w:r>
+    </w:p>
+    <w:p>
+      <w:pPr>
+        <w:spacing w:after="60" w:line="276" w:lineRule="auto"/>
+        <w:ind w:left="360"/>
+      </w:pPr>
+      <w:r>
+        <w:rPr>
+          <w:rFonts w:ascii="Times New Roman" w:hAnsi="Times New Roman" w:eastAsia="Times New Roman"/>
+          <w:b w:val="0"/>
+          <w:i w:val="0"/>
+          <w:color w:val="000000"/>
+          <w:sz w:val="24"/>
+        </w:rPr>
+        <w:t xml:space="preserve">•  </w:t>
+      </w:r>
+      <w:r>
+        <w:rPr>
+          <w:rFonts w:ascii="Times New Roman" w:hAnsi="Times New Roman" w:eastAsia="Times New Roman"/>
+          <w:b w:val="0"/>
+          <w:i w:val="0"/>
+          <w:color w:val="000000"/>
+          <w:sz w:val="24"/>
+        </w:rPr>
+        <w:t>Text2Cypher natural-language query interface: Achieved 95% accuracy (19/20) on a 20-question benchmark spanning 3 difficulty levels. Schema-aware prompting supports both Anthropic Claude and OpenAI GPT-4 providers.</w:t>
+      </w:r>
+    </w:p>
+    <w:p>
+      <w:pPr>
+        <w:spacing w:after="60" w:line="276" w:lineRule="auto"/>
+        <w:ind w:left="360"/>
+      </w:pPr>
+      <w:r>
+        <w:rPr>
+          <w:rFonts w:ascii="Times New Roman" w:hAnsi="Times New Roman" w:eastAsia="Times New Roman"/>
+          <w:b w:val="0"/>
+          <w:i w:val="0"/>
+          <w:color w:val="000000"/>
+          <w:sz w:val="24"/>
+        </w:rPr>
+        <w:t xml:space="preserve">•  </w:t>
+      </w:r>
+      <w:r>
+        <w:rPr>
+          <w:rFonts w:ascii="Times New Roman" w:hAnsi="Times New Roman" w:eastAsia="Times New Roman"/>
+          <w:b w:val="0"/>
+          <w:i w:val="0"/>
+          <w:color w:val="000000"/>
+          <w:sz w:val="24"/>
+        </w:rPr>
+        <w:t>Streamlit web dashboard (5 pages): Home (live metrics), Ask (NL queries with auto-visualization and GeoJSON export), Explore (Cypher editor, graph view, saved queries), Templates (5 parameterized queries), and Insights (pre-built visualizations for borough breakdown, rent burden distribution, income scatter).</w:t>
+      </w:r>
+    </w:p>
+    <w:p>
+      <w:pPr>
+        <w:spacing w:after="60" w:line="276" w:lineRule="auto"/>
+        <w:ind w:left="360"/>
+      </w:pPr>
+      <w:r>
+        <w:rPr>
+          <w:rFonts w:ascii="Times New Roman" w:hAnsi="Times New Roman" w:eastAsia="Times New Roman"/>
+          <w:b w:val="0"/>
+          <w:i w:val="0"/>
+          <w:color w:val="000000"/>
+          <w:sz w:val="24"/>
+        </w:rPr>
+        <w:t xml:space="preserve">•  </w:t>
+      </w:r>
+      <w:r>
+        <w:rPr>
+          <w:rFonts w:ascii="Times New Roman" w:hAnsi="Times New Roman" w:eastAsia="Times New Roman"/>
+          <w:b w:val="0"/>
+          <w:i w:val="0"/>
+          <w:color w:val="000000"/>
+          <w:sz w:val="24"/>
+        </w:rPr>
+        <w:t>Performance benchmarking and documentation: Completed 8-query PostgreSQL vs. Neo4j comparison (Neo4j 1.6x faster on pre-computed graph traversals). Produced capstone report (\~4,000 words), system architecture document, user guide, API reference, and educational Jupyter notebook with graded lab exercises.</w:t>
+      </w:r>
+    </w:p>
+    <w:p>
+      <w:pPr>
+        <w:spacing w:after="60" w:line="276" w:lineRule="auto"/>
+        <w:ind w:left="360"/>
+      </w:pPr>
+      <w:r>
+        <w:rPr>
+          <w:rFonts w:ascii="Times New Roman" w:hAnsi="Times New Roman" w:eastAsia="Times New Roman"/>
+          <w:b w:val="0"/>
+          <w:i w:val="0"/>
+          <w:color w:val="000000"/>
+          <w:sz w:val="24"/>
+        </w:rPr>
+        <w:t xml:space="preserve">•  </w:t>
+      </w:r>
+      <w:r>
+        <w:rPr>
+          <w:rFonts w:ascii="Times New Roman" w:hAnsi="Times New Roman" w:eastAsia="Times New Roman"/>
+          <w:b w:val="0"/>
+          <w:i w:val="0"/>
+          <w:color w:val="000000"/>
+          <w:sz w:val="24"/>
+        </w:rPr>
+        <w:t>TTF and ECTM analysis (Assignment 3B): Completed Task-Technology Fit analysis (Overall Score: 3.00/4.00, Good Fit) and Experimentum Crucis Technology Matrix evaluation (Overall Score: 75%, Conditional Approval). Submitted February 26, 2026.</w:t>
+      </w:r>
+    </w:p>
+    <w:p>
+      <w:pPr>
+        <w:spacing w:after="60" w:line="276" w:lineRule="auto"/>
+        <w:ind w:left="360"/>
+      </w:pPr>
+      <w:r>
+        <w:rPr>
+          <w:rFonts w:ascii="Times New Roman" w:hAnsi="Times New Roman" w:eastAsia="Times New Roman"/>
+          <w:b w:val="0"/>
+          <w:i w:val="0"/>
+          <w:color w:val="000000"/>
+          <w:sz w:val="24"/>
+        </w:rPr>
+        <w:t xml:space="preserve">•  </w:t>
+      </w:r>
+      <w:r>
+        <w:rPr>
+          <w:rFonts w:ascii="Times New Roman" w:hAnsi="Times New Roman" w:eastAsia="Times New Roman"/>
+          <w:b w:val="0"/>
+          <w:i w:val="0"/>
+          <w:color w:val="000000"/>
+          <w:sz w:val="24"/>
+        </w:rPr>
+        <w:t>Work Breakdown Structure (Assignment 4): Developed 6-phase, 12-week WBS with 340 total hours across Project Initiation (50 hrs), Schema Analysis (50 hrs), Migration Engine (100 hrs), Text2Cypher Interface (80 hrs), Validation &amp; Delivery (50 hrs), and Project Closure (10 hrs). Submitted March 4, 2026.</w:t>
+      </w:r>
+    </w:p>
+    <w:p>
+      <w:pPr>
+        <w:spacing w:after="60" w:line="276" w:lineRule="auto"/>
+        <w:ind w:left="360"/>
+      </w:pPr>
+      <w:r>
+        <w:rPr>
+          <w:rFonts w:ascii="Times New Roman" w:hAnsi="Times New Roman" w:eastAsia="Times New Roman"/>
+          <w:b w:val="0"/>
+          <w:i w:val="0"/>
+          <w:color w:val="000000"/>
+          <w:sz w:val="24"/>
+        </w:rPr>
+        <w:t xml:space="preserve">•  </w:t>
+      </w:r>
+      <w:r>
+        <w:rPr>
+          <w:rFonts w:ascii="Times New Roman" w:hAnsi="Times New Roman" w:eastAsia="Times New Roman"/>
+          <w:b w:val="0"/>
+          <w:i w:val="0"/>
+          <w:color w:val="000000"/>
+          <w:sz w:val="24"/>
+        </w:rPr>
+        <w:t>Technology Trial Plan (Assignment 5): Designed PICO-framework A/B trial with 20 participants (10 technical, 10 non-technical), 10 standardized tasks of increasing complexity, automated session logging, and statistical analysis plan (t-test, Mann-Whitney U, Chi-squared). Hypothesized 40% query time reduction and 25-point accuracy improvement. Submitted March 12, 2026.</w:t>
+      </w:r>
+    </w:p>
+    <w:p>
+      <w:pPr>
+        <w:spacing w:after="60" w:line="276" w:lineRule="auto"/>
+        <w:ind w:left="360"/>
+      </w:pPr>
+      <w:r>
+        <w:rPr>
+          <w:rFonts w:ascii="Times New Roman" w:hAnsi="Times New Roman" w:eastAsia="Times New Roman"/>
+          <w:b w:val="0"/>
+          <w:i w:val="0"/>
+          <w:color w:val="000000"/>
+          <w:sz w:val="24"/>
+        </w:rPr>
+        <w:t xml:space="preserve">•  </w:t>
+      </w:r>
+      <w:r>
+        <w:rPr>
+          <w:rFonts w:ascii="Times New Roman" w:hAnsi="Times New Roman" w:eastAsia="Times New Roman"/>
+          <w:b w:val="0"/>
+          <w:i w:val="0"/>
+          <w:color w:val="000000"/>
+          <w:sz w:val="24"/>
+        </w:rPr>
+        <w:t>Risk Management Plan (Assignment 6): Identified 10 project risks, categorized by probability of occurrence (1--3) and impact (1--3) using a 3×3 risk matrix. Created contingency plans for all high-severity risks (red zone). Submitted March 25, 2026.</w:t>
+      </w:r>
+    </w:p>
+    <w:p>
+      <w:pPr>
+        <w:spacing w:after="60" w:line="276" w:lineRule="auto"/>
+        <w:ind w:left="360"/>
+      </w:pPr>
+      <w:r>
+        <w:rPr>
+          <w:rFonts w:ascii="Times New Roman" w:hAnsi="Times New Roman" w:eastAsia="Times New Roman"/>
+          <w:b w:val="0"/>
+          <w:i w:val="0"/>
+          <w:color w:val="000000"/>
+          <w:sz w:val="24"/>
+        </w:rPr>
+        <w:t xml:space="preserve">•  </w:t>
+      </w:r>
+      <w:r>
+        <w:rPr>
+          <w:rFonts w:ascii="Times New Roman" w:hAnsi="Times New Roman" w:eastAsia="Times New Roman"/>
+          <w:b w:val="0"/>
+          <w:i w:val="0"/>
+          <w:color w:val="000000"/>
+          <w:sz w:val="24"/>
+        </w:rPr>
+        <w:t>Annotated Bibliography (Assignment 7A): Compiled 8 peer-reviewed and industry sources covering graph database migration methodologies (Rel2Graph, De Virgilio framework), Text2Cypher NLP techniques, knowledge graph applications in urban housing, and technology evaluation frameworks (TTF, ECTM). Submitted April 3, 2026.</w:t>
+      </w:r>
+    </w:p>
+    <w:p>
+      <w:pPr>
+        <w:spacing w:after="60" w:line="276" w:lineRule="auto"/>
+        <w:ind w:left="360"/>
+      </w:pPr>
+      <w:r>
+        <w:rPr>
+          <w:rFonts w:ascii="Times New Roman" w:hAnsi="Times New Roman" w:eastAsia="Times New Roman"/>
+          <w:b w:val="0"/>
+          <w:i w:val="0"/>
+          <w:color w:val="000000"/>
+          <w:sz w:val="24"/>
+        </w:rPr>
+        <w:t xml:space="preserve">•  </w:t>
+      </w:r>
+      <w:r>
+        <w:rPr>
+          <w:rFonts w:ascii="Times New Roman" w:hAnsi="Times New Roman" w:eastAsia="Times New Roman"/>
+          <w:b w:val="0"/>
+          <w:i w:val="0"/>
+          <w:color w:val="000000"/>
+          <w:sz w:val="24"/>
+        </w:rPr>
+        <w:t>Literature Review (Assignment 7B): Synthesized annotated bibliography into a cohesive literature review analyzing the current state of RDBMS-to-knowledge-graph conversion, identifying gaps in automated schema mapping and natural-language graph querying, and positioning this project within the broader academic landscape. Submitted April 4, 2026.</w:t>
+      </w:r>
+    </w:p>
+    <w:p>
+      <w:pPr>
+        <w:spacing w:after="60" w:line="276" w:lineRule="auto"/>
+        <w:ind w:left="360"/>
+      </w:pPr>
+      <w:r>
+        <w:rPr>
+          <w:rFonts w:ascii="Times New Roman" w:hAnsi="Times New Roman" w:eastAsia="Times New Roman"/>
+          <w:b w:val="0"/>
+          <w:i w:val="0"/>
+          <w:color w:val="000000"/>
+          <w:sz w:val="24"/>
+        </w:rPr>
+        <w:t xml:space="preserve">•  </w:t>
+      </w:r>
+      <w:r>
+        <w:rPr>
+          <w:rFonts w:ascii="Times New Roman" w:hAnsi="Times New Roman" w:eastAsia="Times New Roman"/>
+          <w:b w:val="0"/>
+          <w:i w:val="0"/>
+          <w:color w:val="000000"/>
+          <w:sz w:val="24"/>
+        </w:rPr>
+        <w:t>WBS Update (Assignment 8): Updated the Work Breakdown Structure with actual progress annotations for all 6 phases. Phases 1--4 marked as COMPLETED (ahead of schedule), Phase 5 (Validation &amp; Final Delivery) marked as IN PROGRESS, Phase 6 (Project Closure) marked as TO DO. Overall project completion estimated at \~85%. Submitted April 6, 2026.</w:t>
+      </w:r>
+    </w:p>
+    <w:p>
+      <w:pPr>
+        <w:spacing w:after="60" w:line="276" w:lineRule="auto"/>
+        <w:ind w:left="360"/>
+      </w:pPr>
+      <w:r>
+        <w:rPr>
+          <w:rFonts w:ascii="Times New Roman" w:hAnsi="Times New Roman" w:eastAsia="Times New Roman"/>
+          <w:b w:val="0"/>
+          <w:i w:val="0"/>
+          <w:color w:val="000000"/>
+          <w:sz w:val="24"/>
+        </w:rPr>
+        <w:t xml:space="preserve">•  </w:t>
+      </w:r>
+      <w:r>
+        <w:rPr>
+          <w:rFonts w:ascii="Times New Roman" w:hAnsi="Times New Roman" w:eastAsia="Times New Roman"/>
+          <w:b w:val="0"/>
+          <w:i w:val="0"/>
+          <w:color w:val="000000"/>
+          <w:sz w:val="24"/>
+        </w:rPr>
+        <w:t>Status Reports (Assignments 8A, 8B, 8C): Submitted three status reports documenting project progress at key milestones: February 26 (post-delivery), March 25 (mid-semester), and April 16 (pre-closure). Each report provided RYG status across 6 areas, completed task inventory, open concerns, and next steps.</w:t>
+      </w:r>
+    </w:p>
+    <w:p>
+      <w:pPr>
+        <w:spacing w:after="120" w:line="276" w:lineRule="auto"/>
+      </w:pPr>
+      <w:r>
+        <w:rPr>
+          <w:rFonts w:ascii="Times New Roman" w:hAnsi="Times New Roman" w:eastAsia="Times New Roman"/>
+          <w:b/>
+          <w:i w:val="0"/>
+          <w:color w:val="000000"/>
+          <w:sz w:val="24"/>
+        </w:rPr>
+        <w:t>3. List any concerns or issues that need the professor's involvement:</w:t>
+      </w:r>
+    </w:p>
+    <w:p>
+      <w:pPr>
+        <w:spacing w:after="60" w:line="276" w:lineRule="auto"/>
+        <w:ind w:left="360"/>
+      </w:pPr>
+      <w:r>
+        <w:rPr>
+          <w:rFonts w:ascii="Times New Roman" w:hAnsi="Times New Roman" w:eastAsia="Times New Roman"/>
+          <w:b w:val="0"/>
+          <w:i w:val="0"/>
+          <w:color w:val="000000"/>
+          <w:sz w:val="24"/>
+        </w:rPr>
+        <w:t xml:space="preserve">•  </w:t>
+      </w:r>
+      <w:r>
+        <w:rPr>
+          <w:rFonts w:ascii="Times New Roman" w:hAnsi="Times New Roman" w:eastAsia="Times New Roman"/>
+          <w:b w:val="0"/>
+          <w:i w:val="0"/>
+          <w:color w:val="000000"/>
+          <w:sz w:val="24"/>
+        </w:rPr>
+        <w:t>No critical concerns or blockers at this time. All previously reported open questions (Q7, Q9, Q10) have been addressed. The project is on track for completion and final closure by April 30, 2026.</w:t>
+      </w:r>
+    </w:p>
+    <w:p>
+      <w:pPr>
+        <w:spacing w:after="120" w:line="276" w:lineRule="auto"/>
+      </w:pPr>
+      <w:r>
+        <w:rPr>
+          <w:rFonts w:ascii="Times New Roman" w:hAnsi="Times New Roman" w:eastAsia="Times New Roman"/>
+          <w:b/>
+          <w:i w:val="0"/>
+          <w:color w:val="000000"/>
+          <w:sz w:val="24"/>
+        </w:rPr>
+        <w:t>4. Next series of tasks to complete:</w:t>
+      </w:r>
+    </w:p>
+    <w:p>
+      <w:pPr>
+        <w:spacing w:after="60" w:line="276" w:lineRule="auto"/>
+        <w:ind w:left="360"/>
+      </w:pPr>
+      <w:r>
+        <w:rPr>
+          <w:rFonts w:ascii="Times New Roman" w:hAnsi="Times New Roman" w:eastAsia="Times New Roman"/>
+          <w:b w:val="0"/>
+          <w:i w:val="0"/>
+          <w:color w:val="000000"/>
+          <w:sz w:val="24"/>
+        </w:rPr>
+        <w:t xml:space="preserve">•  </w:t>
+      </w:r>
+      <w:r>
+        <w:rPr>
+          <w:rFonts w:ascii="Times New Roman" w:hAnsi="Times New Roman" w:eastAsia="Times New Roman"/>
+          <w:b w:val="0"/>
+          <w:i w:val="0"/>
+          <w:color w:val="000000"/>
+          <w:sz w:val="24"/>
+        </w:rPr>
+        <w:t>Final defense preparation: Finalize presentation materials (slides and live Streamlit demo walkthrough). Rehearse live demonstration showcasing the NL query interface, graph visualization, migration pipeline, and key benchmark results (95% Text2Cypher accuracy, 1.6x graph traversal speedup, 100% data integrity).</w:t>
+      </w:r>
+    </w:p>
+    <w:p>
+      <w:pPr>
+        <w:spacing w:after="60" w:line="276" w:lineRule="auto"/>
+        <w:ind w:left="360"/>
+      </w:pPr>
+      <w:r>
+        <w:rPr>
+          <w:rFonts w:ascii="Times New Roman" w:hAnsi="Times New Roman" w:eastAsia="Times New Roman"/>
+          <w:b w:val="0"/>
+          <w:i w:val="0"/>
+          <w:color w:val="000000"/>
+          <w:sz w:val="24"/>
+        </w:rPr>
+        <w:t xml:space="preserve">•  </w:t>
+      </w:r>
+      <w:r>
+        <w:rPr>
+          <w:rFonts w:ascii="Times New Roman" w:hAnsi="Times New Roman" w:eastAsia="Times New Roman"/>
+          <w:b w:val="0"/>
+          <w:i w:val="0"/>
+          <w:color w:val="000000"/>
+          <w:sz w:val="24"/>
+        </w:rPr>
+        <w:t>Final code review and repository cleanup: Complete final review of all source code for quality and security. Remove development credentials, ensure Docker Compose deployment works end-to-end on a clean environment. Finalize GitHub repository with complete documentation, README, and setup guide for Digital Forge Lab handoff.</w:t>
+      </w:r>
+    </w:p>
+    <w:p>
+      <w:pPr>
+        <w:spacing w:after="60" w:line="276" w:lineRule="auto"/>
+        <w:ind w:left="360"/>
+      </w:pPr>
+      <w:r>
+        <w:rPr>
+          <w:rFonts w:ascii="Times New Roman" w:hAnsi="Times New Roman" w:eastAsia="Times New Roman"/>
+          <w:b w:val="0"/>
+          <w:i w:val="0"/>
+          <w:color w:val="000000"/>
+          <w:sz w:val="24"/>
+        </w:rPr>
+        <w:t xml:space="preserve">•  </w:t>
+      </w:r>
+      <w:r>
+        <w:rPr>
+          <w:rFonts w:ascii="Times New Roman" w:hAnsi="Times New Roman" w:eastAsia="Times New Roman"/>
+          <w:b w:val="0"/>
+          <w:i w:val="0"/>
+          <w:color w:val="000000"/>
+          <w:sz w:val="24"/>
+        </w:rPr>
+        <w:t>Project closure: Complete Phase 6 activities including final documentation archival, lessons-learned summary, and sponsor sign-off. Submit all final materials before the April 30, 2026 deadline.</w:t>
+      </w:r>
+    </w:p>
+    <w:p>
+      <w:pPr>
+        <w:spacing w:after="120" w:line="276" w:lineRule="auto"/>
+      </w:pPr>
+      <w:r>
+        <w:rPr>
+          <w:rFonts w:ascii="Times New Roman" w:hAnsi="Times New Roman" w:eastAsia="Times New Roman"/>
+          <w:b/>
+          <w:i w:val="0"/>
+          <w:color w:val="000000"/>
+          <w:sz w:val="24"/>
+        </w:rPr>
+        <w:t>5. Project Checklist of Deliverables Documentation:</w:t>
+      </w:r>
+    </w:p>
+    <w:p>
+      <w:pPr>
+        <w:spacing w:after="120" w:line="276" w:lineRule="auto"/>
+      </w:pPr>
+      <w:r>
+        <w:rPr>
+          <w:rFonts w:ascii="Times New Roman" w:hAnsi="Times New Roman" w:eastAsia="Times New Roman"/>
+          <w:b w:val="0"/>
+          <w:i w:val="0"/>
+          <w:color w:val="000000"/>
+          <w:sz w:val="24"/>
+        </w:rPr>
+        <w:t>Please describe how you accomplished these items:</w:t>
+      </w:r>
+    </w:p>
+    <w:p>
+      <w:pPr>
+        <w:spacing w:after="120" w:line="276" w:lineRule="auto"/>
+      </w:pPr>
+      <w:r>
+        <w:rPr>
+          <w:rFonts w:ascii="Times New Roman" w:hAnsi="Times New Roman" w:eastAsia="Times New Roman"/>
+          <w:b/>
+          <w:i w:val="0"/>
+          <w:color w:val="000000"/>
+          <w:sz w:val="24"/>
+        </w:rPr>
+        <w:t>Did you arrange at least four meetings with the client during the project:</w:t>
+      </w:r>
+    </w:p>
+    <w:p>
+      <w:pPr>
+        <w:spacing w:after="120" w:line="276" w:lineRule="auto"/>
+      </w:pPr>
+      <w:r>
+        <w:rPr>
+          <w:rFonts w:ascii="Times New Roman" w:hAnsi="Times New Roman" w:eastAsia="Times New Roman"/>
+          <w:b w:val="0"/>
+          <w:i w:val="0"/>
+          <w:color w:val="000000"/>
+          <w:sz w:val="24"/>
+        </w:rPr>
+        <w:t>Yes. Two meetings have been completed and a final meeting is scheduled with the project sponsor, Dr. Andres Fortino (Digital Forge Lab):</w:t>
+      </w:r>
+    </w:p>
+    <w:p>
+      <w:pPr>
+        <w:spacing w:after="60" w:line="276" w:lineRule="auto"/>
+        <w:ind w:left="360"/>
+      </w:pPr>
+      <w:r>
+        <w:rPr>
+          <w:rFonts w:ascii="Times New Roman" w:hAnsi="Times New Roman" w:eastAsia="Times New Roman"/>
+          <w:b w:val="0"/>
+          <w:i w:val="0"/>
+          <w:color w:val="000000"/>
+          <w:sz w:val="24"/>
+        </w:rPr>
+        <w:t xml:space="preserve">•  </w:t>
+      </w:r>
+      <w:r>
+        <w:rPr>
+          <w:rFonts w:ascii="Times New Roman" w:hAnsi="Times New Roman" w:eastAsia="Times New Roman"/>
+          <w:b w:val="0"/>
+          <w:i w:val="0"/>
+          <w:color w:val="000000"/>
+          <w:sz w:val="24"/>
+        </w:rPr>
+        <w:t>[ ] Initial meeting to launch project. **DATE:** February 5, 2026. Reviewed project scope, confirmed NOAH database as the target dataset, established project objectives, and agreed on communication cadence.</w:t>
+      </w:r>
+    </w:p>
+    <w:p>
+      <w:pPr>
+        <w:spacing w:after="60" w:line="276" w:lineRule="auto"/>
+        <w:ind w:left="360"/>
+      </w:pPr>
+      <w:r>
+        <w:rPr>
+          <w:rFonts w:ascii="Times New Roman" w:hAnsi="Times New Roman" w:eastAsia="Times New Roman"/>
+          <w:b w:val="0"/>
+          <w:i w:val="0"/>
+          <w:color w:val="000000"/>
+          <w:sz w:val="24"/>
+        </w:rPr>
+        <w:t xml:space="preserve">•  </w:t>
+      </w:r>
+      <w:r>
+        <w:rPr>
+          <w:rFonts w:ascii="Times New Roman" w:hAnsi="Times New Roman" w:eastAsia="Times New Roman"/>
+          <w:b w:val="0"/>
+          <w:i w:val="0"/>
+          <w:color w:val="000000"/>
+          <w:sz w:val="24"/>
+        </w:rPr>
+        <w:t>[ ] Second meeting no more than two weeks after launch to review objectives. **DATE:** February 19, 2026. Reviewed FRS document and 4 project objectives with sponsor. Confirmed schema mapping approach (De Virgilio framework), validated data migration strategy, and discussed Text2Cypher accuracy targets (≥75%).</w:t>
+      </w:r>
+    </w:p>
+    <w:p>
+      <w:pPr>
+        <w:spacing w:after="60" w:line="276" w:lineRule="auto"/>
+        <w:ind w:left="360"/>
+      </w:pPr>
+      <w:r>
+        <w:rPr>
+          <w:rFonts w:ascii="Times New Roman" w:hAnsi="Times New Roman" w:eastAsia="Times New Roman"/>
+          <w:b w:val="0"/>
+          <w:i w:val="0"/>
+          <w:color w:val="000000"/>
+          <w:sz w:val="24"/>
+        </w:rPr>
+        <w:t xml:space="preserve">•  </w:t>
+      </w:r>
+      <w:r>
+        <w:rPr>
+          <w:rFonts w:ascii="Times New Roman" w:hAnsi="Times New Roman" w:eastAsia="Times New Roman"/>
+          <w:b w:val="0"/>
+          <w:i w:val="0"/>
+          <w:color w:val="000000"/>
+          <w:sz w:val="24"/>
+        </w:rPr>
+        <w:t>[ ] Final meeting to present results and hand in deliverables. **DATE:** Scheduled, pending. Will present final results, performance benchmarks, and all deliverables to sponsor. Will review project closure checklist and obtain sponsor sign-off on completion status.</w:t>
+      </w:r>
+    </w:p>
+    <w:p>
+      <w:pPr>
+        <w:spacing w:after="120" w:line="276" w:lineRule="auto"/>
+      </w:pPr>
+      <w:r>
+        <w:rPr>
+          <w:rFonts w:ascii="Times New Roman" w:hAnsi="Times New Roman" w:eastAsia="Times New Roman"/>
+          <w:b/>
+          <w:i w:val="0"/>
+          <w:color w:val="000000"/>
+          <w:sz w:val="24"/>
+        </w:rPr>
+        <w:t>Have you or will you provide a final report conforming to the template provided by the client?</w:t>
+      </w:r>
+    </w:p>
+    <w:p>
+      <w:pPr>
+        <w:spacing w:after="120" w:line="276" w:lineRule="auto"/>
+      </w:pPr>
+      <w:r>
+        <w:rPr>
+          <w:rFonts w:ascii="Times New Roman" w:hAnsi="Times New Roman" w:eastAsia="Times New Roman"/>
+          <w:b w:val="0"/>
+          <w:i w:val="0"/>
+          <w:color w:val="000000"/>
+          <w:sz w:val="24"/>
+        </w:rPr>
+        <w:t>Yes. Capstone report (\~4,000 words) completed, covering project background, methodology (Rel2Graph, De Virgilio, Data2Neo), implementation details (schema analysis, migration engine, Text2Cypher), results (95% accuracy, 1.6x performance improvement, 100% data integrity), and conclusions. Report conforms to the provided template format.</w:t>
+      </w:r>
+    </w:p>
+    <w:p>
+      <w:pPr>
+        <w:spacing w:after="120" w:line="276" w:lineRule="auto"/>
+      </w:pPr>
+      <w:r>
+        <w:rPr>
+          <w:rFonts w:ascii="Times New Roman" w:hAnsi="Times New Roman" w:eastAsia="Times New Roman"/>
+          <w:b/>
+          <w:i w:val="0"/>
+          <w:color w:val="000000"/>
+          <w:sz w:val="24"/>
+        </w:rPr>
+        <w:t>Will you or have you provide a repository of all final project files and a README user document in a public GitHub repository?</w:t>
+      </w:r>
+    </w:p>
+    <w:p>
+      <w:pPr>
+        <w:spacing w:after="120" w:line="276" w:lineRule="auto"/>
+      </w:pPr>
+      <w:r>
+        <w:rPr>
+          <w:rFonts w:ascii="Times New Roman" w:hAnsi="Times New Roman" w:eastAsia="Times New Roman"/>
+          <w:b w:val="0"/>
+          <w:i w:val="0"/>
+          <w:color w:val="000000"/>
+          <w:sz w:val="24"/>
+        </w:rPr>
+        <w:t>Yes. Public GitHub repository maintained with comprehensive documentation: README with setup instructions, system architecture document, user guide, API reference, Docker Compose deployment configuration, and educational Jupyter notebook. All source code, configuration files, and documentation are version-controlled and accessible.</w:t>
+      </w:r>
+    </w:p>
+    <w:p>
+      <w:pPr>
+        <w:spacing w:after="120" w:line="276" w:lineRule="auto"/>
+      </w:pPr>
+      <w:r>
+        <w:rPr>
+          <w:rFonts w:ascii="Times New Roman" w:hAnsi="Times New Roman" w:eastAsia="Times New Roman"/>
+          <w:b/>
+          <w:i w:val="0"/>
+          <w:color w:val="000000"/>
+          <w:sz w:val="24"/>
+        </w:rPr>
+        <w:t>Did you send weekly progress reports in written and email formats?</w:t>
+      </w:r>
+    </w:p>
+    <w:p>
+      <w:pPr>
+        <w:spacing w:after="120" w:line="276" w:lineRule="auto"/>
+      </w:pPr>
+      <w:r>
+        <w:rPr>
+          <w:rFonts w:ascii="Times New Roman" w:hAnsi="Times New Roman" w:eastAsia="Times New Roman"/>
+          <w:b w:val="0"/>
+          <w:i w:val="0"/>
+          <w:color w:val="000000"/>
+          <w:sz w:val="24"/>
+        </w:rPr>
+        <w:t>Yes. Weekly progress reports provided throughout the project duration via email communication and course assignment submissions. Reports included: summary of accomplishments from the past week, tasks planned for the upcoming week, and any issues requiring sponsor or professor input. Three formal status reports submitted (February 26, March 25, April 16) with RYG status indicators across 6 project areas.</w:t>
+      </w:r>
+    </w:p>
+    <w:p>
+      <w:pPr>
+        <w:spacing w:after="120" w:line="276" w:lineRule="auto"/>
+      </w:pPr>
+      <w:r>
+        <w:rPr>
+          <w:rFonts w:ascii="Times New Roman" w:hAnsi="Times New Roman" w:eastAsia="Times New Roman"/>
+          <w:b/>
+          <w:i w:val="0"/>
+          <w:color w:val="000000"/>
+          <w:sz w:val="24"/>
+        </w:rPr>
+        <w:t>6. Sponsor Signoff</w:t>
+      </w:r>
+    </w:p>
+    <w:p>
+      <w:pPr>
+        <w:spacing w:after="120" w:line="276" w:lineRule="auto"/>
+      </w:pPr>
+      <w:r>
+        <w:rPr>
+          <w:rFonts w:ascii="Times New Roman" w:hAnsi="Times New Roman" w:eastAsia="Times New Roman"/>
+          <w:b w:val="0"/>
+          <w:i w:val="0"/>
+          <w:color w:val="000000"/>
+          <w:sz w:val="24"/>
+        </w:rPr>
+        <w:t>Sponsor indicates agreement with the above status report:</w:t>
+      </w:r>
+    </w:p>
+    <w:p>
+      <w:pPr>
+        <w:spacing w:after="120" w:line="276" w:lineRule="auto"/>
+      </w:pPr>
+      <w:r>
+        <w:rPr>
+          <w:rFonts w:ascii="Times New Roman" w:hAnsi="Times New Roman" w:eastAsia="Times New Roman"/>
+          <w:b w:val="0"/>
+          <w:i w:val="0"/>
+          <w:color w:val="000000"/>
+          <w:sz w:val="24"/>
+        </w:rPr>
+        <w:t>By (signature): \_\_\_\_\_\_\_\_\_\_\_\_\_\_\_\_\_\_\_\_\_\_\_\_\_\_\_\_\_\_\_\_\_\_\_\_\_\_\_\_\_</w:t>
+      </w:r>
+    </w:p>
+    <w:p>
+      <w:pPr>
+        <w:spacing w:after="120" w:line="276" w:lineRule="auto"/>
+        <w:ind w:left="432"/>
+      </w:pPr>
+      <w:r>
+        <w:rPr>
+          <w:rFonts w:ascii="Times New Roman" w:hAnsi="Times New Roman" w:eastAsia="Times New Roman"/>
+          <w:b w:val="0"/>
+          <w:i/>
+          <w:color w:val="000000"/>
+          <w:sz w:val="24"/>
+        </w:rPr>
+        <w:t>Project Sponsor</w:t>
+      </w:r>
+    </w:p>
+    <w:p>
+      <w:pPr>
+        <w:spacing w:after="120" w:line="276" w:lineRule="auto"/>
+      </w:pPr>
+      <w:r>
+        <w:rPr>
+          <w:rFonts w:ascii="Times New Roman" w:hAnsi="Times New Roman" w:eastAsia="Times New Roman"/>
+          <w:b w:val="0"/>
+          <w:i w:val="0"/>
+          <w:color w:val="000000"/>
+          <w:sz w:val="24"/>
+        </w:rPr>
+        <w:t>Printed Name: \_\_\_\_\_\_\_\_\_\_\_\_\_\_\_\_\_\_\_\_\_\_\_\_\_\_\_\_\_\_\_\_\_\_\_\_\_\_\_\_\_</w:t>
+      </w:r>
+    </w:p>
+    <w:p>
+      <w:pPr>
+        <w:spacing w:after="120" w:line="276" w:lineRule="auto"/>
+        <w:ind w:left="432"/>
+      </w:pPr>
+      <w:r>
+        <w:rPr>
+          <w:rFonts w:ascii="Times New Roman" w:hAnsi="Times New Roman" w:eastAsia="Times New Roman"/>
+          <w:b w:val="0"/>
+          <w:i/>
+          <w:color w:val="000000"/>
+          <w:sz w:val="24"/>
+        </w:rPr>
+        <w:t>Dr. Andres Fortino</w:t>
+      </w:r>
+    </w:p>
+    <w:p>
+      <w:pPr>
+        <w:spacing w:after="360" w:line="276" w:lineRule="auto"/>
+      </w:pPr>
+    </w:p>
+    <w:p>
+      <w:pPr>
+        <w:spacing w:after="120" w:line="276" w:lineRule="auto"/>
+      </w:pPr>
+      <w:r>
+        <w:rPr>
+          <w:rFonts w:ascii="Times New Roman" w:hAnsi="Times New Roman" w:eastAsia="Times New Roman"/>
+          <w:b w:val="0"/>
+          <w:i w:val="0"/>
+          <w:color w:val="000000"/>
+          <w:sz w:val="24"/>
+        </w:rPr>
+        <w:t>Sponsor Signature: ____________________________________   Date: _______________</w:t>
+      </w:r>
+    </w:p>
+    <w:p>
+      <w:pPr>
+        <w:spacing w:after="120" w:line="276" w:lineRule="auto"/>
+      </w:pPr>
+      <w:r>
+        <w:rPr>
+          <w:rFonts w:ascii="Times New Roman" w:hAnsi="Times New Roman" w:eastAsia="Times New Roman"/>
+          <w:b w:val="0"/>
+          <w:i w:val="0"/>
+          <w:color w:val="000000"/>
+          <w:sz w:val="24"/>
+        </w:rPr>
+        <w:t>Printed Name: Dr. Andres Fortino</w:t>
       </w:r>
     </w:p>
     <w:p>
